--- a/data/outputs/v2/Core_Mathematics/SS2.9_Linear_Motion/Core_Mathematics_Linear_Motion_CBE_LessonSequence.docx
+++ b/data/outputs/v2/Core_Mathematics/SS2.9_Linear_Motion/Core_Mathematics_Linear_Motion_CBE_LessonSequence.docx
@@ -3154,32 +3154,32 @@
         <w:tc>
           <w:tcPr>
             <w:tcW w:type="dxa" w:w="1520"/>
-            <w:shd w:fill="F2F2F2" w:color="auto" w:val="clear"/>
-            <w:tcMar>
-              <w:top w:type="dxa" w:w="60"/>
-              <w:left w:type="dxa" w:w="120"/>
-              <w:bottom w:type="dxa" w:w="60"/>
-              <w:right w:type="dxa" w:w="120"/>
-            </w:tcMar>
-            <w:vAlign w:val="top"/>
-          </w:tcPr>
-          <w:p>
-            <w:pPr>
-              <w:spacing w:after="40" w:before="0"/>
-              <w:jc w:val="left"/>
-            </w:pPr>
-            <w:r>
-              <w:rPr>
-                <w:rFonts w:ascii="Arial" w:cs="Arial" w:eastAsia="Arial" w:hAnsi="Arial"/>
-                <w:b/>
-                <w:bCs/>
-                <w:i w:val="false"/>
-                <w:iCs w:val="false"/>
-                <w:color w:val="000000"/>
-                <w:sz w:val="18"/>
-                <w:szCs w:val="18"/>
-              </w:rPr>
-              <w:t xml:space="preserve">Phase 1 — PREDICT: What Do You Already Think Is Happening?</w:t>
+            <w:shd w:fill="EAD1F5" w:color="auto" w:val="clear"/>
+            <w:tcMar>
+              <w:top w:type="dxa" w:w="60"/>
+              <w:left w:type="dxa" w:w="120"/>
+              <w:bottom w:type="dxa" w:w="60"/>
+              <w:right w:type="dxa" w:w="120"/>
+            </w:tcMar>
+            <w:vAlign w:val="top"/>
+          </w:tcPr>
+          <w:p>
+            <w:pPr>
+              <w:spacing w:after="40" w:before="0"/>
+              <w:jc w:val="left"/>
+            </w:pPr>
+            <w:r>
+              <w:rPr>
+                <w:rFonts w:ascii="Arial" w:cs="Arial" w:eastAsia="Arial" w:hAnsi="Arial"/>
+                <w:b/>
+                <w:bCs/>
+                <w:i w:val="false"/>
+                <w:iCs w:val="false"/>
+                <w:color w:val="000000"/>
+                <w:sz w:val="18"/>
+                <w:szCs w:val="18"/>
+              </w:rPr>
+              <w:t xml:space="preserve">Predict Phase</w:t>
             </w:r>
           </w:p>
           <w:p>
@@ -3202,7 +3202,7 @@
             <w:pPr>
               <w:spacing w:after="20" w:before="0"/>
             </w:pPr>
-            <w:hyperlink w:history="1" r:id="rIdfggwjjglem0jxshitgyq3">
+            <w:hyperlink w:history="1" r:id="rId-menigf-emxgsouwfiuuu">
               <w:r>
                 <w:rPr>
                   <w:rFonts w:ascii="Arial" w:cs="Arial" w:eastAsia="Arial" w:hAnsi="Arial"/>
@@ -3235,7 +3235,7 @@
               <w:spacing w:after="10" w:before="0"/>
               <w:ind w:left="120"/>
             </w:pPr>
-            <w:hyperlink w:history="1" r:id="rIdtedp-p_4ix7nfaedn5lcb">
+            <w:hyperlink w:history="1" r:id="rIdfcnxwxdzomih1_zwl5fhi">
               <w:r>
                 <w:rPr>
                   <w:rFonts w:ascii="Arial" w:cs="Arial" w:eastAsia="Arial" w:hAnsi="Arial"/>
@@ -3280,7 +3280,7 @@
             <w:pPr>
               <w:spacing w:after="20" w:before="0"/>
             </w:pPr>
-            <w:hyperlink w:history="1" r:id="rIdlo6vlwf6zbvcijtwxq77x">
+            <w:hyperlink w:history="1" r:id="rIdeoctykcdouooxqhsjibcz">
               <w:r>
                 <w:rPr>
                   <w:rFonts w:ascii="Arial" w:cs="Arial" w:eastAsia="Arial" w:hAnsi="Arial"/>
@@ -3313,7 +3313,7 @@
               <w:spacing w:after="10" w:before="0"/>
               <w:ind w:left="120"/>
             </w:pPr>
-            <w:hyperlink w:history="1" r:id="rIdcp4t7opbwxoo6b_dh8ftb">
+            <w:hyperlink w:history="1" r:id="rIdopzu5dmyefuc5wpdolou8">
               <w:r>
                 <w:rPr>
                   <w:rFonts w:ascii="Arial" w:cs="Arial" w:eastAsia="Arial" w:hAnsi="Arial"/>
@@ -3460,32 +3460,32 @@
         <w:tc>
           <w:tcPr>
             <w:tcW w:type="dxa" w:w="1520"/>
-            <w:shd w:fill="F2F2F2" w:color="auto" w:val="clear"/>
-            <w:tcMar>
-              <w:top w:type="dxa" w:w="60"/>
-              <w:left w:type="dxa" w:w="120"/>
-              <w:bottom w:type="dxa" w:w="60"/>
-              <w:right w:type="dxa" w:w="120"/>
-            </w:tcMar>
-            <w:vAlign w:val="top"/>
-          </w:tcPr>
-          <w:p>
-            <w:pPr>
-              <w:spacing w:after="40" w:before="0"/>
-              <w:jc w:val="left"/>
-            </w:pPr>
-            <w:r>
-              <w:rPr>
-                <w:rFonts w:ascii="Arial" w:cs="Arial" w:eastAsia="Arial" w:hAnsi="Arial"/>
-                <w:b/>
-                <w:bCs/>
-                <w:i w:val="false"/>
-                <w:iCs w:val="false"/>
-                <w:color w:val="000000"/>
-                <w:sz w:val="18"/>
-                <w:szCs w:val="18"/>
-              </w:rPr>
-              <w:t xml:space="preserve">Phase 2 — OBSERVE: The Marathon Video Clip &amp; Data Examination</w:t>
+            <w:shd w:fill="D9EEF1" w:color="auto" w:val="clear"/>
+            <w:tcMar>
+              <w:top w:type="dxa" w:w="60"/>
+              <w:left w:type="dxa" w:w="120"/>
+              <w:bottom w:type="dxa" w:w="60"/>
+              <w:right w:type="dxa" w:w="120"/>
+            </w:tcMar>
+            <w:vAlign w:val="top"/>
+          </w:tcPr>
+          <w:p>
+            <w:pPr>
+              <w:spacing w:after="40" w:before="0"/>
+              <w:jc w:val="left"/>
+            </w:pPr>
+            <w:r>
+              <w:rPr>
+                <w:rFonts w:ascii="Arial" w:cs="Arial" w:eastAsia="Arial" w:hAnsi="Arial"/>
+                <w:b/>
+                <w:bCs/>
+                <w:i w:val="false"/>
+                <w:iCs w:val="false"/>
+                <w:color w:val="000000"/>
+                <w:sz w:val="18"/>
+                <w:szCs w:val="18"/>
+              </w:rPr>
+              <w:t xml:space="preserve">Observe Phase</w:t>
             </w:r>
           </w:p>
           <w:p>
@@ -3508,7 +3508,7 @@
             <w:pPr>
               <w:spacing w:after="20" w:before="0"/>
             </w:pPr>
-            <w:hyperlink w:history="1" r:id="rIdndh1elqw5gimgbghhwf8c">
+            <w:hyperlink w:history="1" r:id="rIdb8ygm3yoztgbveqbjeq76">
               <w:r>
                 <w:rPr>
                   <w:rFonts w:ascii="Arial" w:cs="Arial" w:eastAsia="Arial" w:hAnsi="Arial"/>
@@ -3541,7 +3541,7 @@
               <w:spacing w:after="10" w:before="0"/>
               <w:ind w:left="120"/>
             </w:pPr>
-            <w:hyperlink w:history="1" r:id="rId339xqkv6tpekeiu1yucsh">
+            <w:hyperlink w:history="1" r:id="rIdgqlpdadip37jnrpme9u4o">
               <w:r>
                 <w:rPr>
                   <w:rFonts w:ascii="Arial" w:cs="Arial" w:eastAsia="Arial" w:hAnsi="Arial"/>
@@ -3586,7 +3586,7 @@
             <w:pPr>
               <w:spacing w:after="20" w:before="0"/>
             </w:pPr>
-            <w:hyperlink w:history="1" r:id="rIduwupq6rl4x7rw4ay6dfar">
+            <w:hyperlink w:history="1" r:id="rIdysgnm0ut8u1jhrptboi0c">
               <w:r>
                 <w:rPr>
                   <w:rFonts w:ascii="Arial" w:cs="Arial" w:eastAsia="Arial" w:hAnsi="Arial"/>
@@ -3619,7 +3619,7 @@
               <w:spacing w:after="10" w:before="0"/>
               <w:ind w:left="120"/>
             </w:pPr>
-            <w:hyperlink w:history="1" r:id="rIddevlrshwg_si4mmcylxfy">
+            <w:hyperlink w:history="1" r:id="rIdkhfdhifdxue8zyp2fspqm">
               <w:r>
                 <w:rPr>
                   <w:rFonts w:ascii="Arial" w:cs="Arial" w:eastAsia="Arial" w:hAnsi="Arial"/>
@@ -3766,32 +3766,32 @@
         <w:tc>
           <w:tcPr>
             <w:tcW w:type="dxa" w:w="1520"/>
-            <w:shd w:fill="F2F2F2" w:color="auto" w:val="clear"/>
-            <w:tcMar>
-              <w:top w:type="dxa" w:w="60"/>
-              <w:left w:type="dxa" w:w="120"/>
-              <w:bottom w:type="dxa" w:w="60"/>
-              <w:right w:type="dxa" w:w="120"/>
-            </w:tcMar>
-            <w:vAlign w:val="top"/>
-          </w:tcPr>
-          <w:p>
-            <w:pPr>
-              <w:spacing w:after="40" w:before="0"/>
-              <w:jc w:val="left"/>
-            </w:pPr>
-            <w:r>
-              <w:rPr>
-                <w:rFonts w:ascii="Arial" w:cs="Arial" w:eastAsia="Arial" w:hAnsi="Arial"/>
-                <w:b/>
-                <w:bCs/>
-                <w:i w:val="false"/>
-                <w:iCs w:val="false"/>
-                <w:color w:val="000000"/>
-                <w:sz w:val="18"/>
-                <w:szCs w:val="18"/>
-              </w:rPr>
-              <w:t xml:space="preserve">Phase 3 — EXPLAIN: Defining the Language of Motion</w:t>
+            <w:shd w:fill="E2EFDA" w:color="auto" w:val="clear"/>
+            <w:tcMar>
+              <w:top w:type="dxa" w:w="60"/>
+              <w:left w:type="dxa" w:w="120"/>
+              <w:bottom w:type="dxa" w:w="60"/>
+              <w:right w:type="dxa" w:w="120"/>
+            </w:tcMar>
+            <w:vAlign w:val="top"/>
+          </w:tcPr>
+          <w:p>
+            <w:pPr>
+              <w:spacing w:after="40" w:before="0"/>
+              <w:jc w:val="left"/>
+            </w:pPr>
+            <w:r>
+              <w:rPr>
+                <w:rFonts w:ascii="Arial" w:cs="Arial" w:eastAsia="Arial" w:hAnsi="Arial"/>
+                <w:b/>
+                <w:bCs/>
+                <w:i w:val="false"/>
+                <w:iCs w:val="false"/>
+                <w:color w:val="000000"/>
+                <w:sz w:val="18"/>
+                <w:szCs w:val="18"/>
+              </w:rPr>
+              <w:t xml:space="preserve">Explain Phase</w:t>
             </w:r>
           </w:p>
           <w:p>
@@ -3814,7 +3814,7 @@
             <w:pPr>
               <w:spacing w:after="20" w:before="0"/>
             </w:pPr>
-            <w:hyperlink w:history="1" r:id="rId2jlp6ay3g50ryrzm2mtze">
+            <w:hyperlink w:history="1" r:id="rIdcpoxh6_l6oougoakpfhqj">
               <w:r>
                 <w:rPr>
                   <w:rFonts w:ascii="Arial" w:cs="Arial" w:eastAsia="Arial" w:hAnsi="Arial"/>
@@ -3847,7 +3847,7 @@
               <w:spacing w:after="10" w:before="0"/>
               <w:ind w:left="120"/>
             </w:pPr>
-            <w:hyperlink w:history="1" r:id="rIdwqjydhqmvka98ve_zwow8">
+            <w:hyperlink w:history="1" r:id="rId1r57yn0gubql5ec7e7ey5">
               <w:r>
                 <w:rPr>
                   <w:rFonts w:ascii="Arial" w:cs="Arial" w:eastAsia="Arial" w:hAnsi="Arial"/>
@@ -3892,7 +3892,7 @@
             <w:pPr>
               <w:spacing w:after="20" w:before="0"/>
             </w:pPr>
-            <w:hyperlink w:history="1" r:id="rIdoveczyqprn3w-kj0gdipz">
+            <w:hyperlink w:history="1" r:id="rIdm6h1wos3bajuirrsxjajz">
               <w:r>
                 <w:rPr>
                   <w:rFonts w:ascii="Arial" w:cs="Arial" w:eastAsia="Arial" w:hAnsi="Arial"/>
@@ -3925,7 +3925,7 @@
               <w:spacing w:after="10" w:before="0"/>
               <w:ind w:left="120"/>
             </w:pPr>
-            <w:hyperlink w:history="1" r:id="rIdd8_ygj7pfu7lpx1ptcsbe">
+            <w:hyperlink w:history="1" r:id="rId9pks1nbxbzq6oegvrwjtm">
               <w:r>
                 <w:rPr>
                   <w:rFonts w:ascii="Arial" w:cs="Arial" w:eastAsia="Arial" w:hAnsi="Arial"/>
@@ -4072,32 +4072,32 @@
         <w:tc>
           <w:tcPr>
             <w:tcW w:type="dxa" w:w="1520"/>
-            <w:shd w:fill="F2F2F2" w:color="auto" w:val="clear"/>
-            <w:tcMar>
-              <w:top w:type="dxa" w:w="60"/>
-              <w:left w:type="dxa" w:w="120"/>
-              <w:bottom w:type="dxa" w:w="60"/>
-              <w:right w:type="dxa" w:w="120"/>
-            </w:tcMar>
-            <w:vAlign w:val="top"/>
-          </w:tcPr>
-          <w:p>
-            <w:pPr>
-              <w:spacing w:after="40" w:before="0"/>
-              <w:jc w:val="left"/>
-            </w:pPr>
-            <w:r>
-              <w:rPr>
-                <w:rFonts w:ascii="Arial" w:cs="Arial" w:eastAsia="Arial" w:hAnsi="Arial"/>
-                <w:b/>
-                <w:bCs/>
-                <w:i w:val="false"/>
-                <w:iCs w:val="false"/>
-                <w:color w:val="000000"/>
-                <w:sz w:val="18"/>
-                <w:szCs w:val="18"/>
-              </w:rPr>
-              <w:t xml:space="preserve">Phase 4 — DRIVING QUESTION BOARD (DQB): Capturing Our Wonderings</w:t>
+            <w:shd w:fill="FCE4D6" w:color="auto" w:val="clear"/>
+            <w:tcMar>
+              <w:top w:type="dxa" w:w="60"/>
+              <w:left w:type="dxa" w:w="120"/>
+              <w:bottom w:type="dxa" w:w="60"/>
+              <w:right w:type="dxa" w:w="120"/>
+            </w:tcMar>
+            <w:vAlign w:val="top"/>
+          </w:tcPr>
+          <w:p>
+            <w:pPr>
+              <w:spacing w:after="40" w:before="0"/>
+              <w:jc w:val="left"/>
+            </w:pPr>
+            <w:r>
+              <w:rPr>
+                <w:rFonts w:ascii="Arial" w:cs="Arial" w:eastAsia="Arial" w:hAnsi="Arial"/>
+                <w:b/>
+                <w:bCs/>
+                <w:i w:val="false"/>
+                <w:iCs w:val="false"/>
+                <w:color w:val="000000"/>
+                <w:sz w:val="18"/>
+                <w:szCs w:val="18"/>
+              </w:rPr>
+              <w:t xml:space="preserve">Driving Question Board (DQB) Creation</w:t>
             </w:r>
           </w:p>
           <w:p>
@@ -4120,7 +4120,7 @@
             <w:pPr>
               <w:spacing w:after="20" w:before="0"/>
             </w:pPr>
-            <w:hyperlink w:history="1" r:id="rIdtcsv53p8kgz5s3h25ink0">
+            <w:hyperlink w:history="1" r:id="rIdcdagy5nxf_nnewzjr1fgh">
               <w:r>
                 <w:rPr>
                   <w:rFonts w:ascii="Arial" w:cs="Arial" w:eastAsia="Arial" w:hAnsi="Arial"/>
@@ -4153,7 +4153,7 @@
               <w:spacing w:after="10" w:before="0"/>
               <w:ind w:left="120"/>
             </w:pPr>
-            <w:hyperlink w:history="1" r:id="rId9vjqruku26vyx5jwejopj">
+            <w:hyperlink w:history="1" r:id="rId7mys3xyceiddnn53gceon">
               <w:r>
                 <w:rPr>
                   <w:rFonts w:ascii="Arial" w:cs="Arial" w:eastAsia="Arial" w:hAnsi="Arial"/>
@@ -4198,7 +4198,7 @@
             <w:pPr>
               <w:spacing w:after="20" w:before="0"/>
             </w:pPr>
-            <w:hyperlink w:history="1" r:id="rIdsunce3a9lnxxexdj1lrtr">
+            <w:hyperlink w:history="1" r:id="rIdquva5h7pnw8zmb2hajo2o">
               <w:r>
                 <w:rPr>
                   <w:rFonts w:ascii="Arial" w:cs="Arial" w:eastAsia="Arial" w:hAnsi="Arial"/>
@@ -4231,7 +4231,7 @@
               <w:spacing w:after="10" w:before="0"/>
               <w:ind w:left="120"/>
             </w:pPr>
-            <w:hyperlink w:history="1" r:id="rIdbxsro5mkjvsg1hgzf7iae">
+            <w:hyperlink w:history="1" r:id="rIdzq7o-sth-c7yuc-vqkxdn">
               <w:r>
                 <w:rPr>
                   <w:rFonts w:ascii="Arial" w:cs="Arial" w:eastAsia="Arial" w:hAnsi="Arial"/>
@@ -4378,32 +4378,32 @@
         <w:tc>
           <w:tcPr>
             <w:tcW w:type="dxa" w:w="1520"/>
-            <w:shd w:fill="F2F2F2" w:color="auto" w:val="clear"/>
-            <w:tcMar>
-              <w:top w:type="dxa" w:w="60"/>
-              <w:left w:type="dxa" w:w="120"/>
-              <w:bottom w:type="dxa" w:w="60"/>
-              <w:right w:type="dxa" w:w="120"/>
-            </w:tcMar>
-            <w:vAlign w:val="top"/>
-          </w:tcPr>
-          <w:p>
-            <w:pPr>
-              <w:spacing w:after="40" w:before="0"/>
-              <w:jc w:val="left"/>
-            </w:pPr>
-            <w:r>
-              <w:rPr>
-                <w:rFonts w:ascii="Arial" w:cs="Arial" w:eastAsia="Arial" w:hAnsi="Arial"/>
-                <w:b/>
-                <w:bCs/>
-                <w:i w:val="false"/>
-                <w:iCs w:val="false"/>
-                <w:color w:val="000000"/>
-                <w:sz w:val="18"/>
-                <w:szCs w:val="18"/>
-              </w:rPr>
-              <w:t xml:space="preserve">Phase 5 — MODEL BUILDING: Our First Motion Model — The Class Race Data Table</w:t>
+            <w:shd w:fill="D5E8F0" w:color="auto" w:val="clear"/>
+            <w:tcMar>
+              <w:top w:type="dxa" w:w="60"/>
+              <w:left w:type="dxa" w:w="120"/>
+              <w:bottom w:type="dxa" w:w="60"/>
+              <w:right w:type="dxa" w:w="120"/>
+            </w:tcMar>
+            <w:vAlign w:val="top"/>
+          </w:tcPr>
+          <w:p>
+            <w:pPr>
+              <w:spacing w:after="40" w:before="0"/>
+              <w:jc w:val="left"/>
+            </w:pPr>
+            <w:r>
+              <w:rPr>
+                <w:rFonts w:ascii="Arial" w:cs="Arial" w:eastAsia="Arial" w:hAnsi="Arial"/>
+                <w:b/>
+                <w:bCs/>
+                <w:i w:val="false"/>
+                <w:iCs w:val="false"/>
+                <w:color w:val="000000"/>
+                <w:sz w:val="18"/>
+                <w:szCs w:val="18"/>
+              </w:rPr>
+              <w:t xml:space="preserve">Model Building Phase</w:t>
             </w:r>
           </w:p>
           <w:p>
@@ -4426,7 +4426,7 @@
             <w:pPr>
               <w:spacing w:after="20" w:before="0"/>
             </w:pPr>
-            <w:hyperlink w:history="1" r:id="rIdpxd7du5knog16oeduaqgi">
+            <w:hyperlink w:history="1" r:id="rId1umyeioipqdnz1bziobrw">
               <w:r>
                 <w:rPr>
                   <w:rFonts w:ascii="Arial" w:cs="Arial" w:eastAsia="Arial" w:hAnsi="Arial"/>
@@ -4459,7 +4459,7 @@
               <w:spacing w:after="10" w:before="0"/>
               <w:ind w:left="120"/>
             </w:pPr>
-            <w:hyperlink w:history="1" r:id="rId9_xrjtkavngtnqmzrf4cy">
+            <w:hyperlink w:history="1" r:id="rIdujt4mn3zwyzslfz0a8svm">
               <w:r>
                 <w:rPr>
                   <w:rFonts w:ascii="Arial" w:cs="Arial" w:eastAsia="Arial" w:hAnsi="Arial"/>
@@ -4504,7 +4504,7 @@
             <w:pPr>
               <w:spacing w:after="20" w:before="0"/>
             </w:pPr>
-            <w:hyperlink w:history="1" r:id="rIdipqco5sigodp_xz81hnrx">
+            <w:hyperlink w:history="1" r:id="rId4iecroxtq8zddapyjtnle">
               <w:r>
                 <w:rPr>
                   <w:rFonts w:ascii="Arial" w:cs="Arial" w:eastAsia="Arial" w:hAnsi="Arial"/>
@@ -4537,7 +4537,7 @@
               <w:spacing w:after="10" w:before="0"/>
               <w:ind w:left="120"/>
             </w:pPr>
-            <w:hyperlink w:history="1" r:id="rId9li0xd0x5aog-6csbcxau">
+            <w:hyperlink w:history="1" r:id="rIdzp7d_qbu3oxgte6xnb1jq">
               <w:r>
                 <w:rPr>
                   <w:rFonts w:ascii="Arial" w:cs="Arial" w:eastAsia="Arial" w:hAnsi="Arial"/>
@@ -6107,7 +6107,7 @@
             <w:pPr>
               <w:spacing w:after="20" w:before="0"/>
             </w:pPr>
-            <w:hyperlink w:history="1" r:id="rIdsfq0diwi0snw_zksqr_2h">
+            <w:hyperlink w:history="1" r:id="rIdimypfg-docvgaew6-dod4">
               <w:r>
                 <w:rPr>
                   <w:rFonts w:ascii="Arial" w:cs="Arial" w:eastAsia="Arial" w:hAnsi="Arial"/>
@@ -6140,7 +6140,7 @@
               <w:spacing w:after="10" w:before="0"/>
               <w:ind w:left="120"/>
             </w:pPr>
-            <w:hyperlink w:history="1" r:id="rIdw41xvuiqswtniu7uxos3x">
+            <w:hyperlink w:history="1" r:id="rIdegtcehr81ncfyrxkzdv63">
               <w:r>
                 <w:rPr>
                   <w:rFonts w:ascii="Arial" w:cs="Arial" w:eastAsia="Arial" w:hAnsi="Arial"/>
@@ -6185,7 +6185,7 @@
             <w:pPr>
               <w:spacing w:after="20" w:before="0"/>
             </w:pPr>
-            <w:hyperlink w:history="1" r:id="rId9_oht-k5-gz-1l00rxupc">
+            <w:hyperlink w:history="1" r:id="rIdmxxydm-1rn7m4kidwpjvq">
               <w:r>
                 <w:rPr>
                   <w:rFonts w:ascii="Arial" w:cs="Arial" w:eastAsia="Arial" w:hAnsi="Arial"/>
@@ -6218,7 +6218,7 @@
               <w:spacing w:after="10" w:before="0"/>
               <w:ind w:left="120"/>
             </w:pPr>
-            <w:hyperlink w:history="1" r:id="rId8luquahez6s25xka9lwaz">
+            <w:hyperlink w:history="1" r:id="rIdho0drrldqadzwu63rvooc">
               <w:r>
                 <w:rPr>
                   <w:rFonts w:ascii="Arial" w:cs="Arial" w:eastAsia="Arial" w:hAnsi="Arial"/>
@@ -6413,7 +6413,7 @@
             <w:pPr>
               <w:spacing w:after="20" w:before="0"/>
             </w:pPr>
-            <w:hyperlink w:history="1" r:id="rIdzub7hcpppl3ukrv2ewqgy">
+            <w:hyperlink w:history="1" r:id="rIdkqaoyvw-gcgt1m0prf_kv">
               <w:r>
                 <w:rPr>
                   <w:rFonts w:ascii="Arial" w:cs="Arial" w:eastAsia="Arial" w:hAnsi="Arial"/>
@@ -6446,7 +6446,7 @@
               <w:spacing w:after="10" w:before="0"/>
               <w:ind w:left="120"/>
             </w:pPr>
-            <w:hyperlink w:history="1" r:id="rIdlfvwt05x2zexxof1ulbvl">
+            <w:hyperlink w:history="1" r:id="rId481c2ko-a5czkuj17gwh-">
               <w:r>
                 <w:rPr>
                   <w:rFonts w:ascii="Arial" w:cs="Arial" w:eastAsia="Arial" w:hAnsi="Arial"/>
@@ -6491,7 +6491,7 @@
             <w:pPr>
               <w:spacing w:after="20" w:before="0"/>
             </w:pPr>
-            <w:hyperlink w:history="1" r:id="rIddxf2rrzmtkrcpd6eezy4-">
+            <w:hyperlink w:history="1" r:id="rIdtj5jyq7ffd1vugr1hjqh7">
               <w:r>
                 <w:rPr>
                   <w:rFonts w:ascii="Arial" w:cs="Arial" w:eastAsia="Arial" w:hAnsi="Arial"/>
@@ -6524,7 +6524,7 @@
               <w:spacing w:after="10" w:before="0"/>
               <w:ind w:left="120"/>
             </w:pPr>
-            <w:hyperlink w:history="1" r:id="rIdtbmdsns2f0_kiqw6aj0nb">
+            <w:hyperlink w:history="1" r:id="rIdxsgvuocrw3b9kycyuihbi">
               <w:r>
                 <w:rPr>
                   <w:rFonts w:ascii="Arial" w:cs="Arial" w:eastAsia="Arial" w:hAnsi="Arial"/>
@@ -6719,7 +6719,7 @@
             <w:pPr>
               <w:spacing w:after="20" w:before="0"/>
             </w:pPr>
-            <w:hyperlink w:history="1" r:id="rId1cispn9ataaceses3mu86">
+            <w:hyperlink w:history="1" r:id="rIdda0werlzbo-wu9cxx3apm">
               <w:r>
                 <w:rPr>
                   <w:rFonts w:ascii="Arial" w:cs="Arial" w:eastAsia="Arial" w:hAnsi="Arial"/>
@@ -6752,7 +6752,7 @@
               <w:spacing w:after="10" w:before="0"/>
               <w:ind w:left="120"/>
             </w:pPr>
-            <w:hyperlink w:history="1" r:id="rIdw3xikp_2uhqa4ysng2igd">
+            <w:hyperlink w:history="1" r:id="rId64uo_juc8bptxrs_mzvmd">
               <w:r>
                 <w:rPr>
                   <w:rFonts w:ascii="Arial" w:cs="Arial" w:eastAsia="Arial" w:hAnsi="Arial"/>
@@ -6797,7 +6797,7 @@
             <w:pPr>
               <w:spacing w:after="20" w:before="0"/>
             </w:pPr>
-            <w:hyperlink w:history="1" r:id="rIdxrok0pxo52rmq8eh_h2kx">
+            <w:hyperlink w:history="1" r:id="rIdlewxgzurgzy_5ydw2p9zo">
               <w:r>
                 <w:rPr>
                   <w:rFonts w:ascii="Arial" w:cs="Arial" w:eastAsia="Arial" w:hAnsi="Arial"/>
@@ -6830,7 +6830,7 @@
               <w:spacing w:after="10" w:before="0"/>
               <w:ind w:left="120"/>
             </w:pPr>
-            <w:hyperlink w:history="1" r:id="rId8whbouafxjonljbz7ueps">
+            <w:hyperlink w:history="1" r:id="rId7n8q6p1krb9xdwnebjaei">
               <w:r>
                 <w:rPr>
                   <w:rFonts w:ascii="Arial" w:cs="Arial" w:eastAsia="Arial" w:hAnsi="Arial"/>
@@ -7139,7 +7139,7 @@
             <w:pPr>
               <w:spacing w:after="20" w:before="0"/>
             </w:pPr>
-            <w:hyperlink w:history="1" r:id="rId-dezgwsgo2jwg_ehgl_yv">
+            <w:hyperlink w:history="1" r:id="rIdlt9bjh4an2kri_dltditc">
               <w:r>
                 <w:rPr>
                   <w:rFonts w:ascii="Arial" w:cs="Arial" w:eastAsia="Arial" w:hAnsi="Arial"/>
@@ -7172,7 +7172,7 @@
               <w:spacing w:after="10" w:before="0"/>
               <w:ind w:left="120"/>
             </w:pPr>
-            <w:hyperlink w:history="1" r:id="rIdagjbrow4elcx0bb9l_-y4">
+            <w:hyperlink w:history="1" r:id="rIdxcc5sypxvgoa9cr3wy1ai">
               <w:r>
                 <w:rPr>
                   <w:rFonts w:ascii="Arial" w:cs="Arial" w:eastAsia="Arial" w:hAnsi="Arial"/>
@@ -7217,7 +7217,7 @@
             <w:pPr>
               <w:spacing w:after="20" w:before="0"/>
             </w:pPr>
-            <w:hyperlink w:history="1" r:id="rIdpnx6cuu75v0mpeu2wfasi">
+            <w:hyperlink w:history="1" r:id="rIdz0sffrvbu-od745r7ckwq">
               <w:r>
                 <w:rPr>
                   <w:rFonts w:ascii="Arial" w:cs="Arial" w:eastAsia="Arial" w:hAnsi="Arial"/>
@@ -7250,7 +7250,7 @@
               <w:spacing w:after="10" w:before="0"/>
               <w:ind w:left="120"/>
             </w:pPr>
-            <w:hyperlink w:history="1" r:id="rIdhvz4ne9qpjpmq_k6urvxp">
+            <w:hyperlink w:history="1" r:id="rIdyto7hiij__qj0qyrf01of">
               <w:r>
                 <w:rPr>
                   <w:rFonts w:ascii="Arial" w:cs="Arial" w:eastAsia="Arial" w:hAnsi="Arial"/>
@@ -7445,7 +7445,7 @@
             <w:pPr>
               <w:spacing w:after="20" w:before="0"/>
             </w:pPr>
-            <w:hyperlink w:history="1" r:id="rIdyrklk_p_1cgy0vl4b-z04">
+            <w:hyperlink w:history="1" r:id="rId3k49nfxy9b4eapeile7xd">
               <w:r>
                 <w:rPr>
                   <w:rFonts w:ascii="Arial" w:cs="Arial" w:eastAsia="Arial" w:hAnsi="Arial"/>
@@ -7478,7 +7478,7 @@
               <w:spacing w:after="10" w:before="0"/>
               <w:ind w:left="120"/>
             </w:pPr>
-            <w:hyperlink w:history="1" r:id="rId2qyfswg6pgde8mdfvysjn">
+            <w:hyperlink w:history="1" r:id="rId7weztfosxplwqse2oql0h">
               <w:r>
                 <w:rPr>
                   <w:rFonts w:ascii="Arial" w:cs="Arial" w:eastAsia="Arial" w:hAnsi="Arial"/>
@@ -7523,7 +7523,7 @@
             <w:pPr>
               <w:spacing w:after="20" w:before="0"/>
             </w:pPr>
-            <w:hyperlink w:history="1" r:id="rIdeyalrg-uskngc0xr13zxr">
+            <w:hyperlink w:history="1" r:id="rIdzvzxeenhfajhiced7lb3n">
               <w:r>
                 <w:rPr>
                   <w:rFonts w:ascii="Arial" w:cs="Arial" w:eastAsia="Arial" w:hAnsi="Arial"/>
@@ -7556,7 +7556,7 @@
               <w:spacing w:after="10" w:before="0"/>
               <w:ind w:left="120"/>
             </w:pPr>
-            <w:hyperlink w:history="1" r:id="rIdgzacgfr_a5hii-__6toru">
+            <w:hyperlink w:history="1" r:id="rIdaopwiwb3zezdhfq41fqxf">
               <w:r>
                 <w:rPr>
                   <w:rFonts w:ascii="Arial" w:cs="Arial" w:eastAsia="Arial" w:hAnsi="Arial"/>
@@ -8995,32 +8995,32 @@
         <w:tc>
           <w:tcPr>
             <w:tcW w:type="dxa" w:w="1520"/>
-            <w:shd w:fill="F2F2F2" w:color="auto" w:val="clear"/>
-            <w:tcMar>
-              <w:top w:type="dxa" w:w="60"/>
-              <w:left w:type="dxa" w:w="120"/>
-              <w:bottom w:type="dxa" w:w="60"/>
-              <w:right w:type="dxa" w:w="120"/>
-            </w:tcMar>
-            <w:vAlign w:val="top"/>
-          </w:tcPr>
-          <w:p>
-            <w:pPr>
-              <w:spacing w:after="40" w:before="0"/>
-              <w:jc w:val="left"/>
-            </w:pPr>
-            <w:r>
-              <w:rPr>
-                <w:rFonts w:ascii="Arial" w:cs="Arial" w:eastAsia="Arial" w:hAnsi="Arial"/>
-                <w:b/>
-                <w:bCs/>
-                <w:i w:val="false"/>
-                <w:iCs w:val="false"/>
-                <w:color w:val="000000"/>
-                <w:sz w:val="18"/>
-                <w:szCs w:val="18"/>
-              </w:rPr>
-              <w:t xml:space="preserve">Phase 1 — Predict</w:t>
+            <w:shd w:fill="EAD1F5" w:color="auto" w:val="clear"/>
+            <w:tcMar>
+              <w:top w:type="dxa" w:w="60"/>
+              <w:left w:type="dxa" w:w="120"/>
+              <w:bottom w:type="dxa" w:w="60"/>
+              <w:right w:type="dxa" w:w="120"/>
+            </w:tcMar>
+            <w:vAlign w:val="top"/>
+          </w:tcPr>
+          <w:p>
+            <w:pPr>
+              <w:spacing w:after="40" w:before="0"/>
+              <w:jc w:val="left"/>
+            </w:pPr>
+            <w:r>
+              <w:rPr>
+                <w:rFonts w:ascii="Arial" w:cs="Arial" w:eastAsia="Arial" w:hAnsi="Arial"/>
+                <w:b/>
+                <w:bCs/>
+                <w:i w:val="false"/>
+                <w:iCs w:val="false"/>
+                <w:color w:val="000000"/>
+                <w:sz w:val="18"/>
+                <w:szCs w:val="18"/>
+              </w:rPr>
+              <w:t xml:space="preserve">Predict Phase</w:t>
             </w:r>
           </w:p>
           <w:p>
@@ -9043,7 +9043,7 @@
             <w:pPr>
               <w:spacing w:after="20" w:before="0"/>
             </w:pPr>
-            <w:hyperlink w:history="1" r:id="rId3otp6husuy24vn69thlco">
+            <w:hyperlink w:history="1" r:id="rIdsgt6pglvca0l-hb-k_qtq">
               <w:r>
                 <w:rPr>
                   <w:rFonts w:ascii="Arial" w:cs="Arial" w:eastAsia="Arial" w:hAnsi="Arial"/>
@@ -9076,7 +9076,7 @@
               <w:spacing w:after="10" w:before="0"/>
               <w:ind w:left="120"/>
             </w:pPr>
-            <w:hyperlink w:history="1" r:id="rIdfv16ziosyjcmbwhrktrlj">
+            <w:hyperlink w:history="1" r:id="rIdxdyc1luvimxk_nrhxqzbp">
               <w:r>
                 <w:rPr>
                   <w:rFonts w:ascii="Arial" w:cs="Arial" w:eastAsia="Arial" w:hAnsi="Arial"/>
@@ -9121,7 +9121,7 @@
             <w:pPr>
               <w:spacing w:after="20" w:before="0"/>
             </w:pPr>
-            <w:hyperlink w:history="1" r:id="rIdkhs8fpawnnivrbn7ftwyo">
+            <w:hyperlink w:history="1" r:id="rIdqclf49u-juaor4ekm6yfj">
               <w:r>
                 <w:rPr>
                   <w:rFonts w:ascii="Arial" w:cs="Arial" w:eastAsia="Arial" w:hAnsi="Arial"/>
@@ -9154,7 +9154,7 @@
               <w:spacing w:after="10" w:before="0"/>
               <w:ind w:left="120"/>
             </w:pPr>
-            <w:hyperlink w:history="1" r:id="rIdcafdmrbcj7kktpqxhta35">
+            <w:hyperlink w:history="1" r:id="rId22bz9ltpsw9dbtlpauzh1">
               <w:r>
                 <w:rPr>
                   <w:rFonts w:ascii="Arial" w:cs="Arial" w:eastAsia="Arial" w:hAnsi="Arial"/>
@@ -9301,32 +9301,32 @@
         <w:tc>
           <w:tcPr>
             <w:tcW w:type="dxa" w:w="1520"/>
-            <w:shd w:fill="F2F2F2" w:color="auto" w:val="clear"/>
-            <w:tcMar>
-              <w:top w:type="dxa" w:w="60"/>
-              <w:left w:type="dxa" w:w="120"/>
-              <w:bottom w:type="dxa" w:w="60"/>
-              <w:right w:type="dxa" w:w="120"/>
-            </w:tcMar>
-            <w:vAlign w:val="top"/>
-          </w:tcPr>
-          <w:p>
-            <w:pPr>
-              <w:spacing w:after="40" w:before="0"/>
-              <w:jc w:val="left"/>
-            </w:pPr>
-            <w:r>
-              <w:rPr>
-                <w:rFonts w:ascii="Arial" w:cs="Arial" w:eastAsia="Arial" w:hAnsi="Arial"/>
-                <w:b/>
-                <w:bCs/>
-                <w:i w:val="false"/>
-                <w:iCs w:val="false"/>
-                <w:color w:val="000000"/>
-                <w:sz w:val="18"/>
-                <w:szCs w:val="18"/>
-              </w:rPr>
-              <w:t xml:space="preserve">Phase 2 — Observe (Evidence Gathering)</w:t>
+            <w:shd w:fill="D9EEF1" w:color="auto" w:val="clear"/>
+            <w:tcMar>
+              <w:top w:type="dxa" w:w="60"/>
+              <w:left w:type="dxa" w:w="120"/>
+              <w:bottom w:type="dxa" w:w="60"/>
+              <w:right w:type="dxa" w:w="120"/>
+            </w:tcMar>
+            <w:vAlign w:val="top"/>
+          </w:tcPr>
+          <w:p>
+            <w:pPr>
+              <w:spacing w:after="40" w:before="0"/>
+              <w:jc w:val="left"/>
+            </w:pPr>
+            <w:r>
+              <w:rPr>
+                <w:rFonts w:ascii="Arial" w:cs="Arial" w:eastAsia="Arial" w:hAnsi="Arial"/>
+                <w:b/>
+                <w:bCs/>
+                <w:i w:val="false"/>
+                <w:iCs w:val="false"/>
+                <w:color w:val="000000"/>
+                <w:sz w:val="18"/>
+                <w:szCs w:val="18"/>
+              </w:rPr>
+              <w:t xml:space="preserve">Observe Phase</w:t>
             </w:r>
           </w:p>
           <w:p>
@@ -9349,7 +9349,7 @@
             <w:pPr>
               <w:spacing w:after="20" w:before="0"/>
             </w:pPr>
-            <w:hyperlink w:history="1" r:id="rIdzlf_klq1meihy_c7v1n7z">
+            <w:hyperlink w:history="1" r:id="rIdge625stutx003zwdqmhde">
               <w:r>
                 <w:rPr>
                   <w:rFonts w:ascii="Arial" w:cs="Arial" w:eastAsia="Arial" w:hAnsi="Arial"/>
@@ -9382,7 +9382,7 @@
               <w:spacing w:after="10" w:before="0"/>
               <w:ind w:left="120"/>
             </w:pPr>
-            <w:hyperlink w:history="1" r:id="rId2nkoayimmxul3jtfrnb9y">
+            <w:hyperlink w:history="1" r:id="rId82efsrxallf5qnq1q9iz5">
               <w:r>
                 <w:rPr>
                   <w:rFonts w:ascii="Arial" w:cs="Arial" w:eastAsia="Arial" w:hAnsi="Arial"/>
@@ -9427,7 +9427,7 @@
             <w:pPr>
               <w:spacing w:after="20" w:before="0"/>
             </w:pPr>
-            <w:hyperlink w:history="1" r:id="rIdgetsqmyn6z1gwx8bxaldf">
+            <w:hyperlink w:history="1" r:id="rIdenxdspe7ruytdr3vo9m5j">
               <w:r>
                 <w:rPr>
                   <w:rFonts w:ascii="Arial" w:cs="Arial" w:eastAsia="Arial" w:hAnsi="Arial"/>
@@ -9460,7 +9460,7 @@
               <w:spacing w:after="10" w:before="0"/>
               <w:ind w:left="120"/>
             </w:pPr>
-            <w:hyperlink w:history="1" r:id="rIdx_vifgehpf3wzrpdjdgww">
+            <w:hyperlink w:history="1" r:id="rIde9biio7_mf43wgiymk8lx">
               <w:r>
                 <w:rPr>
                   <w:rFonts w:ascii="Arial" w:cs="Arial" w:eastAsia="Arial" w:hAnsi="Arial"/>
@@ -9607,32 +9607,32 @@
         <w:tc>
           <w:tcPr>
             <w:tcW w:type="dxa" w:w="1520"/>
-            <w:shd w:fill="F2F2F2" w:color="auto" w:val="clear"/>
-            <w:tcMar>
-              <w:top w:type="dxa" w:w="60"/>
-              <w:left w:type="dxa" w:w="120"/>
-              <w:bottom w:type="dxa" w:w="60"/>
-              <w:right w:type="dxa" w:w="120"/>
-            </w:tcMar>
-            <w:vAlign w:val="top"/>
-          </w:tcPr>
-          <w:p>
-            <w:pPr>
-              <w:spacing w:after="40" w:before="0"/>
-              <w:jc w:val="left"/>
-            </w:pPr>
-            <w:r>
-              <w:rPr>
-                <w:rFonts w:ascii="Arial" w:cs="Arial" w:eastAsia="Arial" w:hAnsi="Arial"/>
-                <w:b/>
-                <w:bCs/>
-                <w:i w:val="false"/>
-                <w:iCs w:val="false"/>
-                <w:color w:val="000000"/>
-                <w:sz w:val="18"/>
-                <w:szCs w:val="18"/>
-              </w:rPr>
-              <w:t xml:space="preserve">Phase 3 — Explain (Sensemaking)</w:t>
+            <w:shd w:fill="E2EFDA" w:color="auto" w:val="clear"/>
+            <w:tcMar>
+              <w:top w:type="dxa" w:w="60"/>
+              <w:left w:type="dxa" w:w="120"/>
+              <w:bottom w:type="dxa" w:w="60"/>
+              <w:right w:type="dxa" w:w="120"/>
+            </w:tcMar>
+            <w:vAlign w:val="top"/>
+          </w:tcPr>
+          <w:p>
+            <w:pPr>
+              <w:spacing w:after="40" w:before="0"/>
+              <w:jc w:val="left"/>
+            </w:pPr>
+            <w:r>
+              <w:rPr>
+                <w:rFonts w:ascii="Arial" w:cs="Arial" w:eastAsia="Arial" w:hAnsi="Arial"/>
+                <w:b/>
+                <w:bCs/>
+                <w:i w:val="false"/>
+                <w:iCs w:val="false"/>
+                <w:color w:val="000000"/>
+                <w:sz w:val="18"/>
+                <w:szCs w:val="18"/>
+              </w:rPr>
+              <w:t xml:space="preserve">Explain Phase</w:t>
             </w:r>
           </w:p>
           <w:p>
@@ -9655,7 +9655,7 @@
             <w:pPr>
               <w:spacing w:after="20" w:before="0"/>
             </w:pPr>
-            <w:hyperlink w:history="1" r:id="rIdcv-wu7ym69c6guvxgkvkd">
+            <w:hyperlink w:history="1" r:id="rIdcagpnylovrp-gn1imqtrv">
               <w:r>
                 <w:rPr>
                   <w:rFonts w:ascii="Arial" w:cs="Arial" w:eastAsia="Arial" w:hAnsi="Arial"/>
@@ -9688,7 +9688,7 @@
               <w:spacing w:after="10" w:before="0"/>
               <w:ind w:left="120"/>
             </w:pPr>
-            <w:hyperlink w:history="1" r:id="rIdyfp6oipglus6kpmpvndi4">
+            <w:hyperlink w:history="1" r:id="rIdkct6_qmxpux9pvqzvblrv">
               <w:r>
                 <w:rPr>
                   <w:rFonts w:ascii="Arial" w:cs="Arial" w:eastAsia="Arial" w:hAnsi="Arial"/>
@@ -9733,7 +9733,7 @@
             <w:pPr>
               <w:spacing w:after="20" w:before="0"/>
             </w:pPr>
-            <w:hyperlink w:history="1" r:id="rIdbpscwpdeg7-324y_7knla">
+            <w:hyperlink w:history="1" r:id="rIdckhj8tsi99ccfn4ybb0ju">
               <w:r>
                 <w:rPr>
                   <w:rFonts w:ascii="Arial" w:cs="Arial" w:eastAsia="Arial" w:hAnsi="Arial"/>
@@ -9766,7 +9766,7 @@
               <w:spacing w:after="10" w:before="0"/>
               <w:ind w:left="120"/>
             </w:pPr>
-            <w:hyperlink w:history="1" r:id="rId5bgrh00wul7gqbhtpovpi">
+            <w:hyperlink w:history="1" r:id="rIdoy_nzliyvbx4v0mukntyn">
               <w:r>
                 <w:rPr>
                   <w:rFonts w:ascii="Arial" w:cs="Arial" w:eastAsia="Arial" w:hAnsi="Arial"/>
@@ -9913,32 +9913,32 @@
         <w:tc>
           <w:tcPr>
             <w:tcW w:type="dxa" w:w="1520"/>
-            <w:shd w:fill="F2F2F2" w:color="auto" w:val="clear"/>
-            <w:tcMar>
-              <w:top w:type="dxa" w:w="60"/>
-              <w:left w:type="dxa" w:w="120"/>
-              <w:bottom w:type="dxa" w:w="60"/>
-              <w:right w:type="dxa" w:w="120"/>
-            </w:tcMar>
-            <w:vAlign w:val="top"/>
-          </w:tcPr>
-          <w:p>
-            <w:pPr>
-              <w:spacing w:after="40" w:before="0"/>
-              <w:jc w:val="left"/>
-            </w:pPr>
-            <w:r>
-              <w:rPr>
-                <w:rFonts w:ascii="Arial" w:cs="Arial" w:eastAsia="Arial" w:hAnsi="Arial"/>
-                <w:b/>
-                <w:bCs/>
-                <w:i w:val="false"/>
-                <w:iCs w:val="false"/>
-                <w:color w:val="000000"/>
-                <w:sz w:val="18"/>
-                <w:szCs w:val="18"/>
-              </w:rPr>
-              <w:t xml:space="preserve">Phase 4 — Driving Question Board (DQB) Update</w:t>
+            <w:shd w:fill="FCE4D6" w:color="auto" w:val="clear"/>
+            <w:tcMar>
+              <w:top w:type="dxa" w:w="60"/>
+              <w:left w:type="dxa" w:w="120"/>
+              <w:bottom w:type="dxa" w:w="60"/>
+              <w:right w:type="dxa" w:w="120"/>
+            </w:tcMar>
+            <w:vAlign w:val="top"/>
+          </w:tcPr>
+          <w:p>
+            <w:pPr>
+              <w:spacing w:after="40" w:before="0"/>
+              <w:jc w:val="left"/>
+            </w:pPr>
+            <w:r>
+              <w:rPr>
+                <w:rFonts w:ascii="Arial" w:cs="Arial" w:eastAsia="Arial" w:hAnsi="Arial"/>
+                <w:b/>
+                <w:bCs/>
+                <w:i w:val="false"/>
+                <w:iCs w:val="false"/>
+                <w:color w:val="000000"/>
+                <w:sz w:val="18"/>
+                <w:szCs w:val="18"/>
+              </w:rPr>
+              <w:t xml:space="preserve">Driving Question Board (DQB) Creation</w:t>
             </w:r>
           </w:p>
           <w:p>
@@ -9961,7 +9961,7 @@
             <w:pPr>
               <w:spacing w:after="20" w:before="0"/>
             </w:pPr>
-            <w:hyperlink w:history="1" r:id="rIdiry94_amoinzlqcbv0sni">
+            <w:hyperlink w:history="1" r:id="rIdrh0ttyb30xike3lj2jtpd">
               <w:r>
                 <w:rPr>
                   <w:rFonts w:ascii="Arial" w:cs="Arial" w:eastAsia="Arial" w:hAnsi="Arial"/>
@@ -9994,7 +9994,7 @@
               <w:spacing w:after="10" w:before="0"/>
               <w:ind w:left="120"/>
             </w:pPr>
-            <w:hyperlink w:history="1" r:id="rIdipt8hjnbgpxfipcft7xtr">
+            <w:hyperlink w:history="1" r:id="rIdkm1qlpphv1jhdh-fcv2ah">
               <w:r>
                 <w:rPr>
                   <w:rFonts w:ascii="Arial" w:cs="Arial" w:eastAsia="Arial" w:hAnsi="Arial"/>
@@ -10039,7 +10039,7 @@
             <w:pPr>
               <w:spacing w:after="20" w:before="0"/>
             </w:pPr>
-            <w:hyperlink w:history="1" r:id="rIdnxiw_l9tfcwlsnfvsqgvd">
+            <w:hyperlink w:history="1" r:id="rIdi_yovzpowpwkhrlf_sgc7">
               <w:r>
                 <w:rPr>
                   <w:rFonts w:ascii="Arial" w:cs="Arial" w:eastAsia="Arial" w:hAnsi="Arial"/>
@@ -10072,7 +10072,7 @@
               <w:spacing w:after="10" w:before="0"/>
               <w:ind w:left="120"/>
             </w:pPr>
-            <w:hyperlink w:history="1" r:id="rIdx9zfajjmicsjtrfdcyh1h">
+            <w:hyperlink w:history="1" r:id="rId1lx4dcqgqwbe7fcpsrs8d">
               <w:r>
                 <w:rPr>
                   <w:rFonts w:ascii="Arial" w:cs="Arial" w:eastAsia="Arial" w:hAnsi="Arial"/>
@@ -10219,32 +10219,32 @@
         <w:tc>
           <w:tcPr>
             <w:tcW w:type="dxa" w:w="1520"/>
-            <w:shd w:fill="F2F2F2" w:color="auto" w:val="clear"/>
-            <w:tcMar>
-              <w:top w:type="dxa" w:w="60"/>
-              <w:left w:type="dxa" w:w="120"/>
-              <w:bottom w:type="dxa" w:w="60"/>
-              <w:right w:type="dxa" w:w="120"/>
-            </w:tcMar>
-            <w:vAlign w:val="top"/>
-          </w:tcPr>
-          <w:p>
-            <w:pPr>
-              <w:spacing w:after="40" w:before="0"/>
-              <w:jc w:val="left"/>
-            </w:pPr>
-            <w:r>
-              <w:rPr>
-                <w:rFonts w:ascii="Arial" w:cs="Arial" w:eastAsia="Arial" w:hAnsi="Arial"/>
-                <w:b/>
-                <w:bCs/>
-                <w:i w:val="false"/>
-                <w:iCs w:val="false"/>
-                <w:color w:val="000000"/>
-                <w:sz w:val="18"/>
-                <w:szCs w:val="18"/>
-              </w:rPr>
-              <w:t xml:space="preserve">Phase 5 — Model Building</w:t>
+            <w:shd w:fill="D5E8F0" w:color="auto" w:val="clear"/>
+            <w:tcMar>
+              <w:top w:type="dxa" w:w="60"/>
+              <w:left w:type="dxa" w:w="120"/>
+              <w:bottom w:type="dxa" w:w="60"/>
+              <w:right w:type="dxa" w:w="120"/>
+            </w:tcMar>
+            <w:vAlign w:val="top"/>
+          </w:tcPr>
+          <w:p>
+            <w:pPr>
+              <w:spacing w:after="40" w:before="0"/>
+              <w:jc w:val="left"/>
+            </w:pPr>
+            <w:r>
+              <w:rPr>
+                <w:rFonts w:ascii="Arial" w:cs="Arial" w:eastAsia="Arial" w:hAnsi="Arial"/>
+                <w:b/>
+                <w:bCs/>
+                <w:i w:val="false"/>
+                <w:iCs w:val="false"/>
+                <w:color w:val="000000"/>
+                <w:sz w:val="18"/>
+                <w:szCs w:val="18"/>
+              </w:rPr>
+              <w:t xml:space="preserve">Model Building Phase</w:t>
             </w:r>
           </w:p>
           <w:p>
@@ -10267,7 +10267,7 @@
             <w:pPr>
               <w:spacing w:after="20" w:before="0"/>
             </w:pPr>
-            <w:hyperlink w:history="1" r:id="rId0uiiijmzh-xuhfpkgilgf">
+            <w:hyperlink w:history="1" r:id="rIdmafip4aiiqvt6dm4ykcfo">
               <w:r>
                 <w:rPr>
                   <w:rFonts w:ascii="Arial" w:cs="Arial" w:eastAsia="Arial" w:hAnsi="Arial"/>
@@ -10300,7 +10300,7 @@
               <w:spacing w:after="10" w:before="0"/>
               <w:ind w:left="120"/>
             </w:pPr>
-            <w:hyperlink w:history="1" r:id="rIdm7cchoqipm9b7hkksxplz">
+            <w:hyperlink w:history="1" r:id="rId_ndkk2cke0v6lkasddrpc">
               <w:r>
                 <w:rPr>
                   <w:rFonts w:ascii="Arial" w:cs="Arial" w:eastAsia="Arial" w:hAnsi="Arial"/>
@@ -10345,7 +10345,7 @@
             <w:pPr>
               <w:spacing w:after="20" w:before="0"/>
             </w:pPr>
-            <w:hyperlink w:history="1" r:id="rId2hzdu1ge2tcdob38cntl5">
+            <w:hyperlink w:history="1" r:id="rIdas-q_qhhbmeerzuhprcdy">
               <w:r>
                 <w:rPr>
                   <w:rFonts w:ascii="Arial" w:cs="Arial" w:eastAsia="Arial" w:hAnsi="Arial"/>
@@ -10378,7 +10378,7 @@
               <w:spacing w:after="10" w:before="0"/>
               <w:ind w:left="120"/>
             </w:pPr>
-            <w:hyperlink w:history="1" r:id="rIdeb-b2jaga_wsxnwwo9w78">
+            <w:hyperlink w:history="1" r:id="rIdsqm9pfwvfqumn8gqshwop">
               <w:r>
                 <w:rPr>
                   <w:rFonts w:ascii="Arial" w:cs="Arial" w:eastAsia="Arial" w:hAnsi="Arial"/>
@@ -11817,32 +11817,32 @@
         <w:tc>
           <w:tcPr>
             <w:tcW w:type="dxa" w:w="1520"/>
-            <w:shd w:fill="F2F2F2" w:color="auto" w:val="clear"/>
-            <w:tcMar>
-              <w:top w:type="dxa" w:w="60"/>
-              <w:left w:type="dxa" w:w="120"/>
-              <w:bottom w:type="dxa" w:w="60"/>
-              <w:right w:type="dxa" w:w="120"/>
-            </w:tcMar>
-            <w:vAlign w:val="top"/>
-          </w:tcPr>
-          <w:p>
-            <w:pPr>
-              <w:spacing w:after="40" w:before="0"/>
-              <w:jc w:val="left"/>
-            </w:pPr>
-            <w:r>
-              <w:rPr>
-                <w:rFonts w:ascii="Arial" w:cs="Arial" w:eastAsia="Arial" w:hAnsi="Arial"/>
-                <w:b/>
-                <w:bCs/>
-                <w:i w:val="false"/>
-                <w:iCs w:val="false"/>
-                <w:color w:val="000000"/>
-                <w:sz w:val="18"/>
-                <w:szCs w:val="18"/>
-              </w:rPr>
-              <w:t xml:space="preserve">Phase 1 — Predict</w:t>
+            <w:shd w:fill="EAD1F5" w:color="auto" w:val="clear"/>
+            <w:tcMar>
+              <w:top w:type="dxa" w:w="60"/>
+              <w:left w:type="dxa" w:w="120"/>
+              <w:bottom w:type="dxa" w:w="60"/>
+              <w:right w:type="dxa" w:w="120"/>
+            </w:tcMar>
+            <w:vAlign w:val="top"/>
+          </w:tcPr>
+          <w:p>
+            <w:pPr>
+              <w:spacing w:after="40" w:before="0"/>
+              <w:jc w:val="left"/>
+            </w:pPr>
+            <w:r>
+              <w:rPr>
+                <w:rFonts w:ascii="Arial" w:cs="Arial" w:eastAsia="Arial" w:hAnsi="Arial"/>
+                <w:b/>
+                <w:bCs/>
+                <w:i w:val="false"/>
+                <w:iCs w:val="false"/>
+                <w:color w:val="000000"/>
+                <w:sz w:val="18"/>
+                <w:szCs w:val="18"/>
+              </w:rPr>
+              <w:t xml:space="preserve">Predict Phase</w:t>
             </w:r>
           </w:p>
           <w:p>
@@ -11865,7 +11865,7 @@
             <w:pPr>
               <w:spacing w:after="20" w:before="0"/>
             </w:pPr>
-            <w:hyperlink w:history="1" r:id="rIdzbs0my2hlvmcgvabrz41t">
+            <w:hyperlink w:history="1" r:id="rIdkqngw8y6ptgtxmvtcrrps">
               <w:r>
                 <w:rPr>
                   <w:rFonts w:ascii="Arial" w:cs="Arial" w:eastAsia="Arial" w:hAnsi="Arial"/>
@@ -11898,7 +11898,7 @@
               <w:spacing w:after="10" w:before="0"/>
               <w:ind w:left="120"/>
             </w:pPr>
-            <w:hyperlink w:history="1" r:id="rId8qkpser9o_1_ip4liondd">
+            <w:hyperlink w:history="1" r:id="rId4aaw7if-xsurxjjpidvnx">
               <w:r>
                 <w:rPr>
                   <w:rFonts w:ascii="Arial" w:cs="Arial" w:eastAsia="Arial" w:hAnsi="Arial"/>
@@ -11943,7 +11943,7 @@
             <w:pPr>
               <w:spacing w:after="20" w:before="0"/>
             </w:pPr>
-            <w:hyperlink w:history="1" r:id="rId4yik3e5dvyprb4aiv4s6y">
+            <w:hyperlink w:history="1" r:id="rIdx6ww3ms2zwvjprviqhc7o">
               <w:r>
                 <w:rPr>
                   <w:rFonts w:ascii="Arial" w:cs="Arial" w:eastAsia="Arial" w:hAnsi="Arial"/>
@@ -11976,7 +11976,7 @@
               <w:spacing w:after="10" w:before="0"/>
               <w:ind w:left="120"/>
             </w:pPr>
-            <w:hyperlink w:history="1" r:id="rIdoaylpwshh-oqokd1bpbmm">
+            <w:hyperlink w:history="1" r:id="rIddlxdt3i7xcmdzlgv8altc">
               <w:r>
                 <w:rPr>
                   <w:rFonts w:ascii="Arial" w:cs="Arial" w:eastAsia="Arial" w:hAnsi="Arial"/>
@@ -12123,32 +12123,32 @@
         <w:tc>
           <w:tcPr>
             <w:tcW w:type="dxa" w:w="1520"/>
-            <w:shd w:fill="F2F2F2" w:color="auto" w:val="clear"/>
-            <w:tcMar>
-              <w:top w:type="dxa" w:w="60"/>
-              <w:left w:type="dxa" w:w="120"/>
-              <w:bottom w:type="dxa" w:w="60"/>
-              <w:right w:type="dxa" w:w="120"/>
-            </w:tcMar>
-            <w:vAlign w:val="top"/>
-          </w:tcPr>
-          <w:p>
-            <w:pPr>
-              <w:spacing w:after="40" w:before="0"/>
-              <w:jc w:val="left"/>
-            </w:pPr>
-            <w:r>
-              <w:rPr>
-                <w:rFonts w:ascii="Arial" w:cs="Arial" w:eastAsia="Arial" w:hAnsi="Arial"/>
-                <w:b/>
-                <w:bCs/>
-                <w:i w:val="false"/>
-                <w:iCs w:val="false"/>
-                <w:color w:val="000000"/>
-                <w:sz w:val="18"/>
-                <w:szCs w:val="18"/>
-              </w:rPr>
-              <w:t xml:space="preserve">Phase 2 — Observe</w:t>
+            <w:shd w:fill="D9EEF1" w:color="auto" w:val="clear"/>
+            <w:tcMar>
+              <w:top w:type="dxa" w:w="60"/>
+              <w:left w:type="dxa" w:w="120"/>
+              <w:bottom w:type="dxa" w:w="60"/>
+              <w:right w:type="dxa" w:w="120"/>
+            </w:tcMar>
+            <w:vAlign w:val="top"/>
+          </w:tcPr>
+          <w:p>
+            <w:pPr>
+              <w:spacing w:after="40" w:before="0"/>
+              <w:jc w:val="left"/>
+            </w:pPr>
+            <w:r>
+              <w:rPr>
+                <w:rFonts w:ascii="Arial" w:cs="Arial" w:eastAsia="Arial" w:hAnsi="Arial"/>
+                <w:b/>
+                <w:bCs/>
+                <w:i w:val="false"/>
+                <w:iCs w:val="false"/>
+                <w:color w:val="000000"/>
+                <w:sz w:val="18"/>
+                <w:szCs w:val="18"/>
+              </w:rPr>
+              <w:t xml:space="preserve">Observe Phase</w:t>
             </w:r>
           </w:p>
           <w:p>
@@ -12171,7 +12171,7 @@
             <w:pPr>
               <w:spacing w:after="20" w:before="0"/>
             </w:pPr>
-            <w:hyperlink w:history="1" r:id="rIdnrhq8kx2mqroa3w0rknoj">
+            <w:hyperlink w:history="1" r:id="rIdm9p_gllbitx9hldvlfce9">
               <w:r>
                 <w:rPr>
                   <w:rFonts w:ascii="Arial" w:cs="Arial" w:eastAsia="Arial" w:hAnsi="Arial"/>
@@ -12204,7 +12204,7 @@
               <w:spacing w:after="10" w:before="0"/>
               <w:ind w:left="120"/>
             </w:pPr>
-            <w:hyperlink w:history="1" r:id="rIdoohqsjhnhi4nm2-oezoq9">
+            <w:hyperlink w:history="1" r:id="rIdfhzf-lhe8kzbfuefhtivo">
               <w:r>
                 <w:rPr>
                   <w:rFonts w:ascii="Arial" w:cs="Arial" w:eastAsia="Arial" w:hAnsi="Arial"/>
@@ -12249,7 +12249,7 @@
             <w:pPr>
               <w:spacing w:after="20" w:before="0"/>
             </w:pPr>
-            <w:hyperlink w:history="1" r:id="rIdjelz_5cvkvquzmgdinu63">
+            <w:hyperlink w:history="1" r:id="rIdjkao6msjtcnmwumx8y8jj">
               <w:r>
                 <w:rPr>
                   <w:rFonts w:ascii="Arial" w:cs="Arial" w:eastAsia="Arial" w:hAnsi="Arial"/>
@@ -12282,7 +12282,7 @@
               <w:spacing w:after="10" w:before="0"/>
               <w:ind w:left="120"/>
             </w:pPr>
-            <w:hyperlink w:history="1" r:id="rIdcflnn9n57j_grwmw2enz0">
+            <w:hyperlink w:history="1" r:id="rIdil0pvvvkgryzyqux9zmzq">
               <w:r>
                 <w:rPr>
                   <w:rFonts w:ascii="Arial" w:cs="Arial" w:eastAsia="Arial" w:hAnsi="Arial"/>
@@ -12429,32 +12429,32 @@
         <w:tc>
           <w:tcPr>
             <w:tcW w:type="dxa" w:w="1520"/>
-            <w:shd w:fill="F2F2F2" w:color="auto" w:val="clear"/>
-            <w:tcMar>
-              <w:top w:type="dxa" w:w="60"/>
-              <w:left w:type="dxa" w:w="120"/>
-              <w:bottom w:type="dxa" w:w="60"/>
-              <w:right w:type="dxa" w:w="120"/>
-            </w:tcMar>
-            <w:vAlign w:val="top"/>
-          </w:tcPr>
-          <w:p>
-            <w:pPr>
-              <w:spacing w:after="40" w:before="0"/>
-              <w:jc w:val="left"/>
-            </w:pPr>
-            <w:r>
-              <w:rPr>
-                <w:rFonts w:ascii="Arial" w:cs="Arial" w:eastAsia="Arial" w:hAnsi="Arial"/>
-                <w:b/>
-                <w:bCs/>
-                <w:i w:val="false"/>
-                <w:iCs w:val="false"/>
-                <w:color w:val="000000"/>
-                <w:sz w:val="18"/>
-                <w:szCs w:val="18"/>
-              </w:rPr>
-              <w:t xml:space="preserve">Phase 3 — Explain</w:t>
+            <w:shd w:fill="E2EFDA" w:color="auto" w:val="clear"/>
+            <w:tcMar>
+              <w:top w:type="dxa" w:w="60"/>
+              <w:left w:type="dxa" w:w="120"/>
+              <w:bottom w:type="dxa" w:w="60"/>
+              <w:right w:type="dxa" w:w="120"/>
+            </w:tcMar>
+            <w:vAlign w:val="top"/>
+          </w:tcPr>
+          <w:p>
+            <w:pPr>
+              <w:spacing w:after="40" w:before="0"/>
+              <w:jc w:val="left"/>
+            </w:pPr>
+            <w:r>
+              <w:rPr>
+                <w:rFonts w:ascii="Arial" w:cs="Arial" w:eastAsia="Arial" w:hAnsi="Arial"/>
+                <w:b/>
+                <w:bCs/>
+                <w:i w:val="false"/>
+                <w:iCs w:val="false"/>
+                <w:color w:val="000000"/>
+                <w:sz w:val="18"/>
+                <w:szCs w:val="18"/>
+              </w:rPr>
+              <w:t xml:space="preserve">Explain Phase</w:t>
             </w:r>
           </w:p>
           <w:p>
@@ -12477,7 +12477,7 @@
             <w:pPr>
               <w:spacing w:after="20" w:before="0"/>
             </w:pPr>
-            <w:hyperlink w:history="1" r:id="rIdnqbugejoqhlnyk5lqzhna">
+            <w:hyperlink w:history="1" r:id="rIdana_rero_qy_tyzupb3tv">
               <w:r>
                 <w:rPr>
                   <w:rFonts w:ascii="Arial" w:cs="Arial" w:eastAsia="Arial" w:hAnsi="Arial"/>
@@ -12510,7 +12510,7 @@
               <w:spacing w:after="10" w:before="0"/>
               <w:ind w:left="120"/>
             </w:pPr>
-            <w:hyperlink w:history="1" r:id="rIdrjiehlrsbycakaxjozmr4">
+            <w:hyperlink w:history="1" r:id="rIdfmowicwnemerclljj8g3e">
               <w:r>
                 <w:rPr>
                   <w:rFonts w:ascii="Arial" w:cs="Arial" w:eastAsia="Arial" w:hAnsi="Arial"/>
@@ -12555,7 +12555,7 @@
             <w:pPr>
               <w:spacing w:after="20" w:before="0"/>
             </w:pPr>
-            <w:hyperlink w:history="1" r:id="rId03gtbo9j7ybdrymjola1f">
+            <w:hyperlink w:history="1" r:id="rIdc-2rovocpojdt2m4j7thr">
               <w:r>
                 <w:rPr>
                   <w:rFonts w:ascii="Arial" w:cs="Arial" w:eastAsia="Arial" w:hAnsi="Arial"/>
@@ -12588,7 +12588,7 @@
               <w:spacing w:after="10" w:before="0"/>
               <w:ind w:left="120"/>
             </w:pPr>
-            <w:hyperlink w:history="1" r:id="rIdnlfu5kinhir9jrbjyniwn">
+            <w:hyperlink w:history="1" r:id="rIdlywcmgjlpki6i0_oezcjt">
               <w:r>
                 <w:rPr>
                   <w:rFonts w:ascii="Arial" w:cs="Arial" w:eastAsia="Arial" w:hAnsi="Arial"/>
@@ -12735,32 +12735,32 @@
         <w:tc>
           <w:tcPr>
             <w:tcW w:type="dxa" w:w="1520"/>
-            <w:shd w:fill="F2F2F2" w:color="auto" w:val="clear"/>
-            <w:tcMar>
-              <w:top w:type="dxa" w:w="60"/>
-              <w:left w:type="dxa" w:w="120"/>
-              <w:bottom w:type="dxa" w:w="60"/>
-              <w:right w:type="dxa" w:w="120"/>
-            </w:tcMar>
-            <w:vAlign w:val="top"/>
-          </w:tcPr>
-          <w:p>
-            <w:pPr>
-              <w:spacing w:after="40" w:before="0"/>
-              <w:jc w:val="left"/>
-            </w:pPr>
-            <w:r>
-              <w:rPr>
-                <w:rFonts w:ascii="Arial" w:cs="Arial" w:eastAsia="Arial" w:hAnsi="Arial"/>
-                <w:b/>
-                <w:bCs/>
-                <w:i w:val="false"/>
-                <w:iCs w:val="false"/>
-                <w:color w:val="000000"/>
-                <w:sz w:val="18"/>
-                <w:szCs w:val="18"/>
-              </w:rPr>
-              <w:t xml:space="preserve">Phase 4 — Driving Question Board (DQB) Update</w:t>
+            <w:shd w:fill="FCE4D6" w:color="auto" w:val="clear"/>
+            <w:tcMar>
+              <w:top w:type="dxa" w:w="60"/>
+              <w:left w:type="dxa" w:w="120"/>
+              <w:bottom w:type="dxa" w:w="60"/>
+              <w:right w:type="dxa" w:w="120"/>
+            </w:tcMar>
+            <w:vAlign w:val="top"/>
+          </w:tcPr>
+          <w:p>
+            <w:pPr>
+              <w:spacing w:after="40" w:before="0"/>
+              <w:jc w:val="left"/>
+            </w:pPr>
+            <w:r>
+              <w:rPr>
+                <w:rFonts w:ascii="Arial" w:cs="Arial" w:eastAsia="Arial" w:hAnsi="Arial"/>
+                <w:b/>
+                <w:bCs/>
+                <w:i w:val="false"/>
+                <w:iCs w:val="false"/>
+                <w:color w:val="000000"/>
+                <w:sz w:val="18"/>
+                <w:szCs w:val="18"/>
+              </w:rPr>
+              <w:t xml:space="preserve">Driving Question Board (DQB) Creation</w:t>
             </w:r>
           </w:p>
           <w:p>
@@ -12783,7 +12783,7 @@
             <w:pPr>
               <w:spacing w:after="20" w:before="0"/>
             </w:pPr>
-            <w:hyperlink w:history="1" r:id="rIdu259kmhe0m1ibulsmeosq">
+            <w:hyperlink w:history="1" r:id="rIdsiu7nidlrnimu0syhnyff">
               <w:r>
                 <w:rPr>
                   <w:rFonts w:ascii="Arial" w:cs="Arial" w:eastAsia="Arial" w:hAnsi="Arial"/>
@@ -12816,7 +12816,7 @@
               <w:spacing w:after="10" w:before="0"/>
               <w:ind w:left="120"/>
             </w:pPr>
-            <w:hyperlink w:history="1" r:id="rIdbr-qzdpchoq9osvsti5hc">
+            <w:hyperlink w:history="1" r:id="rIdhzbxsoaswx37xaqhuva_t">
               <w:r>
                 <w:rPr>
                   <w:rFonts w:ascii="Arial" w:cs="Arial" w:eastAsia="Arial" w:hAnsi="Arial"/>
@@ -12861,7 +12861,7 @@
             <w:pPr>
               <w:spacing w:after="20" w:before="0"/>
             </w:pPr>
-            <w:hyperlink w:history="1" r:id="rId2llsn7vfcneoyj6wrcac8">
+            <w:hyperlink w:history="1" r:id="rIdrp0jm6ojvzuy21wi6ucyl">
               <w:r>
                 <w:rPr>
                   <w:rFonts w:ascii="Arial" w:cs="Arial" w:eastAsia="Arial" w:hAnsi="Arial"/>
@@ -12894,7 +12894,7 @@
               <w:spacing w:after="10" w:before="0"/>
               <w:ind w:left="120"/>
             </w:pPr>
-            <w:hyperlink w:history="1" r:id="rId-2bsor_2tuv04bnljn0-l">
+            <w:hyperlink w:history="1" r:id="rIdck69jwwi85aqvh_2ru6ux">
               <w:r>
                 <w:rPr>
                   <w:rFonts w:ascii="Arial" w:cs="Arial" w:eastAsia="Arial" w:hAnsi="Arial"/>
@@ -13041,32 +13041,32 @@
         <w:tc>
           <w:tcPr>
             <w:tcW w:type="dxa" w:w="1520"/>
-            <w:shd w:fill="F2F2F2" w:color="auto" w:val="clear"/>
-            <w:tcMar>
-              <w:top w:type="dxa" w:w="60"/>
-              <w:left w:type="dxa" w:w="120"/>
-              <w:bottom w:type="dxa" w:w="60"/>
-              <w:right w:type="dxa" w:w="120"/>
-            </w:tcMar>
-            <w:vAlign w:val="top"/>
-          </w:tcPr>
-          <w:p>
-            <w:pPr>
-              <w:spacing w:after="40" w:before="0"/>
-              <w:jc w:val="left"/>
-            </w:pPr>
-            <w:r>
-              <w:rPr>
-                <w:rFonts w:ascii="Arial" w:cs="Arial" w:eastAsia="Arial" w:hAnsi="Arial"/>
-                <w:b/>
-                <w:bCs/>
-                <w:i w:val="false"/>
-                <w:iCs w:val="false"/>
-                <w:color w:val="000000"/>
-                <w:sz w:val="18"/>
-                <w:szCs w:val="18"/>
-              </w:rPr>
-              <w:t xml:space="preserve">Phase 5 — Model Building</w:t>
+            <w:shd w:fill="D5E8F0" w:color="auto" w:val="clear"/>
+            <w:tcMar>
+              <w:top w:type="dxa" w:w="60"/>
+              <w:left w:type="dxa" w:w="120"/>
+              <w:bottom w:type="dxa" w:w="60"/>
+              <w:right w:type="dxa" w:w="120"/>
+            </w:tcMar>
+            <w:vAlign w:val="top"/>
+          </w:tcPr>
+          <w:p>
+            <w:pPr>
+              <w:spacing w:after="40" w:before="0"/>
+              <w:jc w:val="left"/>
+            </w:pPr>
+            <w:r>
+              <w:rPr>
+                <w:rFonts w:ascii="Arial" w:cs="Arial" w:eastAsia="Arial" w:hAnsi="Arial"/>
+                <w:b/>
+                <w:bCs/>
+                <w:i w:val="false"/>
+                <w:iCs w:val="false"/>
+                <w:color w:val="000000"/>
+                <w:sz w:val="18"/>
+                <w:szCs w:val="18"/>
+              </w:rPr>
+              <w:t xml:space="preserve">Model Building Phase</w:t>
             </w:r>
           </w:p>
           <w:p>
@@ -13089,7 +13089,7 @@
             <w:pPr>
               <w:spacing w:after="20" w:before="0"/>
             </w:pPr>
-            <w:hyperlink w:history="1" r:id="rIdatrbl-94qp0fbyj42jygh">
+            <w:hyperlink w:history="1" r:id="rIdue_jjbmtv9btcs8p4fsbd">
               <w:r>
                 <w:rPr>
                   <w:rFonts w:ascii="Arial" w:cs="Arial" w:eastAsia="Arial" w:hAnsi="Arial"/>
@@ -13122,7 +13122,7 @@
               <w:spacing w:after="10" w:before="0"/>
               <w:ind w:left="120"/>
             </w:pPr>
-            <w:hyperlink w:history="1" r:id="rIdlmvaggur2phpck5z9qsp-">
+            <w:hyperlink w:history="1" r:id="rIdifszymv5pojfu-r5sjqi1">
               <w:r>
                 <w:rPr>
                   <w:rFonts w:ascii="Arial" w:cs="Arial" w:eastAsia="Arial" w:hAnsi="Arial"/>
@@ -13167,7 +13167,7 @@
             <w:pPr>
               <w:spacing w:after="20" w:before="0"/>
             </w:pPr>
-            <w:hyperlink w:history="1" r:id="rIdshznwjqzsdkq7oedsiljr">
+            <w:hyperlink w:history="1" r:id="rIdultabf8vkahnmxenjjpnm">
               <w:r>
                 <w:rPr>
                   <w:rFonts w:ascii="Arial" w:cs="Arial" w:eastAsia="Arial" w:hAnsi="Arial"/>
@@ -13200,7 +13200,7 @@
               <w:spacing w:after="10" w:before="0"/>
               <w:ind w:left="120"/>
             </w:pPr>
-            <w:hyperlink w:history="1" r:id="rIdcsohzm70upzmmjncsjwqg">
+            <w:hyperlink w:history="1" r:id="rIdcg0otd9msds9-ugpfpi_j">
               <w:r>
                 <w:rPr>
                   <w:rFonts w:ascii="Arial" w:cs="Arial" w:eastAsia="Arial" w:hAnsi="Arial"/>
@@ -14906,7 +14906,7 @@
             <w:pPr>
               <w:spacing w:after="20" w:before="0"/>
             </w:pPr>
-            <w:hyperlink w:history="1" r:id="rIdgnatex4t8vp2k3-p1txf9">
+            <w:hyperlink w:history="1" r:id="rIdbqg9tyzb2lxqwuywxizwk">
               <w:r>
                 <w:rPr>
                   <w:rFonts w:ascii="Arial" w:cs="Arial" w:eastAsia="Arial" w:hAnsi="Arial"/>
@@ -14939,7 +14939,7 @@
               <w:spacing w:after="10" w:before="0"/>
               <w:ind w:left="120"/>
             </w:pPr>
-            <w:hyperlink w:history="1" r:id="rIdvkaezjgzwnqirhya-oxds">
+            <w:hyperlink w:history="1" r:id="rIddqeamlbax9igoerlb6ffc">
               <w:r>
                 <w:rPr>
                   <w:rFonts w:ascii="Arial" w:cs="Arial" w:eastAsia="Arial" w:hAnsi="Arial"/>
@@ -14984,7 +14984,7 @@
             <w:pPr>
               <w:spacing w:after="20" w:before="0"/>
             </w:pPr>
-            <w:hyperlink w:history="1" r:id="rId80o69d7ebuu3b7bvqmswr">
+            <w:hyperlink w:history="1" r:id="rIdxj83ke_aawfjvvs9ibfbu">
               <w:r>
                 <w:rPr>
                   <w:rFonts w:ascii="Arial" w:cs="Arial" w:eastAsia="Arial" w:hAnsi="Arial"/>
@@ -15017,7 +15017,7 @@
               <w:spacing w:after="10" w:before="0"/>
               <w:ind w:left="120"/>
             </w:pPr>
-            <w:hyperlink w:history="1" r:id="rIdmjdgvcpz8doxscipg50xv">
+            <w:hyperlink w:history="1" r:id="rIdwxaffborkt3fuczpgkrv_">
               <w:r>
                 <w:rPr>
                   <w:rFonts w:ascii="Arial" w:cs="Arial" w:eastAsia="Arial" w:hAnsi="Arial"/>
@@ -15212,7 +15212,7 @@
             <w:pPr>
               <w:spacing w:after="20" w:before="0"/>
             </w:pPr>
-            <w:hyperlink w:history="1" r:id="rIdmol8hjxql8mdwvotf1jsv">
+            <w:hyperlink w:history="1" r:id="rIdoz6c1vu6slvt9flj2sniu">
               <w:r>
                 <w:rPr>
                   <w:rFonts w:ascii="Arial" w:cs="Arial" w:eastAsia="Arial" w:hAnsi="Arial"/>
@@ -15245,7 +15245,7 @@
               <w:spacing w:after="10" w:before="0"/>
               <w:ind w:left="120"/>
             </w:pPr>
-            <w:hyperlink w:history="1" r:id="rIddgnzaskwykwf_fqunpsgz">
+            <w:hyperlink w:history="1" r:id="rIdv5n9cpfm-xzkgbzh1kz8w">
               <w:r>
                 <w:rPr>
                   <w:rFonts w:ascii="Arial" w:cs="Arial" w:eastAsia="Arial" w:hAnsi="Arial"/>
@@ -15290,7 +15290,7 @@
             <w:pPr>
               <w:spacing w:after="20" w:before="0"/>
             </w:pPr>
-            <w:hyperlink w:history="1" r:id="rIdwp0gr9ld0rlq9ivv4jbda">
+            <w:hyperlink w:history="1" r:id="rIdzjyq58raj00g-zdvoleqy">
               <w:r>
                 <w:rPr>
                   <w:rFonts w:ascii="Arial" w:cs="Arial" w:eastAsia="Arial" w:hAnsi="Arial"/>
@@ -15323,7 +15323,7 @@
               <w:spacing w:after="10" w:before="0"/>
               <w:ind w:left="120"/>
             </w:pPr>
-            <w:hyperlink w:history="1" r:id="rId2cpwgx1_t7n3ylakugxes">
+            <w:hyperlink w:history="1" r:id="rIdaokxgk06h0winsiamnti9">
               <w:r>
                 <w:rPr>
                   <w:rFonts w:ascii="Arial" w:cs="Arial" w:eastAsia="Arial" w:hAnsi="Arial"/>
@@ -15518,7 +15518,7 @@
             <w:pPr>
               <w:spacing w:after="20" w:before="0"/>
             </w:pPr>
-            <w:hyperlink w:history="1" r:id="rIdzjyg6z8h7tu69rt49bzu_">
+            <w:hyperlink w:history="1" r:id="rIdn1c0bcpamqk0l5_kwgdce">
               <w:r>
                 <w:rPr>
                   <w:rFonts w:ascii="Arial" w:cs="Arial" w:eastAsia="Arial" w:hAnsi="Arial"/>
@@ -15551,7 +15551,7 @@
               <w:spacing w:after="10" w:before="0"/>
               <w:ind w:left="120"/>
             </w:pPr>
-            <w:hyperlink w:history="1" r:id="rIdhm85x3hshggzyfpcdkrmf">
+            <w:hyperlink w:history="1" r:id="rIdhruzosvlfgcnl6ry7xaei">
               <w:r>
                 <w:rPr>
                   <w:rFonts w:ascii="Arial" w:cs="Arial" w:eastAsia="Arial" w:hAnsi="Arial"/>
@@ -15596,7 +15596,7 @@
             <w:pPr>
               <w:spacing w:after="20" w:before="0"/>
             </w:pPr>
-            <w:hyperlink w:history="1" r:id="rId8zeovwbyed35cgc2nppvr">
+            <w:hyperlink w:history="1" r:id="rIdxjosfob2lwbyhpyew6dbz">
               <w:r>
                 <w:rPr>
                   <w:rFonts w:ascii="Arial" w:cs="Arial" w:eastAsia="Arial" w:hAnsi="Arial"/>
@@ -15629,7 +15629,7 @@
               <w:spacing w:after="10" w:before="0"/>
               <w:ind w:left="120"/>
             </w:pPr>
-            <w:hyperlink w:history="1" r:id="rIdghcscq216xlhj3dhwxsud">
+            <w:hyperlink w:history="1" r:id="rIddsxegedwxgcstp3qbau1w">
               <w:r>
                 <w:rPr>
                   <w:rFonts w:ascii="Arial" w:cs="Arial" w:eastAsia="Arial" w:hAnsi="Arial"/>
@@ -15824,7 +15824,7 @@
             <w:pPr>
               <w:spacing w:after="20" w:before="0"/>
             </w:pPr>
-            <w:hyperlink w:history="1" r:id="rIdwz6mksmzkhb4zv-ctitwm">
+            <w:hyperlink w:history="1" r:id="rIdq6tsi4xayvo1_2etpuuye">
               <w:r>
                 <w:rPr>
                   <w:rFonts w:ascii="Arial" w:cs="Arial" w:eastAsia="Arial" w:hAnsi="Arial"/>
@@ -15857,7 +15857,7 @@
               <w:spacing w:after="10" w:before="0"/>
               <w:ind w:left="120"/>
             </w:pPr>
-            <w:hyperlink w:history="1" r:id="rId1qyme0yfg_mwk-ybxfgmm">
+            <w:hyperlink w:history="1" r:id="rIdgruyg297lzwwivtbz_nbf">
               <w:r>
                 <w:rPr>
                   <w:rFonts w:ascii="Arial" w:cs="Arial" w:eastAsia="Arial" w:hAnsi="Arial"/>
@@ -15902,7 +15902,7 @@
             <w:pPr>
               <w:spacing w:after="20" w:before="0"/>
             </w:pPr>
-            <w:hyperlink w:history="1" r:id="rIdpbfsskskxwql5rmsab2m7">
+            <w:hyperlink w:history="1" r:id="rId9xle5pog2lvsiiyo04otf">
               <w:r>
                 <w:rPr>
                   <w:rFonts w:ascii="Arial" w:cs="Arial" w:eastAsia="Arial" w:hAnsi="Arial"/>
@@ -15935,7 +15935,7 @@
               <w:spacing w:after="10" w:before="0"/>
               <w:ind w:left="120"/>
             </w:pPr>
-            <w:hyperlink w:history="1" r:id="rId93ohk6p_biinvapxia4c7">
+            <w:hyperlink w:history="1" r:id="rIdquqd3oj4ievabcqk30syo">
               <w:r>
                 <w:rPr>
                   <w:rFonts w:ascii="Arial" w:cs="Arial" w:eastAsia="Arial" w:hAnsi="Arial"/>
@@ -16130,7 +16130,7 @@
             <w:pPr>
               <w:spacing w:after="20" w:before="0"/>
             </w:pPr>
-            <w:hyperlink w:history="1" r:id="rIdrku6s54vceocjtxgwsssr">
+            <w:hyperlink w:history="1" r:id="rIdqgysx0uotzhjf194o4vwj">
               <w:r>
                 <w:rPr>
                   <w:rFonts w:ascii="Arial" w:cs="Arial" w:eastAsia="Arial" w:hAnsi="Arial"/>
@@ -16163,7 +16163,7 @@
               <w:spacing w:after="10" w:before="0"/>
               <w:ind w:left="120"/>
             </w:pPr>
-            <w:hyperlink w:history="1" r:id="rIduvfnkskldr2d_to7snuaa">
+            <w:hyperlink w:history="1" r:id="rId7ppis8qewsvbfdejdqv0e">
               <w:r>
                 <w:rPr>
                   <w:rFonts w:ascii="Arial" w:cs="Arial" w:eastAsia="Arial" w:hAnsi="Arial"/>
@@ -16208,7 +16208,7 @@
             <w:pPr>
               <w:spacing w:after="20" w:before="0"/>
             </w:pPr>
-            <w:hyperlink w:history="1" r:id="rIdlqf-f91iowsqggijdgpwm">
+            <w:hyperlink w:history="1" r:id="rId-sh55-coiqxckhuyseegu">
               <w:r>
                 <w:rPr>
                   <w:rFonts w:ascii="Arial" w:cs="Arial" w:eastAsia="Arial" w:hAnsi="Arial"/>
@@ -16241,7 +16241,7 @@
               <w:spacing w:after="10" w:before="0"/>
               <w:ind w:left="120"/>
             </w:pPr>
-            <w:hyperlink w:history="1" r:id="rIdmp1qxgdzae-wjh09y3nua">
+            <w:hyperlink w:history="1" r:id="rIdqye6pgzwvccfdjn-zzb81">
               <w:r>
                 <w:rPr>
                   <w:rFonts w:ascii="Arial" w:cs="Arial" w:eastAsia="Arial" w:hAnsi="Arial"/>
@@ -17756,32 +17756,32 @@
         <w:tc>
           <w:tcPr>
             <w:tcW w:type="dxa" w:w="1520"/>
-            <w:shd w:fill="F2F2F2" w:color="auto" w:val="clear"/>
-            <w:tcMar>
-              <w:top w:type="dxa" w:w="60"/>
-              <w:left w:type="dxa" w:w="120"/>
-              <w:bottom w:type="dxa" w:w="60"/>
-              <w:right w:type="dxa" w:w="120"/>
-            </w:tcMar>
-            <w:vAlign w:val="top"/>
-          </w:tcPr>
-          <w:p>
-            <w:pPr>
-              <w:spacing w:after="40" w:before="0"/>
-              <w:jc w:val="left"/>
-            </w:pPr>
-            <w:r>
-              <w:rPr>
-                <w:rFonts w:ascii="Arial" w:cs="Arial" w:eastAsia="Arial" w:hAnsi="Arial"/>
-                <w:b/>
-                <w:bCs/>
-                <w:i w:val="false"/>
-                <w:iCs w:val="false"/>
-                <w:color w:val="000000"/>
-                <w:sz w:val="18"/>
-                <w:szCs w:val="18"/>
-              </w:rPr>
-              <w:t xml:space="preserve">Phase 1 — Predict</w:t>
+            <w:shd w:fill="EAD1F5" w:color="auto" w:val="clear"/>
+            <w:tcMar>
+              <w:top w:type="dxa" w:w="60"/>
+              <w:left w:type="dxa" w:w="120"/>
+              <w:bottom w:type="dxa" w:w="60"/>
+              <w:right w:type="dxa" w:w="120"/>
+            </w:tcMar>
+            <w:vAlign w:val="top"/>
+          </w:tcPr>
+          <w:p>
+            <w:pPr>
+              <w:spacing w:after="40" w:before="0"/>
+              <w:jc w:val="left"/>
+            </w:pPr>
+            <w:r>
+              <w:rPr>
+                <w:rFonts w:ascii="Arial" w:cs="Arial" w:eastAsia="Arial" w:hAnsi="Arial"/>
+                <w:b/>
+                <w:bCs/>
+                <w:i w:val="false"/>
+                <w:iCs w:val="false"/>
+                <w:color w:val="000000"/>
+                <w:sz w:val="18"/>
+                <w:szCs w:val="18"/>
+              </w:rPr>
+              <w:t xml:space="preserve">Predict Phase</w:t>
             </w:r>
           </w:p>
           <w:p>
@@ -17804,7 +17804,7 @@
             <w:pPr>
               <w:spacing w:after="20" w:before="0"/>
             </w:pPr>
-            <w:hyperlink w:history="1" r:id="rIdzygiojhaubnzlplddn3fv">
+            <w:hyperlink w:history="1" r:id="rIdzt9ga2u8v46sd5ms45i4d">
               <w:r>
                 <w:rPr>
                   <w:rFonts w:ascii="Arial" w:cs="Arial" w:eastAsia="Arial" w:hAnsi="Arial"/>
@@ -17837,7 +17837,7 @@
               <w:spacing w:after="10" w:before="0"/>
               <w:ind w:left="120"/>
             </w:pPr>
-            <w:hyperlink w:history="1" r:id="rIdgf6lmomivml78mbt4s0xa">
+            <w:hyperlink w:history="1" r:id="rIddfdvwl2_ly_r6g215wkuu">
               <w:r>
                 <w:rPr>
                   <w:rFonts w:ascii="Arial" w:cs="Arial" w:eastAsia="Arial" w:hAnsi="Arial"/>
@@ -17882,7 +17882,7 @@
             <w:pPr>
               <w:spacing w:after="20" w:before="0"/>
             </w:pPr>
-            <w:hyperlink w:history="1" r:id="rIdqo5dsiberf_mcx2jvhfyu">
+            <w:hyperlink w:history="1" r:id="rIdk0t-iykymrsdmtz7okwu1">
               <w:r>
                 <w:rPr>
                   <w:rFonts w:ascii="Arial" w:cs="Arial" w:eastAsia="Arial" w:hAnsi="Arial"/>
@@ -17915,7 +17915,7 @@
               <w:spacing w:after="10" w:before="0"/>
               <w:ind w:left="120"/>
             </w:pPr>
-            <w:hyperlink w:history="1" r:id="rId3y3jom1t4ncl4zthlltog">
+            <w:hyperlink w:history="1" r:id="rIdaupmlei1iqvingnpq0jah">
               <w:r>
                 <w:rPr>
                   <w:rFonts w:ascii="Arial" w:cs="Arial" w:eastAsia="Arial" w:hAnsi="Arial"/>
@@ -18062,32 +18062,32 @@
         <w:tc>
           <w:tcPr>
             <w:tcW w:type="dxa" w:w="1520"/>
-            <w:shd w:fill="F2F2F2" w:color="auto" w:val="clear"/>
-            <w:tcMar>
-              <w:top w:type="dxa" w:w="60"/>
-              <w:left w:type="dxa" w:w="120"/>
-              <w:bottom w:type="dxa" w:w="60"/>
-              <w:right w:type="dxa" w:w="120"/>
-            </w:tcMar>
-            <w:vAlign w:val="top"/>
-          </w:tcPr>
-          <w:p>
-            <w:pPr>
-              <w:spacing w:after="40" w:before="0"/>
-              <w:jc w:val="left"/>
-            </w:pPr>
-            <w:r>
-              <w:rPr>
-                <w:rFonts w:ascii="Arial" w:cs="Arial" w:eastAsia="Arial" w:hAnsi="Arial"/>
-                <w:b/>
-                <w:bCs/>
-                <w:i w:val="false"/>
-                <w:iCs w:val="false"/>
-                <w:color w:val="000000"/>
-                <w:sz w:val="18"/>
-                <w:szCs w:val="18"/>
-              </w:rPr>
-              <w:t xml:space="preserve">Phase 2 — Observe</w:t>
+            <w:shd w:fill="D9EEF1" w:color="auto" w:val="clear"/>
+            <w:tcMar>
+              <w:top w:type="dxa" w:w="60"/>
+              <w:left w:type="dxa" w:w="120"/>
+              <w:bottom w:type="dxa" w:w="60"/>
+              <w:right w:type="dxa" w:w="120"/>
+            </w:tcMar>
+            <w:vAlign w:val="top"/>
+          </w:tcPr>
+          <w:p>
+            <w:pPr>
+              <w:spacing w:after="40" w:before="0"/>
+              <w:jc w:val="left"/>
+            </w:pPr>
+            <w:r>
+              <w:rPr>
+                <w:rFonts w:ascii="Arial" w:cs="Arial" w:eastAsia="Arial" w:hAnsi="Arial"/>
+                <w:b/>
+                <w:bCs/>
+                <w:i w:val="false"/>
+                <w:iCs w:val="false"/>
+                <w:color w:val="000000"/>
+                <w:sz w:val="18"/>
+                <w:szCs w:val="18"/>
+              </w:rPr>
+              <w:t xml:space="preserve">Observe Phase</w:t>
             </w:r>
           </w:p>
           <w:p>
@@ -18110,7 +18110,7 @@
             <w:pPr>
               <w:spacing w:after="20" w:before="0"/>
             </w:pPr>
-            <w:hyperlink w:history="1" r:id="rId3cnptfhakh66heaohlzh3">
+            <w:hyperlink w:history="1" r:id="rId8kkylxfih0s4j3x4wfprd">
               <w:r>
                 <w:rPr>
                   <w:rFonts w:ascii="Arial" w:cs="Arial" w:eastAsia="Arial" w:hAnsi="Arial"/>
@@ -18143,7 +18143,7 @@
               <w:spacing w:after="10" w:before="0"/>
               <w:ind w:left="120"/>
             </w:pPr>
-            <w:hyperlink w:history="1" r:id="rId_7o4arfvwdvavuhgoiewa">
+            <w:hyperlink w:history="1" r:id="rIdeev589nce8zpcknorwdfq">
               <w:r>
                 <w:rPr>
                   <w:rFonts w:ascii="Arial" w:cs="Arial" w:eastAsia="Arial" w:hAnsi="Arial"/>
@@ -18188,7 +18188,7 @@
             <w:pPr>
               <w:spacing w:after="20" w:before="0"/>
             </w:pPr>
-            <w:hyperlink w:history="1" r:id="rId7xxcdlmv-lxqyjjlzdffs">
+            <w:hyperlink w:history="1" r:id="rId3ubuleynnhcibgnjl5k7c">
               <w:r>
                 <w:rPr>
                   <w:rFonts w:ascii="Arial" w:cs="Arial" w:eastAsia="Arial" w:hAnsi="Arial"/>
@@ -18221,7 +18221,7 @@
               <w:spacing w:after="10" w:before="0"/>
               <w:ind w:left="120"/>
             </w:pPr>
-            <w:hyperlink w:history="1" r:id="rIdcnzek_4nvmolltygzhma9">
+            <w:hyperlink w:history="1" r:id="rId4rwpuuj32fhoezzgzw4oh">
               <w:r>
                 <w:rPr>
                   <w:rFonts w:ascii="Arial" w:cs="Arial" w:eastAsia="Arial" w:hAnsi="Arial"/>
@@ -18368,32 +18368,32 @@
         <w:tc>
           <w:tcPr>
             <w:tcW w:type="dxa" w:w="1520"/>
-            <w:shd w:fill="F2F2F2" w:color="auto" w:val="clear"/>
-            <w:tcMar>
-              <w:top w:type="dxa" w:w="60"/>
-              <w:left w:type="dxa" w:w="120"/>
-              <w:bottom w:type="dxa" w:w="60"/>
-              <w:right w:type="dxa" w:w="120"/>
-            </w:tcMar>
-            <w:vAlign w:val="top"/>
-          </w:tcPr>
-          <w:p>
-            <w:pPr>
-              <w:spacing w:after="40" w:before="0"/>
-              <w:jc w:val="left"/>
-            </w:pPr>
-            <w:r>
-              <w:rPr>
-                <w:rFonts w:ascii="Arial" w:cs="Arial" w:eastAsia="Arial" w:hAnsi="Arial"/>
-                <w:b/>
-                <w:bCs/>
-                <w:i w:val="false"/>
-                <w:iCs w:val="false"/>
-                <w:color w:val="000000"/>
-                <w:sz w:val="18"/>
-                <w:szCs w:val="18"/>
-              </w:rPr>
-              <w:t xml:space="preserve">Phase 3 — Explain</w:t>
+            <w:shd w:fill="E2EFDA" w:color="auto" w:val="clear"/>
+            <w:tcMar>
+              <w:top w:type="dxa" w:w="60"/>
+              <w:left w:type="dxa" w:w="120"/>
+              <w:bottom w:type="dxa" w:w="60"/>
+              <w:right w:type="dxa" w:w="120"/>
+            </w:tcMar>
+            <w:vAlign w:val="top"/>
+          </w:tcPr>
+          <w:p>
+            <w:pPr>
+              <w:spacing w:after="40" w:before="0"/>
+              <w:jc w:val="left"/>
+            </w:pPr>
+            <w:r>
+              <w:rPr>
+                <w:rFonts w:ascii="Arial" w:cs="Arial" w:eastAsia="Arial" w:hAnsi="Arial"/>
+                <w:b/>
+                <w:bCs/>
+                <w:i w:val="false"/>
+                <w:iCs w:val="false"/>
+                <w:color w:val="000000"/>
+                <w:sz w:val="18"/>
+                <w:szCs w:val="18"/>
+              </w:rPr>
+              <w:t xml:space="preserve">Explain Phase</w:t>
             </w:r>
           </w:p>
           <w:p>
@@ -18416,7 +18416,7 @@
             <w:pPr>
               <w:spacing w:after="20" w:before="0"/>
             </w:pPr>
-            <w:hyperlink w:history="1" r:id="rId8i7o3ugueipjfupknvr7t">
+            <w:hyperlink w:history="1" r:id="rId-dey_ubbtqj_vcwfsrehc">
               <w:r>
                 <w:rPr>
                   <w:rFonts w:ascii="Arial" w:cs="Arial" w:eastAsia="Arial" w:hAnsi="Arial"/>
@@ -18449,7 +18449,7 @@
               <w:spacing w:after="10" w:before="0"/>
               <w:ind w:left="120"/>
             </w:pPr>
-            <w:hyperlink w:history="1" r:id="rIdr7aecgli9my-snizejdgx">
+            <w:hyperlink w:history="1" r:id="rIdbniwjgt9fzk6uebadtkxe">
               <w:r>
                 <w:rPr>
                   <w:rFonts w:ascii="Arial" w:cs="Arial" w:eastAsia="Arial" w:hAnsi="Arial"/>
@@ -18494,7 +18494,7 @@
             <w:pPr>
               <w:spacing w:after="20" w:before="0"/>
             </w:pPr>
-            <w:hyperlink w:history="1" r:id="rIdgcrvqpvc-l6ndivuohrrc">
+            <w:hyperlink w:history="1" r:id="rIdeikxjwk6-fbezm_gjhbkw">
               <w:r>
                 <w:rPr>
                   <w:rFonts w:ascii="Arial" w:cs="Arial" w:eastAsia="Arial" w:hAnsi="Arial"/>
@@ -18527,7 +18527,7 @@
               <w:spacing w:after="10" w:before="0"/>
               <w:ind w:left="120"/>
             </w:pPr>
-            <w:hyperlink w:history="1" r:id="rIdh1due0yc1erscs-8krwag">
+            <w:hyperlink w:history="1" r:id="rIdnrmd5jaou1wcmjna7ch7m">
               <w:r>
                 <w:rPr>
                   <w:rFonts w:ascii="Arial" w:cs="Arial" w:eastAsia="Arial" w:hAnsi="Arial"/>
@@ -18674,32 +18674,32 @@
         <w:tc>
           <w:tcPr>
             <w:tcW w:type="dxa" w:w="1520"/>
-            <w:shd w:fill="F2F2F2" w:color="auto" w:val="clear"/>
-            <w:tcMar>
-              <w:top w:type="dxa" w:w="60"/>
-              <w:left w:type="dxa" w:w="120"/>
-              <w:bottom w:type="dxa" w:w="60"/>
-              <w:right w:type="dxa" w:w="120"/>
-            </w:tcMar>
-            <w:vAlign w:val="top"/>
-          </w:tcPr>
-          <w:p>
-            <w:pPr>
-              <w:spacing w:after="40" w:before="0"/>
-              <w:jc w:val="left"/>
-            </w:pPr>
-            <w:r>
-              <w:rPr>
-                <w:rFonts w:ascii="Arial" w:cs="Arial" w:eastAsia="Arial" w:hAnsi="Arial"/>
-                <w:b/>
-                <w:bCs/>
-                <w:i w:val="false"/>
-                <w:iCs w:val="false"/>
-                <w:color w:val="000000"/>
-                <w:sz w:val="18"/>
-                <w:szCs w:val="18"/>
-              </w:rPr>
-              <w:t xml:space="preserve">Phase 4 — Driving Question Board (DQB) Update</w:t>
+            <w:shd w:fill="FCE4D6" w:color="auto" w:val="clear"/>
+            <w:tcMar>
+              <w:top w:type="dxa" w:w="60"/>
+              <w:left w:type="dxa" w:w="120"/>
+              <w:bottom w:type="dxa" w:w="60"/>
+              <w:right w:type="dxa" w:w="120"/>
+            </w:tcMar>
+            <w:vAlign w:val="top"/>
+          </w:tcPr>
+          <w:p>
+            <w:pPr>
+              <w:spacing w:after="40" w:before="0"/>
+              <w:jc w:val="left"/>
+            </w:pPr>
+            <w:r>
+              <w:rPr>
+                <w:rFonts w:ascii="Arial" w:cs="Arial" w:eastAsia="Arial" w:hAnsi="Arial"/>
+                <w:b/>
+                <w:bCs/>
+                <w:i w:val="false"/>
+                <w:iCs w:val="false"/>
+                <w:color w:val="000000"/>
+                <w:sz w:val="18"/>
+                <w:szCs w:val="18"/>
+              </w:rPr>
+              <w:t xml:space="preserve">Driving Question Board (DQB) Creation</w:t>
             </w:r>
           </w:p>
           <w:p>
@@ -18722,7 +18722,7 @@
             <w:pPr>
               <w:spacing w:after="20" w:before="0"/>
             </w:pPr>
-            <w:hyperlink w:history="1" r:id="rId1vo8ngbxouv06jptofkmz">
+            <w:hyperlink w:history="1" r:id="rIdtgbdknwqjc2wu2xv0uhau">
               <w:r>
                 <w:rPr>
                   <w:rFonts w:ascii="Arial" w:cs="Arial" w:eastAsia="Arial" w:hAnsi="Arial"/>
@@ -18755,7 +18755,7 @@
               <w:spacing w:after="10" w:before="0"/>
               <w:ind w:left="120"/>
             </w:pPr>
-            <w:hyperlink w:history="1" r:id="rId3b9o-zljn5ib-2zruj709">
+            <w:hyperlink w:history="1" r:id="rIdlwnwcpbltjylgqbunv-my">
               <w:r>
                 <w:rPr>
                   <w:rFonts w:ascii="Arial" w:cs="Arial" w:eastAsia="Arial" w:hAnsi="Arial"/>
@@ -18800,7 +18800,7 @@
             <w:pPr>
               <w:spacing w:after="20" w:before="0"/>
             </w:pPr>
-            <w:hyperlink w:history="1" r:id="rIdh29la9bezmoacgogtgdq9">
+            <w:hyperlink w:history="1" r:id="rIdqrfge3nrhwfn2i9mmnwkr">
               <w:r>
                 <w:rPr>
                   <w:rFonts w:ascii="Arial" w:cs="Arial" w:eastAsia="Arial" w:hAnsi="Arial"/>
@@ -18833,7 +18833,7 @@
               <w:spacing w:after="10" w:before="0"/>
               <w:ind w:left="120"/>
             </w:pPr>
-            <w:hyperlink w:history="1" r:id="rIdyy7hsudz8w29j6fuzbfzw">
+            <w:hyperlink w:history="1" r:id="rId6xynpei7zlfyxdmeifsh5">
               <w:r>
                 <w:rPr>
                   <w:rFonts w:ascii="Arial" w:cs="Arial" w:eastAsia="Arial" w:hAnsi="Arial"/>
@@ -18980,32 +18980,32 @@
         <w:tc>
           <w:tcPr>
             <w:tcW w:type="dxa" w:w="1520"/>
-            <w:shd w:fill="F2F2F2" w:color="auto" w:val="clear"/>
-            <w:tcMar>
-              <w:top w:type="dxa" w:w="60"/>
-              <w:left w:type="dxa" w:w="120"/>
-              <w:bottom w:type="dxa" w:w="60"/>
-              <w:right w:type="dxa" w:w="120"/>
-            </w:tcMar>
-            <w:vAlign w:val="top"/>
-          </w:tcPr>
-          <w:p>
-            <w:pPr>
-              <w:spacing w:after="40" w:before="0"/>
-              <w:jc w:val="left"/>
-            </w:pPr>
-            <w:r>
-              <w:rPr>
-                <w:rFonts w:ascii="Arial" w:cs="Arial" w:eastAsia="Arial" w:hAnsi="Arial"/>
-                <w:b/>
-                <w:bCs/>
-                <w:i w:val="false"/>
-                <w:iCs w:val="false"/>
-                <w:color w:val="000000"/>
-                <w:sz w:val="18"/>
-                <w:szCs w:val="18"/>
-              </w:rPr>
-              <w:t xml:space="preserve">Phase 5 — Model Building</w:t>
+            <w:shd w:fill="D5E8F0" w:color="auto" w:val="clear"/>
+            <w:tcMar>
+              <w:top w:type="dxa" w:w="60"/>
+              <w:left w:type="dxa" w:w="120"/>
+              <w:bottom w:type="dxa" w:w="60"/>
+              <w:right w:type="dxa" w:w="120"/>
+            </w:tcMar>
+            <w:vAlign w:val="top"/>
+          </w:tcPr>
+          <w:p>
+            <w:pPr>
+              <w:spacing w:after="40" w:before="0"/>
+              <w:jc w:val="left"/>
+            </w:pPr>
+            <w:r>
+              <w:rPr>
+                <w:rFonts w:ascii="Arial" w:cs="Arial" w:eastAsia="Arial" w:hAnsi="Arial"/>
+                <w:b/>
+                <w:bCs/>
+                <w:i w:val="false"/>
+                <w:iCs w:val="false"/>
+                <w:color w:val="000000"/>
+                <w:sz w:val="18"/>
+                <w:szCs w:val="18"/>
+              </w:rPr>
+              <w:t xml:space="preserve">Model Building Phase</w:t>
             </w:r>
           </w:p>
           <w:p>
@@ -19028,7 +19028,7 @@
             <w:pPr>
               <w:spacing w:after="20" w:before="0"/>
             </w:pPr>
-            <w:hyperlink w:history="1" r:id="rIdvtjrqmyc0_zcswjzpeqo1">
+            <w:hyperlink w:history="1" r:id="rIdm8tdoyxws45yjcho6qci1">
               <w:r>
                 <w:rPr>
                   <w:rFonts w:ascii="Arial" w:cs="Arial" w:eastAsia="Arial" w:hAnsi="Arial"/>
@@ -19061,7 +19061,7 @@
               <w:spacing w:after="10" w:before="0"/>
               <w:ind w:left="120"/>
             </w:pPr>
-            <w:hyperlink w:history="1" r:id="rIdn4ifenoitoay5-prm36gw">
+            <w:hyperlink w:history="1" r:id="rId8jvyhzwk5ig2v4oxfjypv">
               <w:r>
                 <w:rPr>
                   <w:rFonts w:ascii="Arial" w:cs="Arial" w:eastAsia="Arial" w:hAnsi="Arial"/>
@@ -19106,7 +19106,7 @@
             <w:pPr>
               <w:spacing w:after="20" w:before="0"/>
             </w:pPr>
-            <w:hyperlink w:history="1" r:id="rId1fzjei8k8g3kxyu8pfcop">
+            <w:hyperlink w:history="1" r:id="rIdtjnaq7dm_5drtgxzaljib">
               <w:r>
                 <w:rPr>
                   <w:rFonts w:ascii="Arial" w:cs="Arial" w:eastAsia="Arial" w:hAnsi="Arial"/>
@@ -19139,7 +19139,7 @@
               <w:spacing w:after="10" w:before="0"/>
               <w:ind w:left="120"/>
             </w:pPr>
-            <w:hyperlink w:history="1" r:id="rId7fa1k14_fulylwmupwg-k">
+            <w:hyperlink w:history="1" r:id="rIdrhab-qc2szuqah8zu9yyo">
               <w:r>
                 <w:rPr>
                   <w:rFonts w:ascii="Arial" w:cs="Arial" w:eastAsia="Arial" w:hAnsi="Arial"/>
@@ -20785,7 +20785,7 @@
             <w:pPr>
               <w:spacing w:after="20" w:before="0"/>
             </w:pPr>
-            <w:hyperlink w:history="1" r:id="rIdjv10utse7fiimjyajfaah">
+            <w:hyperlink w:history="1" r:id="rIdkzptfuohapelzuisycadf">
               <w:r>
                 <w:rPr>
                   <w:rFonts w:ascii="Arial" w:cs="Arial" w:eastAsia="Arial" w:hAnsi="Arial"/>
@@ -20818,7 +20818,7 @@
               <w:spacing w:after="10" w:before="0"/>
               <w:ind w:left="120"/>
             </w:pPr>
-            <w:hyperlink w:history="1" r:id="rIdwhvec4nccrvfrl0t24ikv">
+            <w:hyperlink w:history="1" r:id="rIdrf61c4ka3fqrkzwluk_3z">
               <w:r>
                 <w:rPr>
                   <w:rFonts w:ascii="Arial" w:cs="Arial" w:eastAsia="Arial" w:hAnsi="Arial"/>
@@ -20863,7 +20863,7 @@
             <w:pPr>
               <w:spacing w:after="20" w:before="0"/>
             </w:pPr>
-            <w:hyperlink w:history="1" r:id="rIdvc3wndeoa0siwwrfe64fv">
+            <w:hyperlink w:history="1" r:id="rIdqrfmhcwh50iv37w6r5k-c">
               <w:r>
                 <w:rPr>
                   <w:rFonts w:ascii="Arial" w:cs="Arial" w:eastAsia="Arial" w:hAnsi="Arial"/>
@@ -20896,7 +20896,7 @@
               <w:spacing w:after="10" w:before="0"/>
               <w:ind w:left="120"/>
             </w:pPr>
-            <w:hyperlink w:history="1" r:id="rIdb2oswv42eyzg1xmyntcrs">
+            <w:hyperlink w:history="1" r:id="rId1izinkfrsbbwzethaouw-">
               <w:r>
                 <w:rPr>
                   <w:rFonts w:ascii="Arial" w:cs="Arial" w:eastAsia="Arial" w:hAnsi="Arial"/>
@@ -21091,7 +21091,7 @@
             <w:pPr>
               <w:spacing w:after="20" w:before="0"/>
             </w:pPr>
-            <w:hyperlink w:history="1" r:id="rId9u6e1ml9cerslskdmcyou">
+            <w:hyperlink w:history="1" r:id="rIdhdj7y0fvl1vk-8mqcsxxi">
               <w:r>
                 <w:rPr>
                   <w:rFonts w:ascii="Arial" w:cs="Arial" w:eastAsia="Arial" w:hAnsi="Arial"/>
@@ -21124,7 +21124,7 @@
               <w:spacing w:after="10" w:before="0"/>
               <w:ind w:left="120"/>
             </w:pPr>
-            <w:hyperlink w:history="1" r:id="rIdtmavtlo2g16fhzwrszk6x">
+            <w:hyperlink w:history="1" r:id="rIdebpeyyzjd6tdxmam0dd1i">
               <w:r>
                 <w:rPr>
                   <w:rFonts w:ascii="Arial" w:cs="Arial" w:eastAsia="Arial" w:hAnsi="Arial"/>
@@ -21169,7 +21169,7 @@
             <w:pPr>
               <w:spacing w:after="20" w:before="0"/>
             </w:pPr>
-            <w:hyperlink w:history="1" r:id="rIdn7f-0ywonwlqw1g-hcom4">
+            <w:hyperlink w:history="1" r:id="rIdcjr4c40xz-d_ml1riev0h">
               <w:r>
                 <w:rPr>
                   <w:rFonts w:ascii="Arial" w:cs="Arial" w:eastAsia="Arial" w:hAnsi="Arial"/>
@@ -21202,7 +21202,7 @@
               <w:spacing w:after="10" w:before="0"/>
               <w:ind w:left="120"/>
             </w:pPr>
-            <w:hyperlink w:history="1" r:id="rIdskepmxqrbivilm9zeqopg">
+            <w:hyperlink w:history="1" r:id="rIdahfwv1rczdj00jnavvzgz">
               <w:r>
                 <w:rPr>
                   <w:rFonts w:ascii="Arial" w:cs="Arial" w:eastAsia="Arial" w:hAnsi="Arial"/>
@@ -21397,7 +21397,7 @@
             <w:pPr>
               <w:spacing w:after="20" w:before="0"/>
             </w:pPr>
-            <w:hyperlink w:history="1" r:id="rIdeifnnjuc4trm-6ld1mqt1">
+            <w:hyperlink w:history="1" r:id="rId7rqzhcmshulbu0yuc9zyi">
               <w:r>
                 <w:rPr>
                   <w:rFonts w:ascii="Arial" w:cs="Arial" w:eastAsia="Arial" w:hAnsi="Arial"/>
@@ -21430,7 +21430,7 @@
               <w:spacing w:after="10" w:before="0"/>
               <w:ind w:left="120"/>
             </w:pPr>
-            <w:hyperlink w:history="1" r:id="rId6lzeryc8xnpdtphs8e0fs">
+            <w:hyperlink w:history="1" r:id="rIdz7l1tdqgokqwehg7pd4ew">
               <w:r>
                 <w:rPr>
                   <w:rFonts w:ascii="Arial" w:cs="Arial" w:eastAsia="Arial" w:hAnsi="Arial"/>
@@ -21475,7 +21475,7 @@
             <w:pPr>
               <w:spacing w:after="20" w:before="0"/>
             </w:pPr>
-            <w:hyperlink w:history="1" r:id="rIdlc-za23e7fmw-cclnxp7r">
+            <w:hyperlink w:history="1" r:id="rIdtm91afouvnkkkhfz2chok">
               <w:r>
                 <w:rPr>
                   <w:rFonts w:ascii="Arial" w:cs="Arial" w:eastAsia="Arial" w:hAnsi="Arial"/>
@@ -21508,7 +21508,7 @@
               <w:spacing w:after="10" w:before="0"/>
               <w:ind w:left="120"/>
             </w:pPr>
-            <w:hyperlink w:history="1" r:id="rIdexpg1lbft6xu8f2owisq2">
+            <w:hyperlink w:history="1" r:id="rIdth9pws4mkvzrpexbsctf1">
               <w:r>
                 <w:rPr>
                   <w:rFonts w:ascii="Arial" w:cs="Arial" w:eastAsia="Arial" w:hAnsi="Arial"/>
@@ -21703,7 +21703,7 @@
             <w:pPr>
               <w:spacing w:after="20" w:before="0"/>
             </w:pPr>
-            <w:hyperlink w:history="1" r:id="rIdz_ompmbd63_mqfljp6fb_">
+            <w:hyperlink w:history="1" r:id="rIdk8saibti93wsibgd_nsop">
               <w:r>
                 <w:rPr>
                   <w:rFonts w:ascii="Arial" w:cs="Arial" w:eastAsia="Arial" w:hAnsi="Arial"/>
@@ -21736,7 +21736,7 @@
               <w:spacing w:after="10" w:before="0"/>
               <w:ind w:left="120"/>
             </w:pPr>
-            <w:hyperlink w:history="1" r:id="rIdxu5jf6onaisj2bihcj3cx">
+            <w:hyperlink w:history="1" r:id="rIdvalbmdiglcua1p-3zrpmw">
               <w:r>
                 <w:rPr>
                   <w:rFonts w:ascii="Arial" w:cs="Arial" w:eastAsia="Arial" w:hAnsi="Arial"/>
@@ -21781,7 +21781,7 @@
             <w:pPr>
               <w:spacing w:after="20" w:before="0"/>
             </w:pPr>
-            <w:hyperlink w:history="1" r:id="rId_mc7qxodlhinjkzv-rcpz">
+            <w:hyperlink w:history="1" r:id="rIdibqsfnzehyicxwobsim03">
               <w:r>
                 <w:rPr>
                   <w:rFonts w:ascii="Arial" w:cs="Arial" w:eastAsia="Arial" w:hAnsi="Arial"/>
@@ -21814,7 +21814,7 @@
               <w:spacing w:after="10" w:before="0"/>
               <w:ind w:left="120"/>
             </w:pPr>
-            <w:hyperlink w:history="1" r:id="rIdv_dif48haw3y1pii49uyj">
+            <w:hyperlink w:history="1" r:id="rIdiyoep4iadecwmjfv_qn9g">
               <w:r>
                 <w:rPr>
                   <w:rFonts w:ascii="Arial" w:cs="Arial" w:eastAsia="Arial" w:hAnsi="Arial"/>
@@ -22009,7 +22009,7 @@
             <w:pPr>
               <w:spacing w:after="20" w:before="0"/>
             </w:pPr>
-            <w:hyperlink w:history="1" r:id="rIdwijfoapoh2cerd7vkcu_e">
+            <w:hyperlink w:history="1" r:id="rId7zgtomdocrblwgwf9ffg_">
               <w:r>
                 <w:rPr>
                   <w:rFonts w:ascii="Arial" w:cs="Arial" w:eastAsia="Arial" w:hAnsi="Arial"/>
@@ -22042,7 +22042,7 @@
               <w:spacing w:after="10" w:before="0"/>
               <w:ind w:left="120"/>
             </w:pPr>
-            <w:hyperlink w:history="1" r:id="rIddyfbzybdwb3l1ruitqhlc">
+            <w:hyperlink w:history="1" r:id="rId44vcq4lwpxieree2cewiu">
               <w:r>
                 <w:rPr>
                   <w:rFonts w:ascii="Arial" w:cs="Arial" w:eastAsia="Arial" w:hAnsi="Arial"/>
@@ -22087,7 +22087,7 @@
             <w:pPr>
               <w:spacing w:after="20" w:before="0"/>
             </w:pPr>
-            <w:hyperlink w:history="1" r:id="rIdp7r_ia8_8xbcbzwu_elkx">
+            <w:hyperlink w:history="1" r:id="rIdvyq-wtsttp7_63wznnyip">
               <w:r>
                 <w:rPr>
                   <w:rFonts w:ascii="Arial" w:cs="Arial" w:eastAsia="Arial" w:hAnsi="Arial"/>
@@ -22120,7 +22120,7 @@
               <w:spacing w:after="10" w:before="0"/>
               <w:ind w:left="120"/>
             </w:pPr>
-            <w:hyperlink w:history="1" r:id="rIdh0okwrc7tbjbdluw-5xcn">
+            <w:hyperlink w:history="1" r:id="rIdhmggfnqn-33nkfw-qcwv8">
               <w:r>
                 <w:rPr>
                   <w:rFonts w:ascii="Arial" w:cs="Arial" w:eastAsia="Arial" w:hAnsi="Arial"/>
@@ -23635,32 +23635,32 @@
         <w:tc>
           <w:tcPr>
             <w:tcW w:type="dxa" w:w="1520"/>
-            <w:shd w:fill="F2F2F2" w:color="auto" w:val="clear"/>
-            <w:tcMar>
-              <w:top w:type="dxa" w:w="60"/>
-              <w:left w:type="dxa" w:w="120"/>
-              <w:bottom w:type="dxa" w:w="60"/>
-              <w:right w:type="dxa" w:w="120"/>
-            </w:tcMar>
-            <w:vAlign w:val="top"/>
-          </w:tcPr>
-          <w:p>
-            <w:pPr>
-              <w:spacing w:after="40" w:before="0"/>
-              <w:jc w:val="left"/>
-            </w:pPr>
-            <w:r>
-              <w:rPr>
-                <w:rFonts w:ascii="Arial" w:cs="Arial" w:eastAsia="Arial" w:hAnsi="Arial"/>
-                <w:b/>
-                <w:bCs/>
-                <w:i w:val="false"/>
-                <w:iCs w:val="false"/>
-                <w:color w:val="000000"/>
-                <w:sz w:val="18"/>
-                <w:szCs w:val="18"/>
-              </w:rPr>
-              <w:t xml:space="preserve">Phase 1 — Predict: Return to the Starting Line</w:t>
+            <w:shd w:fill="EAD1F5" w:color="auto" w:val="clear"/>
+            <w:tcMar>
+              <w:top w:type="dxa" w:w="60"/>
+              <w:left w:type="dxa" w:w="120"/>
+              <w:bottom w:type="dxa" w:w="60"/>
+              <w:right w:type="dxa" w:w="120"/>
+            </w:tcMar>
+            <w:vAlign w:val="top"/>
+          </w:tcPr>
+          <w:p>
+            <w:pPr>
+              <w:spacing w:after="40" w:before="0"/>
+              <w:jc w:val="left"/>
+            </w:pPr>
+            <w:r>
+              <w:rPr>
+                <w:rFonts w:ascii="Arial" w:cs="Arial" w:eastAsia="Arial" w:hAnsi="Arial"/>
+                <w:b/>
+                <w:bCs/>
+                <w:i w:val="false"/>
+                <w:iCs w:val="false"/>
+                <w:color w:val="000000"/>
+                <w:sz w:val="18"/>
+                <w:szCs w:val="18"/>
+              </w:rPr>
+              <w:t xml:space="preserve">Predict Phase</w:t>
             </w:r>
           </w:p>
           <w:p>
@@ -23683,7 +23683,7 @@
             <w:pPr>
               <w:spacing w:after="20" w:before="0"/>
             </w:pPr>
-            <w:hyperlink w:history="1" r:id="rIdgcluhkqofh-secchnary9">
+            <w:hyperlink w:history="1" r:id="rIdfikqvzecksdf8orp_qoyh">
               <w:r>
                 <w:rPr>
                   <w:rFonts w:ascii="Arial" w:cs="Arial" w:eastAsia="Arial" w:hAnsi="Arial"/>
@@ -23716,7 +23716,7 @@
               <w:spacing w:after="10" w:before="0"/>
               <w:ind w:left="120"/>
             </w:pPr>
-            <w:hyperlink w:history="1" r:id="rIdjrzzdotm2ufl_yvwiqxx_">
+            <w:hyperlink w:history="1" r:id="rIdaboi1ei7-mgc2yto-7qw_">
               <w:r>
                 <w:rPr>
                   <w:rFonts w:ascii="Arial" w:cs="Arial" w:eastAsia="Arial" w:hAnsi="Arial"/>
@@ -23761,7 +23761,7 @@
             <w:pPr>
               <w:spacing w:after="20" w:before="0"/>
             </w:pPr>
-            <w:hyperlink w:history="1" r:id="rIdri33bhfjmuz8bc41oeobx">
+            <w:hyperlink w:history="1" r:id="rIdgiyb5rs3lhrxjagkryud5">
               <w:r>
                 <w:rPr>
                   <w:rFonts w:ascii="Arial" w:cs="Arial" w:eastAsia="Arial" w:hAnsi="Arial"/>
@@ -23794,7 +23794,7 @@
               <w:spacing w:after="10" w:before="0"/>
               <w:ind w:left="120"/>
             </w:pPr>
-            <w:hyperlink w:history="1" r:id="rIdo2uymo7m8xgjtfe4gwgsf">
+            <w:hyperlink w:history="1" r:id="rIddziltcteq4fvhbd1pu7vo">
               <w:r>
                 <w:rPr>
                   <w:rFonts w:ascii="Arial" w:cs="Arial" w:eastAsia="Arial" w:hAnsi="Arial"/>
@@ -23941,32 +23941,32 @@
         <w:tc>
           <w:tcPr>
             <w:tcW w:type="dxa" w:w="1520"/>
-            <w:shd w:fill="F2F2F2" w:color="auto" w:val="clear"/>
-            <w:tcMar>
-              <w:top w:type="dxa" w:w="60"/>
-              <w:left w:type="dxa" w:w="120"/>
-              <w:bottom w:type="dxa" w:w="60"/>
-              <w:right w:type="dxa" w:w="120"/>
-            </w:tcMar>
-            <w:vAlign w:val="top"/>
-          </w:tcPr>
-          <w:p>
-            <w:pPr>
-              <w:spacing w:after="40" w:before="0"/>
-              <w:jc w:val="left"/>
-            </w:pPr>
-            <w:r>
-              <w:rPr>
-                <w:rFonts w:ascii="Arial" w:cs="Arial" w:eastAsia="Arial" w:hAnsi="Arial"/>
-                <w:b/>
-                <w:bCs/>
-                <w:i w:val="false"/>
-                <w:iCs w:val="false"/>
-                <w:color w:val="000000"/>
-                <w:sz w:val="18"/>
-                <w:szCs w:val="18"/>
-              </w:rPr>
-              <w:t xml:space="preserve">Phase 2 — Observe: Building the Complete Mathematical Portfolio</w:t>
+            <w:shd w:fill="D9EEF1" w:color="auto" w:val="clear"/>
+            <w:tcMar>
+              <w:top w:type="dxa" w:w="60"/>
+              <w:left w:type="dxa" w:w="120"/>
+              <w:bottom w:type="dxa" w:w="60"/>
+              <w:right w:type="dxa" w:w="120"/>
+            </w:tcMar>
+            <w:vAlign w:val="top"/>
+          </w:tcPr>
+          <w:p>
+            <w:pPr>
+              <w:spacing w:after="40" w:before="0"/>
+              <w:jc w:val="left"/>
+            </w:pPr>
+            <w:r>
+              <w:rPr>
+                <w:rFonts w:ascii="Arial" w:cs="Arial" w:eastAsia="Arial" w:hAnsi="Arial"/>
+                <w:b/>
+                <w:bCs/>
+                <w:i w:val="false"/>
+                <w:iCs w:val="false"/>
+                <w:color w:val="000000"/>
+                <w:sz w:val="18"/>
+                <w:szCs w:val="18"/>
+              </w:rPr>
+              <w:t xml:space="preserve">Observe Phase</w:t>
             </w:r>
           </w:p>
           <w:p>
@@ -23989,7 +23989,7 @@
             <w:pPr>
               <w:spacing w:after="20" w:before="0"/>
             </w:pPr>
-            <w:hyperlink w:history="1" r:id="rIdwzn6jn1hbgfosmlwhp61p">
+            <w:hyperlink w:history="1" r:id="rIdmrdhtc2ezrp8eppryj6jc">
               <w:r>
                 <w:rPr>
                   <w:rFonts w:ascii="Arial" w:cs="Arial" w:eastAsia="Arial" w:hAnsi="Arial"/>
@@ -24022,7 +24022,7 @@
               <w:spacing w:after="10" w:before="0"/>
               <w:ind w:left="120"/>
             </w:pPr>
-            <w:hyperlink w:history="1" r:id="rIdw3womn7bpzqmlsvgtyece">
+            <w:hyperlink w:history="1" r:id="rIdsdhkfysatxxykvf0rd2cd">
               <w:r>
                 <w:rPr>
                   <w:rFonts w:ascii="Arial" w:cs="Arial" w:eastAsia="Arial" w:hAnsi="Arial"/>
@@ -24067,7 +24067,7 @@
             <w:pPr>
               <w:spacing w:after="20" w:before="0"/>
             </w:pPr>
-            <w:hyperlink w:history="1" r:id="rIdlqwgjmhg8lhcgy15wvocz">
+            <w:hyperlink w:history="1" r:id="rId2rfv2jdjackclyiqs7pln">
               <w:r>
                 <w:rPr>
                   <w:rFonts w:ascii="Arial" w:cs="Arial" w:eastAsia="Arial" w:hAnsi="Arial"/>
@@ -24100,7 +24100,7 @@
               <w:spacing w:after="10" w:before="0"/>
               <w:ind w:left="120"/>
             </w:pPr>
-            <w:hyperlink w:history="1" r:id="rIdgo5sppf7whw3cajuoycto">
+            <w:hyperlink w:history="1" r:id="rId3hi2vtuejfr47jln7kwqn">
               <w:r>
                 <w:rPr>
                   <w:rFonts w:ascii="Arial" w:cs="Arial" w:eastAsia="Arial" w:hAnsi="Arial"/>
@@ -24247,32 +24247,32 @@
         <w:tc>
           <w:tcPr>
             <w:tcW w:type="dxa" w:w="1520"/>
-            <w:shd w:fill="F2F2F2" w:color="auto" w:val="clear"/>
-            <w:tcMar>
-              <w:top w:type="dxa" w:w="60"/>
-              <w:left w:type="dxa" w:w="120"/>
-              <w:bottom w:type="dxa" w:w="60"/>
-              <w:right w:type="dxa" w:w="120"/>
-            </w:tcMar>
-            <w:vAlign w:val="top"/>
-          </w:tcPr>
-          <w:p>
-            <w:pPr>
-              <w:spacing w:after="40" w:before="0"/>
-              <w:jc w:val="left"/>
-            </w:pPr>
-            <w:r>
-              <w:rPr>
-                <w:rFonts w:ascii="Arial" w:cs="Arial" w:eastAsia="Arial" w:hAnsi="Arial"/>
-                <w:b/>
-                <w:bCs/>
-                <w:i w:val="false"/>
-                <w:iCs w:val="false"/>
-                <w:color w:val="000000"/>
-                <w:sz w:val="18"/>
-                <w:szCs w:val="18"/>
-              </w:rPr>
-              <w:t xml:space="preserve">Phase 3 — Explain: Group Presentations and Cross-Group Critique</w:t>
+            <w:shd w:fill="E2EFDA" w:color="auto" w:val="clear"/>
+            <w:tcMar>
+              <w:top w:type="dxa" w:w="60"/>
+              <w:left w:type="dxa" w:w="120"/>
+              <w:bottom w:type="dxa" w:w="60"/>
+              <w:right w:type="dxa" w:w="120"/>
+            </w:tcMar>
+            <w:vAlign w:val="top"/>
+          </w:tcPr>
+          <w:p>
+            <w:pPr>
+              <w:spacing w:after="40" w:before="0"/>
+              <w:jc w:val="left"/>
+            </w:pPr>
+            <w:r>
+              <w:rPr>
+                <w:rFonts w:ascii="Arial" w:cs="Arial" w:eastAsia="Arial" w:hAnsi="Arial"/>
+                <w:b/>
+                <w:bCs/>
+                <w:i w:val="false"/>
+                <w:iCs w:val="false"/>
+                <w:color w:val="000000"/>
+                <w:sz w:val="18"/>
+                <w:szCs w:val="18"/>
+              </w:rPr>
+              <w:t xml:space="preserve">Explain Phase</w:t>
             </w:r>
           </w:p>
           <w:p>
@@ -24295,7 +24295,7 @@
             <w:pPr>
               <w:spacing w:after="20" w:before="0"/>
             </w:pPr>
-            <w:hyperlink w:history="1" r:id="rIdzdvlfkmiucbimtcloamfu">
+            <w:hyperlink w:history="1" r:id="rIdp-trjgqdcpcyrzvtqnex2">
               <w:r>
                 <w:rPr>
                   <w:rFonts w:ascii="Arial" w:cs="Arial" w:eastAsia="Arial" w:hAnsi="Arial"/>
@@ -24328,7 +24328,7 @@
               <w:spacing w:after="10" w:before="0"/>
               <w:ind w:left="120"/>
             </w:pPr>
-            <w:hyperlink w:history="1" r:id="rIdrkrqlxtevie5mbrxxzih_">
+            <w:hyperlink w:history="1" r:id="rIdkqvcd0vr3aiehgydatykz">
               <w:r>
                 <w:rPr>
                   <w:rFonts w:ascii="Arial" w:cs="Arial" w:eastAsia="Arial" w:hAnsi="Arial"/>
@@ -24373,7 +24373,7 @@
             <w:pPr>
               <w:spacing w:after="20" w:before="0"/>
             </w:pPr>
-            <w:hyperlink w:history="1" r:id="rIdtsioms2rwqrx6ncdstlld">
+            <w:hyperlink w:history="1" r:id="rIdyvavyzs2a8zyqqz1vqind">
               <w:r>
                 <w:rPr>
                   <w:rFonts w:ascii="Arial" w:cs="Arial" w:eastAsia="Arial" w:hAnsi="Arial"/>
@@ -24406,7 +24406,7 @@
               <w:spacing w:after="10" w:before="0"/>
               <w:ind w:left="120"/>
             </w:pPr>
-            <w:hyperlink w:history="1" r:id="rIdl_lvchpnd5kjzsoc4ykke">
+            <w:hyperlink w:history="1" r:id="rIdnv3jfqas-0ujb_7jkxtn4">
               <w:r>
                 <w:rPr>
                   <w:rFonts w:ascii="Arial" w:cs="Arial" w:eastAsia="Arial" w:hAnsi="Arial"/>
@@ -24553,32 +24553,32 @@
         <w:tc>
           <w:tcPr>
             <w:tcW w:type="dxa" w:w="1520"/>
-            <w:shd w:fill="F2F2F2" w:color="auto" w:val="clear"/>
-            <w:tcMar>
-              <w:top w:type="dxa" w:w="60"/>
-              <w:left w:type="dxa" w:w="120"/>
-              <w:bottom w:type="dxa" w:w="60"/>
-              <w:right w:type="dxa" w:w="120"/>
-            </w:tcMar>
-            <w:vAlign w:val="top"/>
-          </w:tcPr>
-          <w:p>
-            <w:pPr>
-              <w:spacing w:after="40" w:before="0"/>
-              <w:jc w:val="left"/>
-            </w:pPr>
-            <w:r>
-              <w:rPr>
-                <w:rFonts w:ascii="Arial" w:cs="Arial" w:eastAsia="Arial" w:hAnsi="Arial"/>
-                <w:b/>
-                <w:bCs/>
-                <w:i w:val="false"/>
-                <w:iCs w:val="false"/>
-                <w:color w:val="000000"/>
-                <w:sz w:val="18"/>
-                <w:szCs w:val="18"/>
-              </w:rPr>
-              <w:t xml:space="preserve">Phase 4 — Driving Question Board (DQB) Closure: Answering Every Question</w:t>
+            <w:shd w:fill="FCE4D6" w:color="auto" w:val="clear"/>
+            <w:tcMar>
+              <w:top w:type="dxa" w:w="60"/>
+              <w:left w:type="dxa" w:w="120"/>
+              <w:bottom w:type="dxa" w:w="60"/>
+              <w:right w:type="dxa" w:w="120"/>
+            </w:tcMar>
+            <w:vAlign w:val="top"/>
+          </w:tcPr>
+          <w:p>
+            <w:pPr>
+              <w:spacing w:after="40" w:before="0"/>
+              <w:jc w:val="left"/>
+            </w:pPr>
+            <w:r>
+              <w:rPr>
+                <w:rFonts w:ascii="Arial" w:cs="Arial" w:eastAsia="Arial" w:hAnsi="Arial"/>
+                <w:b/>
+                <w:bCs/>
+                <w:i w:val="false"/>
+                <w:iCs w:val="false"/>
+                <w:color w:val="000000"/>
+                <w:sz w:val="18"/>
+                <w:szCs w:val="18"/>
+              </w:rPr>
+              <w:t xml:space="preserve">Driving Question Board (DQB) Creation</w:t>
             </w:r>
           </w:p>
           <w:p>
@@ -24601,7 +24601,7 @@
             <w:pPr>
               <w:spacing w:after="20" w:before="0"/>
             </w:pPr>
-            <w:hyperlink w:history="1" r:id="rIdqtktmb2b_9xhcaetdouwr">
+            <w:hyperlink w:history="1" r:id="rIddsglmkls1rgvhlu1c7hv8">
               <w:r>
                 <w:rPr>
                   <w:rFonts w:ascii="Arial" w:cs="Arial" w:eastAsia="Arial" w:hAnsi="Arial"/>
@@ -24634,7 +24634,7 @@
               <w:spacing w:after="10" w:before="0"/>
               <w:ind w:left="120"/>
             </w:pPr>
-            <w:hyperlink w:history="1" r:id="rIdsd4vc4auju8dqorvhgalm">
+            <w:hyperlink w:history="1" r:id="rIdzbwdope50e0i-q85xygtu">
               <w:r>
                 <w:rPr>
                   <w:rFonts w:ascii="Arial" w:cs="Arial" w:eastAsia="Arial" w:hAnsi="Arial"/>
@@ -24679,7 +24679,7 @@
             <w:pPr>
               <w:spacing w:after="20" w:before="0"/>
             </w:pPr>
-            <w:hyperlink w:history="1" r:id="rIdv52qjwkwetnb84qr35h7h">
+            <w:hyperlink w:history="1" r:id="rIdj9qdwt3oadddd2--wqt43">
               <w:r>
                 <w:rPr>
                   <w:rFonts w:ascii="Arial" w:cs="Arial" w:eastAsia="Arial" w:hAnsi="Arial"/>
@@ -24712,7 +24712,7 @@
               <w:spacing w:after="10" w:before="0"/>
               <w:ind w:left="120"/>
             </w:pPr>
-            <w:hyperlink w:history="1" r:id="rIdftjofzg_s8a1u2mdtydrn">
+            <w:hyperlink w:history="1" r:id="rIdoa3ptiutzrvzx8jb7vz9b">
               <w:r>
                 <w:rPr>
                   <w:rFonts w:ascii="Arial" w:cs="Arial" w:eastAsia="Arial" w:hAnsi="Arial"/>
@@ -24859,32 +24859,32 @@
         <w:tc>
           <w:tcPr>
             <w:tcW w:type="dxa" w:w="1520"/>
-            <w:shd w:fill="F2F2F2" w:color="auto" w:val="clear"/>
-            <w:tcMar>
-              <w:top w:type="dxa" w:w="60"/>
-              <w:left w:type="dxa" w:w="120"/>
-              <w:bottom w:type="dxa" w:w="60"/>
-              <w:right w:type="dxa" w:w="120"/>
-            </w:tcMar>
-            <w:vAlign w:val="top"/>
-          </w:tcPr>
-          <w:p>
-            <w:pPr>
-              <w:spacing w:after="40" w:before="0"/>
-              <w:jc w:val="left"/>
-            </w:pPr>
-            <w:r>
-              <w:rPr>
-                <w:rFonts w:ascii="Arial" w:cs="Arial" w:eastAsia="Arial" w:hAnsi="Arial"/>
-                <w:b/>
-                <w:bCs/>
-                <w:i w:val="false"/>
-                <w:iCs w:val="false"/>
-                <w:color w:val="000000"/>
-                <w:sz w:val="18"/>
-                <w:szCs w:val="18"/>
-              </w:rPr>
-              <w:t xml:space="preserve">Phase 5 — Model Building &amp; Written Assessment: From Lesson 1 Sketch to Final Mathematical Model</w:t>
+            <w:shd w:fill="D5E8F0" w:color="auto" w:val="clear"/>
+            <w:tcMar>
+              <w:top w:type="dxa" w:w="60"/>
+              <w:left w:type="dxa" w:w="120"/>
+              <w:bottom w:type="dxa" w:w="60"/>
+              <w:right w:type="dxa" w:w="120"/>
+            </w:tcMar>
+            <w:vAlign w:val="top"/>
+          </w:tcPr>
+          <w:p>
+            <w:pPr>
+              <w:spacing w:after="40" w:before="0"/>
+              <w:jc w:val="left"/>
+            </w:pPr>
+            <w:r>
+              <w:rPr>
+                <w:rFonts w:ascii="Arial" w:cs="Arial" w:eastAsia="Arial" w:hAnsi="Arial"/>
+                <w:b/>
+                <w:bCs/>
+                <w:i w:val="false"/>
+                <w:iCs w:val="false"/>
+                <w:color w:val="000000"/>
+                <w:sz w:val="18"/>
+                <w:szCs w:val="18"/>
+              </w:rPr>
+              <w:t xml:space="preserve">Model Building Phase</w:t>
             </w:r>
           </w:p>
           <w:p>
@@ -24907,7 +24907,7 @@
             <w:pPr>
               <w:spacing w:after="20" w:before="0"/>
             </w:pPr>
-            <w:hyperlink w:history="1" r:id="rIdgenugo-ymvy4bmpu589yc">
+            <w:hyperlink w:history="1" r:id="rIdbul-rvri1t6x9gh-wqsww">
               <w:r>
                 <w:rPr>
                   <w:rFonts w:ascii="Arial" w:cs="Arial" w:eastAsia="Arial" w:hAnsi="Arial"/>
@@ -24940,7 +24940,7 @@
               <w:spacing w:after="10" w:before="0"/>
               <w:ind w:left="120"/>
             </w:pPr>
-            <w:hyperlink w:history="1" r:id="rIduzvdbkru1cec2eaufsx8v">
+            <w:hyperlink w:history="1" r:id="rId6vfaz4mzzzy5ch2v3w8_l">
               <w:r>
                 <w:rPr>
                   <w:rFonts w:ascii="Arial" w:cs="Arial" w:eastAsia="Arial" w:hAnsi="Arial"/>
@@ -24985,7 +24985,7 @@
             <w:pPr>
               <w:spacing w:after="20" w:before="0"/>
             </w:pPr>
-            <w:hyperlink w:history="1" r:id="rIdp8-nnq-mmqsmgue_9ntsy">
+            <w:hyperlink w:history="1" r:id="rIdkaqzlghrpadgxawna2fou">
               <w:r>
                 <w:rPr>
                   <w:rFonts w:ascii="Arial" w:cs="Arial" w:eastAsia="Arial" w:hAnsi="Arial"/>
@@ -25018,7 +25018,7 @@
               <w:spacing w:after="10" w:before="0"/>
               <w:ind w:left="120"/>
             </w:pPr>
-            <w:hyperlink w:history="1" r:id="rId_q1iz94epv1mh03tswmv6">
+            <w:hyperlink w:history="1" r:id="rIdv4t9zumqt2jqhxhlgohs8">
               <w:r>
                 <w:rPr>
                   <w:rFonts w:ascii="Arial" w:cs="Arial" w:eastAsia="Arial" w:hAnsi="Arial"/>

--- a/data/outputs/v2/Core_Mathematics/SS2.9_Linear_Motion/Core_Mathematics_Linear_Motion_CBE_LessonSequence.docx
+++ b/data/outputs/v2/Core_Mathematics/SS2.9_Linear_Motion/Core_Mathematics_Linear_Motion_CBE_LessonSequence.docx
@@ -3202,7 +3202,7 @@
             <w:pPr>
               <w:spacing w:after="20" w:before="0"/>
             </w:pPr>
-            <w:hyperlink w:history="1" r:id="rId-menigf-emxgsouwfiuuu">
+            <w:hyperlink w:history="1" r:id="rIdqfremrlpg4_k9wjbatck_">
               <w:r>
                 <w:rPr>
                   <w:rFonts w:ascii="Arial" w:cs="Arial" w:eastAsia="Arial" w:hAnsi="Arial"/>
@@ -3235,7 +3235,7 @@
               <w:spacing w:after="10" w:before="0"/>
               <w:ind w:left="120"/>
             </w:pPr>
-            <w:hyperlink w:history="1" r:id="rIdfcnxwxdzomih1_zwl5fhi">
+            <w:hyperlink w:history="1" r:id="rIdlnj9pa-wxxfptb6yde-my">
               <w:r>
                 <w:rPr>
                   <w:rFonts w:ascii="Arial" w:cs="Arial" w:eastAsia="Arial" w:hAnsi="Arial"/>
@@ -3280,7 +3280,7 @@
             <w:pPr>
               <w:spacing w:after="20" w:before="0"/>
             </w:pPr>
-            <w:hyperlink w:history="1" r:id="rIdeoctykcdouooxqhsjibcz">
+            <w:hyperlink w:history="1" r:id="rIdydnijmmmo3zq-frqldzg4">
               <w:r>
                 <w:rPr>
                   <w:rFonts w:ascii="Arial" w:cs="Arial" w:eastAsia="Arial" w:hAnsi="Arial"/>
@@ -3313,7 +3313,7 @@
               <w:spacing w:after="10" w:before="0"/>
               <w:ind w:left="120"/>
             </w:pPr>
-            <w:hyperlink w:history="1" r:id="rIdopzu5dmyefuc5wpdolou8">
+            <w:hyperlink w:history="1" r:id="rIdi-d14rxsenv8ikmnejtls">
               <w:r>
                 <w:rPr>
                   <w:rFonts w:ascii="Arial" w:cs="Arial" w:eastAsia="Arial" w:hAnsi="Arial"/>
@@ -3508,7 +3508,7 @@
             <w:pPr>
               <w:spacing w:after="20" w:before="0"/>
             </w:pPr>
-            <w:hyperlink w:history="1" r:id="rIdb8ygm3yoztgbveqbjeq76">
+            <w:hyperlink w:history="1" r:id="rId1stvqiw4jp35zr2nmd9as">
               <w:r>
                 <w:rPr>
                   <w:rFonts w:ascii="Arial" w:cs="Arial" w:eastAsia="Arial" w:hAnsi="Arial"/>
@@ -3541,7 +3541,7 @@
               <w:spacing w:after="10" w:before="0"/>
               <w:ind w:left="120"/>
             </w:pPr>
-            <w:hyperlink w:history="1" r:id="rIdgqlpdadip37jnrpme9u4o">
+            <w:hyperlink w:history="1" r:id="rIdcl5l8aqi3faci7jxde6um">
               <w:r>
                 <w:rPr>
                   <w:rFonts w:ascii="Arial" w:cs="Arial" w:eastAsia="Arial" w:hAnsi="Arial"/>
@@ -3586,7 +3586,7 @@
             <w:pPr>
               <w:spacing w:after="20" w:before="0"/>
             </w:pPr>
-            <w:hyperlink w:history="1" r:id="rIdysgnm0ut8u1jhrptboi0c">
+            <w:hyperlink w:history="1" r:id="rId080kvkcrqhisv3zmz4zw2">
               <w:r>
                 <w:rPr>
                   <w:rFonts w:ascii="Arial" w:cs="Arial" w:eastAsia="Arial" w:hAnsi="Arial"/>
@@ -3619,7 +3619,7 @@
               <w:spacing w:after="10" w:before="0"/>
               <w:ind w:left="120"/>
             </w:pPr>
-            <w:hyperlink w:history="1" r:id="rIdkhfdhifdxue8zyp2fspqm">
+            <w:hyperlink w:history="1" r:id="rIdiccwfeywfkck1hsvvzr_q">
               <w:r>
                 <w:rPr>
                   <w:rFonts w:ascii="Arial" w:cs="Arial" w:eastAsia="Arial" w:hAnsi="Arial"/>
@@ -3814,7 +3814,7 @@
             <w:pPr>
               <w:spacing w:after="20" w:before="0"/>
             </w:pPr>
-            <w:hyperlink w:history="1" r:id="rIdcpoxh6_l6oougoakpfhqj">
+            <w:hyperlink w:history="1" r:id="rIdqfi090qrnd8s4c-fpxru_">
               <w:r>
                 <w:rPr>
                   <w:rFonts w:ascii="Arial" w:cs="Arial" w:eastAsia="Arial" w:hAnsi="Arial"/>
@@ -3847,7 +3847,7 @@
               <w:spacing w:after="10" w:before="0"/>
               <w:ind w:left="120"/>
             </w:pPr>
-            <w:hyperlink w:history="1" r:id="rId1r57yn0gubql5ec7e7ey5">
+            <w:hyperlink w:history="1" r:id="rId_ixzyhxhxerzxbgycxvwt">
               <w:r>
                 <w:rPr>
                   <w:rFonts w:ascii="Arial" w:cs="Arial" w:eastAsia="Arial" w:hAnsi="Arial"/>
@@ -3892,7 +3892,7 @@
             <w:pPr>
               <w:spacing w:after="20" w:before="0"/>
             </w:pPr>
-            <w:hyperlink w:history="1" r:id="rIdm6h1wos3bajuirrsxjajz">
+            <w:hyperlink w:history="1" r:id="rIdbqjcnm52igce4qp_sslrx">
               <w:r>
                 <w:rPr>
                   <w:rFonts w:ascii="Arial" w:cs="Arial" w:eastAsia="Arial" w:hAnsi="Arial"/>
@@ -3925,7 +3925,7 @@
               <w:spacing w:after="10" w:before="0"/>
               <w:ind w:left="120"/>
             </w:pPr>
-            <w:hyperlink w:history="1" r:id="rId9pks1nbxbzq6oegvrwjtm">
+            <w:hyperlink w:history="1" r:id="rIdgu8vzx0_ag8dflw1mkzwb">
               <w:r>
                 <w:rPr>
                   <w:rFonts w:ascii="Arial" w:cs="Arial" w:eastAsia="Arial" w:hAnsi="Arial"/>
@@ -4120,7 +4120,7 @@
             <w:pPr>
               <w:spacing w:after="20" w:before="0"/>
             </w:pPr>
-            <w:hyperlink w:history="1" r:id="rIdcdagy5nxf_nnewzjr1fgh">
+            <w:hyperlink w:history="1" r:id="rIdxa9nxxrjxdyukbtswqfzv">
               <w:r>
                 <w:rPr>
                   <w:rFonts w:ascii="Arial" w:cs="Arial" w:eastAsia="Arial" w:hAnsi="Arial"/>
@@ -4153,7 +4153,7 @@
               <w:spacing w:after="10" w:before="0"/>
               <w:ind w:left="120"/>
             </w:pPr>
-            <w:hyperlink w:history="1" r:id="rId7mys3xyceiddnn53gceon">
+            <w:hyperlink w:history="1" r:id="rIdgl_2ladyoqd4ik1lgof5o">
               <w:r>
                 <w:rPr>
                   <w:rFonts w:ascii="Arial" w:cs="Arial" w:eastAsia="Arial" w:hAnsi="Arial"/>
@@ -4198,7 +4198,7 @@
             <w:pPr>
               <w:spacing w:after="20" w:before="0"/>
             </w:pPr>
-            <w:hyperlink w:history="1" r:id="rIdquva5h7pnw8zmb2hajo2o">
+            <w:hyperlink w:history="1" r:id="rIde8fgie4pfejs38psdbbo3">
               <w:r>
                 <w:rPr>
                   <w:rFonts w:ascii="Arial" w:cs="Arial" w:eastAsia="Arial" w:hAnsi="Arial"/>
@@ -4231,7 +4231,7 @@
               <w:spacing w:after="10" w:before="0"/>
               <w:ind w:left="120"/>
             </w:pPr>
-            <w:hyperlink w:history="1" r:id="rIdzq7o-sth-c7yuc-vqkxdn">
+            <w:hyperlink w:history="1" r:id="rIdyo56cytfligv9uxfr2xh_">
               <w:r>
                 <w:rPr>
                   <w:rFonts w:ascii="Arial" w:cs="Arial" w:eastAsia="Arial" w:hAnsi="Arial"/>
@@ -4426,7 +4426,7 @@
             <w:pPr>
               <w:spacing w:after="20" w:before="0"/>
             </w:pPr>
-            <w:hyperlink w:history="1" r:id="rId1umyeioipqdnz1bziobrw">
+            <w:hyperlink w:history="1" r:id="rId43ilawoyaa5tzh9bpex0b">
               <w:r>
                 <w:rPr>
                   <w:rFonts w:ascii="Arial" w:cs="Arial" w:eastAsia="Arial" w:hAnsi="Arial"/>
@@ -4459,7 +4459,7 @@
               <w:spacing w:after="10" w:before="0"/>
               <w:ind w:left="120"/>
             </w:pPr>
-            <w:hyperlink w:history="1" r:id="rIdujt4mn3zwyzslfz0a8svm">
+            <w:hyperlink w:history="1" r:id="rIdkist0q6918oobd6sv2ivk">
               <w:r>
                 <w:rPr>
                   <w:rFonts w:ascii="Arial" w:cs="Arial" w:eastAsia="Arial" w:hAnsi="Arial"/>
@@ -4504,7 +4504,7 @@
             <w:pPr>
               <w:spacing w:after="20" w:before="0"/>
             </w:pPr>
-            <w:hyperlink w:history="1" r:id="rId4iecroxtq8zddapyjtnle">
+            <w:hyperlink w:history="1" r:id="rIdf5sny862de5gfie6ze0uw">
               <w:r>
                 <w:rPr>
                   <w:rFonts w:ascii="Arial" w:cs="Arial" w:eastAsia="Arial" w:hAnsi="Arial"/>
@@ -4537,7 +4537,7 @@
               <w:spacing w:after="10" w:before="0"/>
               <w:ind w:left="120"/>
             </w:pPr>
-            <w:hyperlink w:history="1" r:id="rIdzp7d_qbu3oxgte6xnb1jq">
+            <w:hyperlink w:history="1" r:id="rIdybda3byr8ygfyb5rgezsw">
               <w:r>
                 <w:rPr>
                   <w:rFonts w:ascii="Arial" w:cs="Arial" w:eastAsia="Arial" w:hAnsi="Arial"/>
@@ -6107,7 +6107,7 @@
             <w:pPr>
               <w:spacing w:after="20" w:before="0"/>
             </w:pPr>
-            <w:hyperlink w:history="1" r:id="rIdimypfg-docvgaew6-dod4">
+            <w:hyperlink w:history="1" r:id="rId4lnyosj8dwklli27wr3qu">
               <w:r>
                 <w:rPr>
                   <w:rFonts w:ascii="Arial" w:cs="Arial" w:eastAsia="Arial" w:hAnsi="Arial"/>
@@ -6140,7 +6140,7 @@
               <w:spacing w:after="10" w:before="0"/>
               <w:ind w:left="120"/>
             </w:pPr>
-            <w:hyperlink w:history="1" r:id="rIdegtcehr81ncfyrxkzdv63">
+            <w:hyperlink w:history="1" r:id="rIdwjnrnojhcsfdque9e8s4-">
               <w:r>
                 <w:rPr>
                   <w:rFonts w:ascii="Arial" w:cs="Arial" w:eastAsia="Arial" w:hAnsi="Arial"/>
@@ -6185,7 +6185,7 @@
             <w:pPr>
               <w:spacing w:after="20" w:before="0"/>
             </w:pPr>
-            <w:hyperlink w:history="1" r:id="rIdmxxydm-1rn7m4kidwpjvq">
+            <w:hyperlink w:history="1" r:id="rIdzpgpdsqi2duokelndjn6u">
               <w:r>
                 <w:rPr>
                   <w:rFonts w:ascii="Arial" w:cs="Arial" w:eastAsia="Arial" w:hAnsi="Arial"/>
@@ -6218,7 +6218,7 @@
               <w:spacing w:after="10" w:before="0"/>
               <w:ind w:left="120"/>
             </w:pPr>
-            <w:hyperlink w:history="1" r:id="rIdho0drrldqadzwu63rvooc">
+            <w:hyperlink w:history="1" r:id="rId1j0inrrt2y-vj6jdi-asr">
               <w:r>
                 <w:rPr>
                   <w:rFonts w:ascii="Arial" w:cs="Arial" w:eastAsia="Arial" w:hAnsi="Arial"/>
@@ -6413,7 +6413,7 @@
             <w:pPr>
               <w:spacing w:after="20" w:before="0"/>
             </w:pPr>
-            <w:hyperlink w:history="1" r:id="rIdkqaoyvw-gcgt1m0prf_kv">
+            <w:hyperlink w:history="1" r:id="rIdpjm50wrgqoyx_izg8k_em">
               <w:r>
                 <w:rPr>
                   <w:rFonts w:ascii="Arial" w:cs="Arial" w:eastAsia="Arial" w:hAnsi="Arial"/>
@@ -6446,7 +6446,7 @@
               <w:spacing w:after="10" w:before="0"/>
               <w:ind w:left="120"/>
             </w:pPr>
-            <w:hyperlink w:history="1" r:id="rId481c2ko-a5czkuj17gwh-">
+            <w:hyperlink w:history="1" r:id="rId96i_amnffjef-csr2kof_">
               <w:r>
                 <w:rPr>
                   <w:rFonts w:ascii="Arial" w:cs="Arial" w:eastAsia="Arial" w:hAnsi="Arial"/>
@@ -6491,7 +6491,7 @@
             <w:pPr>
               <w:spacing w:after="20" w:before="0"/>
             </w:pPr>
-            <w:hyperlink w:history="1" r:id="rIdtj5jyq7ffd1vugr1hjqh7">
+            <w:hyperlink w:history="1" r:id="rIdlz1d-bmtic54-zhdltj3r">
               <w:r>
                 <w:rPr>
                   <w:rFonts w:ascii="Arial" w:cs="Arial" w:eastAsia="Arial" w:hAnsi="Arial"/>
@@ -6524,7 +6524,7 @@
               <w:spacing w:after="10" w:before="0"/>
               <w:ind w:left="120"/>
             </w:pPr>
-            <w:hyperlink w:history="1" r:id="rIdxsgvuocrw3b9kycyuihbi">
+            <w:hyperlink w:history="1" r:id="rIdgmrdcrebu_zhjauzgjvqi">
               <w:r>
                 <w:rPr>
                   <w:rFonts w:ascii="Arial" w:cs="Arial" w:eastAsia="Arial" w:hAnsi="Arial"/>
@@ -6719,7 +6719,7 @@
             <w:pPr>
               <w:spacing w:after="20" w:before="0"/>
             </w:pPr>
-            <w:hyperlink w:history="1" r:id="rIdda0werlzbo-wu9cxx3apm">
+            <w:hyperlink w:history="1" r:id="rIduqm_p08srmwkco5kzsvry">
               <w:r>
                 <w:rPr>
                   <w:rFonts w:ascii="Arial" w:cs="Arial" w:eastAsia="Arial" w:hAnsi="Arial"/>
@@ -6752,7 +6752,7 @@
               <w:spacing w:after="10" w:before="0"/>
               <w:ind w:left="120"/>
             </w:pPr>
-            <w:hyperlink w:history="1" r:id="rId64uo_juc8bptxrs_mzvmd">
+            <w:hyperlink w:history="1" r:id="rId1kwn2mxoloie5ldgt_6jm">
               <w:r>
                 <w:rPr>
                   <w:rFonts w:ascii="Arial" w:cs="Arial" w:eastAsia="Arial" w:hAnsi="Arial"/>
@@ -6797,7 +6797,7 @@
             <w:pPr>
               <w:spacing w:after="20" w:before="0"/>
             </w:pPr>
-            <w:hyperlink w:history="1" r:id="rIdlewxgzurgzy_5ydw2p9zo">
+            <w:hyperlink w:history="1" r:id="rId45m5zcpjyzlz70n4ytin3">
               <w:r>
                 <w:rPr>
                   <w:rFonts w:ascii="Arial" w:cs="Arial" w:eastAsia="Arial" w:hAnsi="Arial"/>
@@ -6830,7 +6830,7 @@
               <w:spacing w:after="10" w:before="0"/>
               <w:ind w:left="120"/>
             </w:pPr>
-            <w:hyperlink w:history="1" r:id="rId7n8q6p1krb9xdwnebjaei">
+            <w:hyperlink w:history="1" r:id="rIdyf15su4cjhi_a0vjmq8yw">
               <w:r>
                 <w:rPr>
                   <w:rFonts w:ascii="Arial" w:cs="Arial" w:eastAsia="Arial" w:hAnsi="Arial"/>
@@ -7139,7 +7139,7 @@
             <w:pPr>
               <w:spacing w:after="20" w:before="0"/>
             </w:pPr>
-            <w:hyperlink w:history="1" r:id="rIdlt9bjh4an2kri_dltditc">
+            <w:hyperlink w:history="1" r:id="rId48uljryqrqlbjvf_qgxkl">
               <w:r>
                 <w:rPr>
                   <w:rFonts w:ascii="Arial" w:cs="Arial" w:eastAsia="Arial" w:hAnsi="Arial"/>
@@ -7172,7 +7172,7 @@
               <w:spacing w:after="10" w:before="0"/>
               <w:ind w:left="120"/>
             </w:pPr>
-            <w:hyperlink w:history="1" r:id="rIdxcc5sypxvgoa9cr3wy1ai">
+            <w:hyperlink w:history="1" r:id="rId1vrvrathbn5ptgiry0rxw">
               <w:r>
                 <w:rPr>
                   <w:rFonts w:ascii="Arial" w:cs="Arial" w:eastAsia="Arial" w:hAnsi="Arial"/>
@@ -7217,7 +7217,7 @@
             <w:pPr>
               <w:spacing w:after="20" w:before="0"/>
             </w:pPr>
-            <w:hyperlink w:history="1" r:id="rIdz0sffrvbu-od745r7ckwq">
+            <w:hyperlink w:history="1" r:id="rIdattygyi7bhfb1p1_wvvss">
               <w:r>
                 <w:rPr>
                   <w:rFonts w:ascii="Arial" w:cs="Arial" w:eastAsia="Arial" w:hAnsi="Arial"/>
@@ -7250,7 +7250,7 @@
               <w:spacing w:after="10" w:before="0"/>
               <w:ind w:left="120"/>
             </w:pPr>
-            <w:hyperlink w:history="1" r:id="rIdyto7hiij__qj0qyrf01of">
+            <w:hyperlink w:history="1" r:id="rIdw1emzt1l4lpd5uo1yjsfx">
               <w:r>
                 <w:rPr>
                   <w:rFonts w:ascii="Arial" w:cs="Arial" w:eastAsia="Arial" w:hAnsi="Arial"/>
@@ -7445,7 +7445,7 @@
             <w:pPr>
               <w:spacing w:after="20" w:before="0"/>
             </w:pPr>
-            <w:hyperlink w:history="1" r:id="rId3k49nfxy9b4eapeile7xd">
+            <w:hyperlink w:history="1" r:id="rId3lhf-fxfgglm-16kl52c8">
               <w:r>
                 <w:rPr>
                   <w:rFonts w:ascii="Arial" w:cs="Arial" w:eastAsia="Arial" w:hAnsi="Arial"/>
@@ -7478,7 +7478,7 @@
               <w:spacing w:after="10" w:before="0"/>
               <w:ind w:left="120"/>
             </w:pPr>
-            <w:hyperlink w:history="1" r:id="rId7weztfosxplwqse2oql0h">
+            <w:hyperlink w:history="1" r:id="rIdponqi4xk10t3mvbuiqae8">
               <w:r>
                 <w:rPr>
                   <w:rFonts w:ascii="Arial" w:cs="Arial" w:eastAsia="Arial" w:hAnsi="Arial"/>
@@ -7523,7 +7523,7 @@
             <w:pPr>
               <w:spacing w:after="20" w:before="0"/>
             </w:pPr>
-            <w:hyperlink w:history="1" r:id="rIdzvzxeenhfajhiced7lb3n">
+            <w:hyperlink w:history="1" r:id="rIdmsvbqadu98m0uqm12sszq">
               <w:r>
                 <w:rPr>
                   <w:rFonts w:ascii="Arial" w:cs="Arial" w:eastAsia="Arial" w:hAnsi="Arial"/>
@@ -7556,7 +7556,7 @@
               <w:spacing w:after="10" w:before="0"/>
               <w:ind w:left="120"/>
             </w:pPr>
-            <w:hyperlink w:history="1" r:id="rIdaopwiwb3zezdhfq41fqxf">
+            <w:hyperlink w:history="1" r:id="rId_okkulgvnhokz1teawazl">
               <w:r>
                 <w:rPr>
                   <w:rFonts w:ascii="Arial" w:cs="Arial" w:eastAsia="Arial" w:hAnsi="Arial"/>
@@ -9043,7 +9043,7 @@
             <w:pPr>
               <w:spacing w:after="20" w:before="0"/>
             </w:pPr>
-            <w:hyperlink w:history="1" r:id="rIdsgt6pglvca0l-hb-k_qtq">
+            <w:hyperlink w:history="1" r:id="rIddthmvuneumiueu3g_-v1f">
               <w:r>
                 <w:rPr>
                   <w:rFonts w:ascii="Arial" w:cs="Arial" w:eastAsia="Arial" w:hAnsi="Arial"/>
@@ -9076,7 +9076,7 @@
               <w:spacing w:after="10" w:before="0"/>
               <w:ind w:left="120"/>
             </w:pPr>
-            <w:hyperlink w:history="1" r:id="rIdxdyc1luvimxk_nrhxqzbp">
+            <w:hyperlink w:history="1" r:id="rIdlj5qb813jvpyl-qxdxx-p">
               <w:r>
                 <w:rPr>
                   <w:rFonts w:ascii="Arial" w:cs="Arial" w:eastAsia="Arial" w:hAnsi="Arial"/>
@@ -9121,7 +9121,7 @@
             <w:pPr>
               <w:spacing w:after="20" w:before="0"/>
             </w:pPr>
-            <w:hyperlink w:history="1" r:id="rIdqclf49u-juaor4ekm6yfj">
+            <w:hyperlink w:history="1" r:id="rIdpxlbc79eod4yx9lcf3ykg">
               <w:r>
                 <w:rPr>
                   <w:rFonts w:ascii="Arial" w:cs="Arial" w:eastAsia="Arial" w:hAnsi="Arial"/>
@@ -9154,7 +9154,7 @@
               <w:spacing w:after="10" w:before="0"/>
               <w:ind w:left="120"/>
             </w:pPr>
-            <w:hyperlink w:history="1" r:id="rId22bz9ltpsw9dbtlpauzh1">
+            <w:hyperlink w:history="1" r:id="rIdnceon_f9758nmwv5pgyvt">
               <w:r>
                 <w:rPr>
                   <w:rFonts w:ascii="Arial" w:cs="Arial" w:eastAsia="Arial" w:hAnsi="Arial"/>
@@ -9349,7 +9349,7 @@
             <w:pPr>
               <w:spacing w:after="20" w:before="0"/>
             </w:pPr>
-            <w:hyperlink w:history="1" r:id="rIdge625stutx003zwdqmhde">
+            <w:hyperlink w:history="1" r:id="rIdcclb0i37su-njabfha3h8">
               <w:r>
                 <w:rPr>
                   <w:rFonts w:ascii="Arial" w:cs="Arial" w:eastAsia="Arial" w:hAnsi="Arial"/>
@@ -9382,7 +9382,7 @@
               <w:spacing w:after="10" w:before="0"/>
               <w:ind w:left="120"/>
             </w:pPr>
-            <w:hyperlink w:history="1" r:id="rId82efsrxallf5qnq1q9iz5">
+            <w:hyperlink w:history="1" r:id="rIdk-r0hydva7jkwmynvdk0k">
               <w:r>
                 <w:rPr>
                   <w:rFonts w:ascii="Arial" w:cs="Arial" w:eastAsia="Arial" w:hAnsi="Arial"/>
@@ -9427,7 +9427,7 @@
             <w:pPr>
               <w:spacing w:after="20" w:before="0"/>
             </w:pPr>
-            <w:hyperlink w:history="1" r:id="rIdenxdspe7ruytdr3vo9m5j">
+            <w:hyperlink w:history="1" r:id="rIdlz4zu6eehgzxsz11yhtjs">
               <w:r>
                 <w:rPr>
                   <w:rFonts w:ascii="Arial" w:cs="Arial" w:eastAsia="Arial" w:hAnsi="Arial"/>
@@ -9460,7 +9460,7 @@
               <w:spacing w:after="10" w:before="0"/>
               <w:ind w:left="120"/>
             </w:pPr>
-            <w:hyperlink w:history="1" r:id="rIde9biio7_mf43wgiymk8lx">
+            <w:hyperlink w:history="1" r:id="rId4svl8fcxuctdjkhkfv_tk">
               <w:r>
                 <w:rPr>
                   <w:rFonts w:ascii="Arial" w:cs="Arial" w:eastAsia="Arial" w:hAnsi="Arial"/>
@@ -9655,7 +9655,7 @@
             <w:pPr>
               <w:spacing w:after="20" w:before="0"/>
             </w:pPr>
-            <w:hyperlink w:history="1" r:id="rIdcagpnylovrp-gn1imqtrv">
+            <w:hyperlink w:history="1" r:id="rId0fnkfm6wna3n2qhweljzn">
               <w:r>
                 <w:rPr>
                   <w:rFonts w:ascii="Arial" w:cs="Arial" w:eastAsia="Arial" w:hAnsi="Arial"/>
@@ -9688,7 +9688,7 @@
               <w:spacing w:after="10" w:before="0"/>
               <w:ind w:left="120"/>
             </w:pPr>
-            <w:hyperlink w:history="1" r:id="rIdkct6_qmxpux9pvqzvblrv">
+            <w:hyperlink w:history="1" r:id="rIdycmdvzj5m63gd1wh3wjib">
               <w:r>
                 <w:rPr>
                   <w:rFonts w:ascii="Arial" w:cs="Arial" w:eastAsia="Arial" w:hAnsi="Arial"/>
@@ -9733,7 +9733,7 @@
             <w:pPr>
               <w:spacing w:after="20" w:before="0"/>
             </w:pPr>
-            <w:hyperlink w:history="1" r:id="rIdckhj8tsi99ccfn4ybb0ju">
+            <w:hyperlink w:history="1" r:id="rIddefaggjfxkob_lnbjdg04">
               <w:r>
                 <w:rPr>
                   <w:rFonts w:ascii="Arial" w:cs="Arial" w:eastAsia="Arial" w:hAnsi="Arial"/>
@@ -9766,7 +9766,7 @@
               <w:spacing w:after="10" w:before="0"/>
               <w:ind w:left="120"/>
             </w:pPr>
-            <w:hyperlink w:history="1" r:id="rIdoy_nzliyvbx4v0mukntyn">
+            <w:hyperlink w:history="1" r:id="rId6cfh65c1p-u2czaojilhz">
               <w:r>
                 <w:rPr>
                   <w:rFonts w:ascii="Arial" w:cs="Arial" w:eastAsia="Arial" w:hAnsi="Arial"/>
@@ -9961,7 +9961,7 @@
             <w:pPr>
               <w:spacing w:after="20" w:before="0"/>
             </w:pPr>
-            <w:hyperlink w:history="1" r:id="rIdrh0ttyb30xike3lj2jtpd">
+            <w:hyperlink w:history="1" r:id="rIdr9vdcnwu4kvuqbjqiy780">
               <w:r>
                 <w:rPr>
                   <w:rFonts w:ascii="Arial" w:cs="Arial" w:eastAsia="Arial" w:hAnsi="Arial"/>
@@ -9994,7 +9994,7 @@
               <w:spacing w:after="10" w:before="0"/>
               <w:ind w:left="120"/>
             </w:pPr>
-            <w:hyperlink w:history="1" r:id="rIdkm1qlpphv1jhdh-fcv2ah">
+            <w:hyperlink w:history="1" r:id="rIdw_cgyexuambqpju5ptvra">
               <w:r>
                 <w:rPr>
                   <w:rFonts w:ascii="Arial" w:cs="Arial" w:eastAsia="Arial" w:hAnsi="Arial"/>
@@ -10039,7 +10039,7 @@
             <w:pPr>
               <w:spacing w:after="20" w:before="0"/>
             </w:pPr>
-            <w:hyperlink w:history="1" r:id="rIdi_yovzpowpwkhrlf_sgc7">
+            <w:hyperlink w:history="1" r:id="rIdf717nw3jscu0ydpdjpoaj">
               <w:r>
                 <w:rPr>
                   <w:rFonts w:ascii="Arial" w:cs="Arial" w:eastAsia="Arial" w:hAnsi="Arial"/>
@@ -10072,7 +10072,7 @@
               <w:spacing w:after="10" w:before="0"/>
               <w:ind w:left="120"/>
             </w:pPr>
-            <w:hyperlink w:history="1" r:id="rId1lx4dcqgqwbe7fcpsrs8d">
+            <w:hyperlink w:history="1" r:id="rIdlrbua8hbxqkeq-rywqyje">
               <w:r>
                 <w:rPr>
                   <w:rFonts w:ascii="Arial" w:cs="Arial" w:eastAsia="Arial" w:hAnsi="Arial"/>
@@ -10267,7 +10267,7 @@
             <w:pPr>
               <w:spacing w:after="20" w:before="0"/>
             </w:pPr>
-            <w:hyperlink w:history="1" r:id="rIdmafip4aiiqvt6dm4ykcfo">
+            <w:hyperlink w:history="1" r:id="rIdql_2cfpjjxp5mtgxywut0">
               <w:r>
                 <w:rPr>
                   <w:rFonts w:ascii="Arial" w:cs="Arial" w:eastAsia="Arial" w:hAnsi="Arial"/>
@@ -10300,7 +10300,7 @@
               <w:spacing w:after="10" w:before="0"/>
               <w:ind w:left="120"/>
             </w:pPr>
-            <w:hyperlink w:history="1" r:id="rId_ndkk2cke0v6lkasddrpc">
+            <w:hyperlink w:history="1" r:id="rIdgevwhfo_1duvmmhkccuo2">
               <w:r>
                 <w:rPr>
                   <w:rFonts w:ascii="Arial" w:cs="Arial" w:eastAsia="Arial" w:hAnsi="Arial"/>
@@ -10345,7 +10345,7 @@
             <w:pPr>
               <w:spacing w:after="20" w:before="0"/>
             </w:pPr>
-            <w:hyperlink w:history="1" r:id="rIdas-q_qhhbmeerzuhprcdy">
+            <w:hyperlink w:history="1" r:id="rIdjepyvi7blsb7i5r45ri36">
               <w:r>
                 <w:rPr>
                   <w:rFonts w:ascii="Arial" w:cs="Arial" w:eastAsia="Arial" w:hAnsi="Arial"/>
@@ -10378,7 +10378,7 @@
               <w:spacing w:after="10" w:before="0"/>
               <w:ind w:left="120"/>
             </w:pPr>
-            <w:hyperlink w:history="1" r:id="rIdsqm9pfwvfqumn8gqshwop">
+            <w:hyperlink w:history="1" r:id="rIdx8480cgjipilalzkk7cjk">
               <w:r>
                 <w:rPr>
                   <w:rFonts w:ascii="Arial" w:cs="Arial" w:eastAsia="Arial" w:hAnsi="Arial"/>
@@ -11865,7 +11865,7 @@
             <w:pPr>
               <w:spacing w:after="20" w:before="0"/>
             </w:pPr>
-            <w:hyperlink w:history="1" r:id="rIdkqngw8y6ptgtxmvtcrrps">
+            <w:hyperlink w:history="1" r:id="rIdhduld5mabrvu27avcpx7q">
               <w:r>
                 <w:rPr>
                   <w:rFonts w:ascii="Arial" w:cs="Arial" w:eastAsia="Arial" w:hAnsi="Arial"/>
@@ -11898,7 +11898,7 @@
               <w:spacing w:after="10" w:before="0"/>
               <w:ind w:left="120"/>
             </w:pPr>
-            <w:hyperlink w:history="1" r:id="rId4aaw7if-xsurxjjpidvnx">
+            <w:hyperlink w:history="1" r:id="rIdyogau06ziwo-zfhmrjaia">
               <w:r>
                 <w:rPr>
                   <w:rFonts w:ascii="Arial" w:cs="Arial" w:eastAsia="Arial" w:hAnsi="Arial"/>
@@ -11943,7 +11943,7 @@
             <w:pPr>
               <w:spacing w:after="20" w:before="0"/>
             </w:pPr>
-            <w:hyperlink w:history="1" r:id="rIdx6ww3ms2zwvjprviqhc7o">
+            <w:hyperlink w:history="1" r:id="rId7fkw1dnglmkxrcwgaberl">
               <w:r>
                 <w:rPr>
                   <w:rFonts w:ascii="Arial" w:cs="Arial" w:eastAsia="Arial" w:hAnsi="Arial"/>
@@ -11976,7 +11976,7 @@
               <w:spacing w:after="10" w:before="0"/>
               <w:ind w:left="120"/>
             </w:pPr>
-            <w:hyperlink w:history="1" r:id="rIddlxdt3i7xcmdzlgv8altc">
+            <w:hyperlink w:history="1" r:id="rId5ccyn70ozktps2aijdnyg">
               <w:r>
                 <w:rPr>
                   <w:rFonts w:ascii="Arial" w:cs="Arial" w:eastAsia="Arial" w:hAnsi="Arial"/>
@@ -12171,7 +12171,7 @@
             <w:pPr>
               <w:spacing w:after="20" w:before="0"/>
             </w:pPr>
-            <w:hyperlink w:history="1" r:id="rIdm9p_gllbitx9hldvlfce9">
+            <w:hyperlink w:history="1" r:id="rIdcyhlsvxinhhwrick2etme">
               <w:r>
                 <w:rPr>
                   <w:rFonts w:ascii="Arial" w:cs="Arial" w:eastAsia="Arial" w:hAnsi="Arial"/>
@@ -12204,7 +12204,7 @@
               <w:spacing w:after="10" w:before="0"/>
               <w:ind w:left="120"/>
             </w:pPr>
-            <w:hyperlink w:history="1" r:id="rIdfhzf-lhe8kzbfuefhtivo">
+            <w:hyperlink w:history="1" r:id="rIdy-ihldahhsorswdvh5cfh">
               <w:r>
                 <w:rPr>
                   <w:rFonts w:ascii="Arial" w:cs="Arial" w:eastAsia="Arial" w:hAnsi="Arial"/>
@@ -12249,7 +12249,7 @@
             <w:pPr>
               <w:spacing w:after="20" w:before="0"/>
             </w:pPr>
-            <w:hyperlink w:history="1" r:id="rIdjkao6msjtcnmwumx8y8jj">
+            <w:hyperlink w:history="1" r:id="rIdjmx2tj5suxyruza0dtaec">
               <w:r>
                 <w:rPr>
                   <w:rFonts w:ascii="Arial" w:cs="Arial" w:eastAsia="Arial" w:hAnsi="Arial"/>
@@ -12282,7 +12282,7 @@
               <w:spacing w:after="10" w:before="0"/>
               <w:ind w:left="120"/>
             </w:pPr>
-            <w:hyperlink w:history="1" r:id="rIdil0pvvvkgryzyqux9zmzq">
+            <w:hyperlink w:history="1" r:id="rIdwm6evp7wjqv14c_z3tujt">
               <w:r>
                 <w:rPr>
                   <w:rFonts w:ascii="Arial" w:cs="Arial" w:eastAsia="Arial" w:hAnsi="Arial"/>
@@ -12477,7 +12477,7 @@
             <w:pPr>
               <w:spacing w:after="20" w:before="0"/>
             </w:pPr>
-            <w:hyperlink w:history="1" r:id="rIdana_rero_qy_tyzupb3tv">
+            <w:hyperlink w:history="1" r:id="rIdq0kb2ypx7dasqj7nw2gga">
               <w:r>
                 <w:rPr>
                   <w:rFonts w:ascii="Arial" w:cs="Arial" w:eastAsia="Arial" w:hAnsi="Arial"/>
@@ -12510,7 +12510,7 @@
               <w:spacing w:after="10" w:before="0"/>
               <w:ind w:left="120"/>
             </w:pPr>
-            <w:hyperlink w:history="1" r:id="rIdfmowicwnemerclljj8g3e">
+            <w:hyperlink w:history="1" r:id="rIdocz0o-8_usl1qphksjtms">
               <w:r>
                 <w:rPr>
                   <w:rFonts w:ascii="Arial" w:cs="Arial" w:eastAsia="Arial" w:hAnsi="Arial"/>
@@ -12555,7 +12555,7 @@
             <w:pPr>
               <w:spacing w:after="20" w:before="0"/>
             </w:pPr>
-            <w:hyperlink w:history="1" r:id="rIdc-2rovocpojdt2m4j7thr">
+            <w:hyperlink w:history="1" r:id="rIdrycvpnsqlxlcvlgq007ei">
               <w:r>
                 <w:rPr>
                   <w:rFonts w:ascii="Arial" w:cs="Arial" w:eastAsia="Arial" w:hAnsi="Arial"/>
@@ -12588,7 +12588,7 @@
               <w:spacing w:after="10" w:before="0"/>
               <w:ind w:left="120"/>
             </w:pPr>
-            <w:hyperlink w:history="1" r:id="rIdlywcmgjlpki6i0_oezcjt">
+            <w:hyperlink w:history="1" r:id="rIdacqsvp3q5sktgrly2az91">
               <w:r>
                 <w:rPr>
                   <w:rFonts w:ascii="Arial" w:cs="Arial" w:eastAsia="Arial" w:hAnsi="Arial"/>
@@ -12783,7 +12783,7 @@
             <w:pPr>
               <w:spacing w:after="20" w:before="0"/>
             </w:pPr>
-            <w:hyperlink w:history="1" r:id="rIdsiu7nidlrnimu0syhnyff">
+            <w:hyperlink w:history="1" r:id="rIdxgzxtdcrhp6ybioac5dfo">
               <w:r>
                 <w:rPr>
                   <w:rFonts w:ascii="Arial" w:cs="Arial" w:eastAsia="Arial" w:hAnsi="Arial"/>
@@ -12816,7 +12816,7 @@
               <w:spacing w:after="10" w:before="0"/>
               <w:ind w:left="120"/>
             </w:pPr>
-            <w:hyperlink w:history="1" r:id="rIdhzbxsoaswx37xaqhuva_t">
+            <w:hyperlink w:history="1" r:id="rIdbajn-7ehl1cr0wngmrw0u">
               <w:r>
                 <w:rPr>
                   <w:rFonts w:ascii="Arial" w:cs="Arial" w:eastAsia="Arial" w:hAnsi="Arial"/>
@@ -12861,7 +12861,7 @@
             <w:pPr>
               <w:spacing w:after="20" w:before="0"/>
             </w:pPr>
-            <w:hyperlink w:history="1" r:id="rIdrp0jm6ojvzuy21wi6ucyl">
+            <w:hyperlink w:history="1" r:id="rIdvk2bhfq8z72pw5btxbmjl">
               <w:r>
                 <w:rPr>
                   <w:rFonts w:ascii="Arial" w:cs="Arial" w:eastAsia="Arial" w:hAnsi="Arial"/>
@@ -12894,7 +12894,7 @@
               <w:spacing w:after="10" w:before="0"/>
               <w:ind w:left="120"/>
             </w:pPr>
-            <w:hyperlink w:history="1" r:id="rIdck69jwwi85aqvh_2ru6ux">
+            <w:hyperlink w:history="1" r:id="rIdameg0qr7tfo6r4c2rui_j">
               <w:r>
                 <w:rPr>
                   <w:rFonts w:ascii="Arial" w:cs="Arial" w:eastAsia="Arial" w:hAnsi="Arial"/>
@@ -13089,7 +13089,7 @@
             <w:pPr>
               <w:spacing w:after="20" w:before="0"/>
             </w:pPr>
-            <w:hyperlink w:history="1" r:id="rIdue_jjbmtv9btcs8p4fsbd">
+            <w:hyperlink w:history="1" r:id="rIditra6recyg2btxrawwa_1">
               <w:r>
                 <w:rPr>
                   <w:rFonts w:ascii="Arial" w:cs="Arial" w:eastAsia="Arial" w:hAnsi="Arial"/>
@@ -13122,7 +13122,7 @@
               <w:spacing w:after="10" w:before="0"/>
               <w:ind w:left="120"/>
             </w:pPr>
-            <w:hyperlink w:history="1" r:id="rIdifszymv5pojfu-r5sjqi1">
+            <w:hyperlink w:history="1" r:id="rIdsan9kb9gnaimt7bjy6kbs">
               <w:r>
                 <w:rPr>
                   <w:rFonts w:ascii="Arial" w:cs="Arial" w:eastAsia="Arial" w:hAnsi="Arial"/>
@@ -13167,7 +13167,7 @@
             <w:pPr>
               <w:spacing w:after="20" w:before="0"/>
             </w:pPr>
-            <w:hyperlink w:history="1" r:id="rIdultabf8vkahnmxenjjpnm">
+            <w:hyperlink w:history="1" r:id="rId1eaf6zyyf7bviibojs7ej">
               <w:r>
                 <w:rPr>
                   <w:rFonts w:ascii="Arial" w:cs="Arial" w:eastAsia="Arial" w:hAnsi="Arial"/>
@@ -13200,7 +13200,7 @@
               <w:spacing w:after="10" w:before="0"/>
               <w:ind w:left="120"/>
             </w:pPr>
-            <w:hyperlink w:history="1" r:id="rIdcg0otd9msds9-ugpfpi_j">
+            <w:hyperlink w:history="1" r:id="rIds5pgogql8eykmb17-tkou">
               <w:r>
                 <w:rPr>
                   <w:rFonts w:ascii="Arial" w:cs="Arial" w:eastAsia="Arial" w:hAnsi="Arial"/>
@@ -14906,7 +14906,7 @@
             <w:pPr>
               <w:spacing w:after="20" w:before="0"/>
             </w:pPr>
-            <w:hyperlink w:history="1" r:id="rIdbqg9tyzb2lxqwuywxizwk">
+            <w:hyperlink w:history="1" r:id="rIdxvq2kcusgfptk0mg0f4he">
               <w:r>
                 <w:rPr>
                   <w:rFonts w:ascii="Arial" w:cs="Arial" w:eastAsia="Arial" w:hAnsi="Arial"/>
@@ -14939,7 +14939,7 @@
               <w:spacing w:after="10" w:before="0"/>
               <w:ind w:left="120"/>
             </w:pPr>
-            <w:hyperlink w:history="1" r:id="rIddqeamlbax9igoerlb6ffc">
+            <w:hyperlink w:history="1" r:id="rIdmlk64y9brkbv16ib7rcg8">
               <w:r>
                 <w:rPr>
                   <w:rFonts w:ascii="Arial" w:cs="Arial" w:eastAsia="Arial" w:hAnsi="Arial"/>
@@ -14984,7 +14984,7 @@
             <w:pPr>
               <w:spacing w:after="20" w:before="0"/>
             </w:pPr>
-            <w:hyperlink w:history="1" r:id="rIdxj83ke_aawfjvvs9ibfbu">
+            <w:hyperlink w:history="1" r:id="rIdabt1kbwabfblztgimqsx9">
               <w:r>
                 <w:rPr>
                   <w:rFonts w:ascii="Arial" w:cs="Arial" w:eastAsia="Arial" w:hAnsi="Arial"/>
@@ -15017,7 +15017,7 @@
               <w:spacing w:after="10" w:before="0"/>
               <w:ind w:left="120"/>
             </w:pPr>
-            <w:hyperlink w:history="1" r:id="rIdwxaffborkt3fuczpgkrv_">
+            <w:hyperlink w:history="1" r:id="rIdgryoxmipwjy5retwgomms">
               <w:r>
                 <w:rPr>
                   <w:rFonts w:ascii="Arial" w:cs="Arial" w:eastAsia="Arial" w:hAnsi="Arial"/>
@@ -15212,7 +15212,7 @@
             <w:pPr>
               <w:spacing w:after="20" w:before="0"/>
             </w:pPr>
-            <w:hyperlink w:history="1" r:id="rIdoz6c1vu6slvt9flj2sniu">
+            <w:hyperlink w:history="1" r:id="rIdl1el7tjir0h-vv4lzd-js">
               <w:r>
                 <w:rPr>
                   <w:rFonts w:ascii="Arial" w:cs="Arial" w:eastAsia="Arial" w:hAnsi="Arial"/>
@@ -15245,7 +15245,7 @@
               <w:spacing w:after="10" w:before="0"/>
               <w:ind w:left="120"/>
             </w:pPr>
-            <w:hyperlink w:history="1" r:id="rIdv5n9cpfm-xzkgbzh1kz8w">
+            <w:hyperlink w:history="1" r:id="rIdlhrlek4-3qqlkxb6wkvvi">
               <w:r>
                 <w:rPr>
                   <w:rFonts w:ascii="Arial" w:cs="Arial" w:eastAsia="Arial" w:hAnsi="Arial"/>
@@ -15290,7 +15290,7 @@
             <w:pPr>
               <w:spacing w:after="20" w:before="0"/>
             </w:pPr>
-            <w:hyperlink w:history="1" r:id="rIdzjyq58raj00g-zdvoleqy">
+            <w:hyperlink w:history="1" r:id="rIdnyk9yctvuzkjccgi-mr8a">
               <w:r>
                 <w:rPr>
                   <w:rFonts w:ascii="Arial" w:cs="Arial" w:eastAsia="Arial" w:hAnsi="Arial"/>
@@ -15323,7 +15323,7 @@
               <w:spacing w:after="10" w:before="0"/>
               <w:ind w:left="120"/>
             </w:pPr>
-            <w:hyperlink w:history="1" r:id="rIdaokxgk06h0winsiamnti9">
+            <w:hyperlink w:history="1" r:id="rIdzehhuwrto2xb4jmbjshkb">
               <w:r>
                 <w:rPr>
                   <w:rFonts w:ascii="Arial" w:cs="Arial" w:eastAsia="Arial" w:hAnsi="Arial"/>
@@ -15518,7 +15518,7 @@
             <w:pPr>
               <w:spacing w:after="20" w:before="0"/>
             </w:pPr>
-            <w:hyperlink w:history="1" r:id="rIdn1c0bcpamqk0l5_kwgdce">
+            <w:hyperlink w:history="1" r:id="rIdevfuzc8t_3pfdjxstxlwt">
               <w:r>
                 <w:rPr>
                   <w:rFonts w:ascii="Arial" w:cs="Arial" w:eastAsia="Arial" w:hAnsi="Arial"/>
@@ -15551,7 +15551,7 @@
               <w:spacing w:after="10" w:before="0"/>
               <w:ind w:left="120"/>
             </w:pPr>
-            <w:hyperlink w:history="1" r:id="rIdhruzosvlfgcnl6ry7xaei">
+            <w:hyperlink w:history="1" r:id="rId34bs0lwnclvvrx9zrvt2y">
               <w:r>
                 <w:rPr>
                   <w:rFonts w:ascii="Arial" w:cs="Arial" w:eastAsia="Arial" w:hAnsi="Arial"/>
@@ -15596,7 +15596,7 @@
             <w:pPr>
               <w:spacing w:after="20" w:before="0"/>
             </w:pPr>
-            <w:hyperlink w:history="1" r:id="rIdxjosfob2lwbyhpyew6dbz">
+            <w:hyperlink w:history="1" r:id="rIdjg5l0jyq9mwvdqll_iobs">
               <w:r>
                 <w:rPr>
                   <w:rFonts w:ascii="Arial" w:cs="Arial" w:eastAsia="Arial" w:hAnsi="Arial"/>
@@ -15629,7 +15629,7 @@
               <w:spacing w:after="10" w:before="0"/>
               <w:ind w:left="120"/>
             </w:pPr>
-            <w:hyperlink w:history="1" r:id="rIddsxegedwxgcstp3qbau1w">
+            <w:hyperlink w:history="1" r:id="rId81ozhq64w8vwjde6etj38">
               <w:r>
                 <w:rPr>
                   <w:rFonts w:ascii="Arial" w:cs="Arial" w:eastAsia="Arial" w:hAnsi="Arial"/>
@@ -15824,7 +15824,7 @@
             <w:pPr>
               <w:spacing w:after="20" w:before="0"/>
             </w:pPr>
-            <w:hyperlink w:history="1" r:id="rIdq6tsi4xayvo1_2etpuuye">
+            <w:hyperlink w:history="1" r:id="rIdkkgiey5d8cruqbje0c0qf">
               <w:r>
                 <w:rPr>
                   <w:rFonts w:ascii="Arial" w:cs="Arial" w:eastAsia="Arial" w:hAnsi="Arial"/>
@@ -15857,7 +15857,7 @@
               <w:spacing w:after="10" w:before="0"/>
               <w:ind w:left="120"/>
             </w:pPr>
-            <w:hyperlink w:history="1" r:id="rIdgruyg297lzwwivtbz_nbf">
+            <w:hyperlink w:history="1" r:id="rIdkujears1ghhgwlce0ai-a">
               <w:r>
                 <w:rPr>
                   <w:rFonts w:ascii="Arial" w:cs="Arial" w:eastAsia="Arial" w:hAnsi="Arial"/>
@@ -15902,7 +15902,7 @@
             <w:pPr>
               <w:spacing w:after="20" w:before="0"/>
             </w:pPr>
-            <w:hyperlink w:history="1" r:id="rId9xle5pog2lvsiiyo04otf">
+            <w:hyperlink w:history="1" r:id="rIdn1irbbg9wyrtkkevzfsuw">
               <w:r>
                 <w:rPr>
                   <w:rFonts w:ascii="Arial" w:cs="Arial" w:eastAsia="Arial" w:hAnsi="Arial"/>
@@ -15935,7 +15935,7 @@
               <w:spacing w:after="10" w:before="0"/>
               <w:ind w:left="120"/>
             </w:pPr>
-            <w:hyperlink w:history="1" r:id="rIdquqd3oj4ievabcqk30syo">
+            <w:hyperlink w:history="1" r:id="rIdv1bljdirsuhalvhvf3yr5">
               <w:r>
                 <w:rPr>
                   <w:rFonts w:ascii="Arial" w:cs="Arial" w:eastAsia="Arial" w:hAnsi="Arial"/>
@@ -16130,7 +16130,7 @@
             <w:pPr>
               <w:spacing w:after="20" w:before="0"/>
             </w:pPr>
-            <w:hyperlink w:history="1" r:id="rIdqgysx0uotzhjf194o4vwj">
+            <w:hyperlink w:history="1" r:id="rIdry3fymsnarap7wjid2l2n">
               <w:r>
                 <w:rPr>
                   <w:rFonts w:ascii="Arial" w:cs="Arial" w:eastAsia="Arial" w:hAnsi="Arial"/>
@@ -16163,7 +16163,7 @@
               <w:spacing w:after="10" w:before="0"/>
               <w:ind w:left="120"/>
             </w:pPr>
-            <w:hyperlink w:history="1" r:id="rId7ppis8qewsvbfdejdqv0e">
+            <w:hyperlink w:history="1" r:id="rIdsydtkh4mxcqfqbl91v2ii">
               <w:r>
                 <w:rPr>
                   <w:rFonts w:ascii="Arial" w:cs="Arial" w:eastAsia="Arial" w:hAnsi="Arial"/>
@@ -16208,7 +16208,7 @@
             <w:pPr>
               <w:spacing w:after="20" w:before="0"/>
             </w:pPr>
-            <w:hyperlink w:history="1" r:id="rId-sh55-coiqxckhuyseegu">
+            <w:hyperlink w:history="1" r:id="rIdg0ebe_qc8ey2oupahjs9r">
               <w:r>
                 <w:rPr>
                   <w:rFonts w:ascii="Arial" w:cs="Arial" w:eastAsia="Arial" w:hAnsi="Arial"/>
@@ -16241,7 +16241,7 @@
               <w:spacing w:after="10" w:before="0"/>
               <w:ind w:left="120"/>
             </w:pPr>
-            <w:hyperlink w:history="1" r:id="rIdqye6pgzwvccfdjn-zzb81">
+            <w:hyperlink w:history="1" r:id="rId1vyd3rvrknh8smgtrmlyr">
               <w:r>
                 <w:rPr>
                   <w:rFonts w:ascii="Arial" w:cs="Arial" w:eastAsia="Arial" w:hAnsi="Arial"/>
@@ -17804,7 +17804,7 @@
             <w:pPr>
               <w:spacing w:after="20" w:before="0"/>
             </w:pPr>
-            <w:hyperlink w:history="1" r:id="rIdzt9ga2u8v46sd5ms45i4d">
+            <w:hyperlink w:history="1" r:id="rIdmkzfcj3limrvelht5n7xp">
               <w:r>
                 <w:rPr>
                   <w:rFonts w:ascii="Arial" w:cs="Arial" w:eastAsia="Arial" w:hAnsi="Arial"/>
@@ -17837,7 +17837,7 @@
               <w:spacing w:after="10" w:before="0"/>
               <w:ind w:left="120"/>
             </w:pPr>
-            <w:hyperlink w:history="1" r:id="rIddfdvwl2_ly_r6g215wkuu">
+            <w:hyperlink w:history="1" r:id="rIdoxggsxh9ae8wkksocamd6">
               <w:r>
                 <w:rPr>
                   <w:rFonts w:ascii="Arial" w:cs="Arial" w:eastAsia="Arial" w:hAnsi="Arial"/>
@@ -17882,7 +17882,7 @@
             <w:pPr>
               <w:spacing w:after="20" w:before="0"/>
             </w:pPr>
-            <w:hyperlink w:history="1" r:id="rIdk0t-iykymrsdmtz7okwu1">
+            <w:hyperlink w:history="1" r:id="rId12_g6g2_6vlwv5nwdcos-">
               <w:r>
                 <w:rPr>
                   <w:rFonts w:ascii="Arial" w:cs="Arial" w:eastAsia="Arial" w:hAnsi="Arial"/>
@@ -17915,7 +17915,7 @@
               <w:spacing w:after="10" w:before="0"/>
               <w:ind w:left="120"/>
             </w:pPr>
-            <w:hyperlink w:history="1" r:id="rIdaupmlei1iqvingnpq0jah">
+            <w:hyperlink w:history="1" r:id="rId30mwe0hwhr_lofjqwyzf9">
               <w:r>
                 <w:rPr>
                   <w:rFonts w:ascii="Arial" w:cs="Arial" w:eastAsia="Arial" w:hAnsi="Arial"/>
@@ -18110,7 +18110,7 @@
             <w:pPr>
               <w:spacing w:after="20" w:before="0"/>
             </w:pPr>
-            <w:hyperlink w:history="1" r:id="rId8kkylxfih0s4j3x4wfprd">
+            <w:hyperlink w:history="1" r:id="rIdil2nyipxuefp0pdhbutxo">
               <w:r>
                 <w:rPr>
                   <w:rFonts w:ascii="Arial" w:cs="Arial" w:eastAsia="Arial" w:hAnsi="Arial"/>
@@ -18143,7 +18143,7 @@
               <w:spacing w:after="10" w:before="0"/>
               <w:ind w:left="120"/>
             </w:pPr>
-            <w:hyperlink w:history="1" r:id="rIdeev589nce8zpcknorwdfq">
+            <w:hyperlink w:history="1" r:id="rIdcs50mj82hu_n4z2wjtcbh">
               <w:r>
                 <w:rPr>
                   <w:rFonts w:ascii="Arial" w:cs="Arial" w:eastAsia="Arial" w:hAnsi="Arial"/>
@@ -18188,7 +18188,7 @@
             <w:pPr>
               <w:spacing w:after="20" w:before="0"/>
             </w:pPr>
-            <w:hyperlink w:history="1" r:id="rId3ubuleynnhcibgnjl5k7c">
+            <w:hyperlink w:history="1" r:id="rIdgunbp8wpua1h2xmugzx0k">
               <w:r>
                 <w:rPr>
                   <w:rFonts w:ascii="Arial" w:cs="Arial" w:eastAsia="Arial" w:hAnsi="Arial"/>
@@ -18221,7 +18221,7 @@
               <w:spacing w:after="10" w:before="0"/>
               <w:ind w:left="120"/>
             </w:pPr>
-            <w:hyperlink w:history="1" r:id="rId4rwpuuj32fhoezzgzw4oh">
+            <w:hyperlink w:history="1" r:id="rId1oepwkzmucuvkyfe32fmx">
               <w:r>
                 <w:rPr>
                   <w:rFonts w:ascii="Arial" w:cs="Arial" w:eastAsia="Arial" w:hAnsi="Arial"/>
@@ -18416,7 +18416,7 @@
             <w:pPr>
               <w:spacing w:after="20" w:before="0"/>
             </w:pPr>
-            <w:hyperlink w:history="1" r:id="rId-dey_ubbtqj_vcwfsrehc">
+            <w:hyperlink w:history="1" r:id="rIdazazxztxda1qfx00ckpl-">
               <w:r>
                 <w:rPr>
                   <w:rFonts w:ascii="Arial" w:cs="Arial" w:eastAsia="Arial" w:hAnsi="Arial"/>
@@ -18449,7 +18449,7 @@
               <w:spacing w:after="10" w:before="0"/>
               <w:ind w:left="120"/>
             </w:pPr>
-            <w:hyperlink w:history="1" r:id="rIdbniwjgt9fzk6uebadtkxe">
+            <w:hyperlink w:history="1" r:id="rIdbz9g2g9paizxm94yr5pkz">
               <w:r>
                 <w:rPr>
                   <w:rFonts w:ascii="Arial" w:cs="Arial" w:eastAsia="Arial" w:hAnsi="Arial"/>
@@ -18494,7 +18494,7 @@
             <w:pPr>
               <w:spacing w:after="20" w:before="0"/>
             </w:pPr>
-            <w:hyperlink w:history="1" r:id="rIdeikxjwk6-fbezm_gjhbkw">
+            <w:hyperlink w:history="1" r:id="rIdkskca51p9o-axdjvwgsin">
               <w:r>
                 <w:rPr>
                   <w:rFonts w:ascii="Arial" w:cs="Arial" w:eastAsia="Arial" w:hAnsi="Arial"/>
@@ -18527,7 +18527,7 @@
               <w:spacing w:after="10" w:before="0"/>
               <w:ind w:left="120"/>
             </w:pPr>
-            <w:hyperlink w:history="1" r:id="rIdnrmd5jaou1wcmjna7ch7m">
+            <w:hyperlink w:history="1" r:id="rIdb-57dmlssmmgc2onhco-j">
               <w:r>
                 <w:rPr>
                   <w:rFonts w:ascii="Arial" w:cs="Arial" w:eastAsia="Arial" w:hAnsi="Arial"/>
@@ -18722,7 +18722,7 @@
             <w:pPr>
               <w:spacing w:after="20" w:before="0"/>
             </w:pPr>
-            <w:hyperlink w:history="1" r:id="rIdtgbdknwqjc2wu2xv0uhau">
+            <w:hyperlink w:history="1" r:id="rId0apsrjyqf9sl5heaspdmk">
               <w:r>
                 <w:rPr>
                   <w:rFonts w:ascii="Arial" w:cs="Arial" w:eastAsia="Arial" w:hAnsi="Arial"/>
@@ -18755,7 +18755,7 @@
               <w:spacing w:after="10" w:before="0"/>
               <w:ind w:left="120"/>
             </w:pPr>
-            <w:hyperlink w:history="1" r:id="rIdlwnwcpbltjylgqbunv-my">
+            <w:hyperlink w:history="1" r:id="rIdyvubjfj4ytx0cbz5fa0av">
               <w:r>
                 <w:rPr>
                   <w:rFonts w:ascii="Arial" w:cs="Arial" w:eastAsia="Arial" w:hAnsi="Arial"/>
@@ -18800,7 +18800,7 @@
             <w:pPr>
               <w:spacing w:after="20" w:before="0"/>
             </w:pPr>
-            <w:hyperlink w:history="1" r:id="rIdqrfge3nrhwfn2i9mmnwkr">
+            <w:hyperlink w:history="1" r:id="rIdkam5zewrlpiqf3aroaso_">
               <w:r>
                 <w:rPr>
                   <w:rFonts w:ascii="Arial" w:cs="Arial" w:eastAsia="Arial" w:hAnsi="Arial"/>
@@ -18833,7 +18833,7 @@
               <w:spacing w:after="10" w:before="0"/>
               <w:ind w:left="120"/>
             </w:pPr>
-            <w:hyperlink w:history="1" r:id="rId6xynpei7zlfyxdmeifsh5">
+            <w:hyperlink w:history="1" r:id="rIdklhnmbl9budjynyp355v-">
               <w:r>
                 <w:rPr>
                   <w:rFonts w:ascii="Arial" w:cs="Arial" w:eastAsia="Arial" w:hAnsi="Arial"/>
@@ -19028,7 +19028,7 @@
             <w:pPr>
               <w:spacing w:after="20" w:before="0"/>
             </w:pPr>
-            <w:hyperlink w:history="1" r:id="rIdm8tdoyxws45yjcho6qci1">
+            <w:hyperlink w:history="1" r:id="rId1tde3whs7x3fyil34anfk">
               <w:r>
                 <w:rPr>
                   <w:rFonts w:ascii="Arial" w:cs="Arial" w:eastAsia="Arial" w:hAnsi="Arial"/>
@@ -19061,7 +19061,7 @@
               <w:spacing w:after="10" w:before="0"/>
               <w:ind w:left="120"/>
             </w:pPr>
-            <w:hyperlink w:history="1" r:id="rId8jvyhzwk5ig2v4oxfjypv">
+            <w:hyperlink w:history="1" r:id="rIdwyxjnw1kxyxa6aj_uievs">
               <w:r>
                 <w:rPr>
                   <w:rFonts w:ascii="Arial" w:cs="Arial" w:eastAsia="Arial" w:hAnsi="Arial"/>
@@ -19106,7 +19106,7 @@
             <w:pPr>
               <w:spacing w:after="20" w:before="0"/>
             </w:pPr>
-            <w:hyperlink w:history="1" r:id="rIdtjnaq7dm_5drtgxzaljib">
+            <w:hyperlink w:history="1" r:id="rIdgesq5y2n5wkhutnunxqzh">
               <w:r>
                 <w:rPr>
                   <w:rFonts w:ascii="Arial" w:cs="Arial" w:eastAsia="Arial" w:hAnsi="Arial"/>
@@ -19139,7 +19139,7 @@
               <w:spacing w:after="10" w:before="0"/>
               <w:ind w:left="120"/>
             </w:pPr>
-            <w:hyperlink w:history="1" r:id="rIdrhab-qc2szuqah8zu9yyo">
+            <w:hyperlink w:history="1" r:id="rIdn-aondksv4h9es_gcufsc">
               <w:r>
                 <w:rPr>
                   <w:rFonts w:ascii="Arial" w:cs="Arial" w:eastAsia="Arial" w:hAnsi="Arial"/>
@@ -20785,7 +20785,7 @@
             <w:pPr>
               <w:spacing w:after="20" w:before="0"/>
             </w:pPr>
-            <w:hyperlink w:history="1" r:id="rIdkzptfuohapelzuisycadf">
+            <w:hyperlink w:history="1" r:id="rIdsrfccyl0-og5w8hhpuywq">
               <w:r>
                 <w:rPr>
                   <w:rFonts w:ascii="Arial" w:cs="Arial" w:eastAsia="Arial" w:hAnsi="Arial"/>
@@ -20818,7 +20818,7 @@
               <w:spacing w:after="10" w:before="0"/>
               <w:ind w:left="120"/>
             </w:pPr>
-            <w:hyperlink w:history="1" r:id="rIdrf61c4ka3fqrkzwluk_3z">
+            <w:hyperlink w:history="1" r:id="rIdtcf9jh5455giwzg7cn0yw">
               <w:r>
                 <w:rPr>
                   <w:rFonts w:ascii="Arial" w:cs="Arial" w:eastAsia="Arial" w:hAnsi="Arial"/>
@@ -20863,7 +20863,7 @@
             <w:pPr>
               <w:spacing w:after="20" w:before="0"/>
             </w:pPr>
-            <w:hyperlink w:history="1" r:id="rIdqrfmhcwh50iv37w6r5k-c">
+            <w:hyperlink w:history="1" r:id="rId3-0thju_vtgpenntqnway">
               <w:r>
                 <w:rPr>
                   <w:rFonts w:ascii="Arial" w:cs="Arial" w:eastAsia="Arial" w:hAnsi="Arial"/>
@@ -20896,7 +20896,7 @@
               <w:spacing w:after="10" w:before="0"/>
               <w:ind w:left="120"/>
             </w:pPr>
-            <w:hyperlink w:history="1" r:id="rId1izinkfrsbbwzethaouw-">
+            <w:hyperlink w:history="1" r:id="rIdulbzfhcvjokp-kpxylcrk">
               <w:r>
                 <w:rPr>
                   <w:rFonts w:ascii="Arial" w:cs="Arial" w:eastAsia="Arial" w:hAnsi="Arial"/>
@@ -21091,7 +21091,7 @@
             <w:pPr>
               <w:spacing w:after="20" w:before="0"/>
             </w:pPr>
-            <w:hyperlink w:history="1" r:id="rIdhdj7y0fvl1vk-8mqcsxxi">
+            <w:hyperlink w:history="1" r:id="rIdwsr-sb1uvwnqvnrfhwapw">
               <w:r>
                 <w:rPr>
                   <w:rFonts w:ascii="Arial" w:cs="Arial" w:eastAsia="Arial" w:hAnsi="Arial"/>
@@ -21124,7 +21124,7 @@
               <w:spacing w:after="10" w:before="0"/>
               <w:ind w:left="120"/>
             </w:pPr>
-            <w:hyperlink w:history="1" r:id="rIdebpeyyzjd6tdxmam0dd1i">
+            <w:hyperlink w:history="1" r:id="rIdo4fy65mknealzeedatyer">
               <w:r>
                 <w:rPr>
                   <w:rFonts w:ascii="Arial" w:cs="Arial" w:eastAsia="Arial" w:hAnsi="Arial"/>
@@ -21169,7 +21169,7 @@
             <w:pPr>
               <w:spacing w:after="20" w:before="0"/>
             </w:pPr>
-            <w:hyperlink w:history="1" r:id="rIdcjr4c40xz-d_ml1riev0h">
+            <w:hyperlink w:history="1" r:id="rId2n2_wlu1g27u_ik3yrsbt">
               <w:r>
                 <w:rPr>
                   <w:rFonts w:ascii="Arial" w:cs="Arial" w:eastAsia="Arial" w:hAnsi="Arial"/>
@@ -21202,7 +21202,7 @@
               <w:spacing w:after="10" w:before="0"/>
               <w:ind w:left="120"/>
             </w:pPr>
-            <w:hyperlink w:history="1" r:id="rIdahfwv1rczdj00jnavvzgz">
+            <w:hyperlink w:history="1" r:id="rIdxacm51c6klka8uykpmxx3">
               <w:r>
                 <w:rPr>
                   <w:rFonts w:ascii="Arial" w:cs="Arial" w:eastAsia="Arial" w:hAnsi="Arial"/>
@@ -21397,7 +21397,7 @@
             <w:pPr>
               <w:spacing w:after="20" w:before="0"/>
             </w:pPr>
-            <w:hyperlink w:history="1" r:id="rId7rqzhcmshulbu0yuc9zyi">
+            <w:hyperlink w:history="1" r:id="rIdujxz8q5ztonmfz54b7ljs">
               <w:r>
                 <w:rPr>
                   <w:rFonts w:ascii="Arial" w:cs="Arial" w:eastAsia="Arial" w:hAnsi="Arial"/>
@@ -21430,7 +21430,7 @@
               <w:spacing w:after="10" w:before="0"/>
               <w:ind w:left="120"/>
             </w:pPr>
-            <w:hyperlink w:history="1" r:id="rIdz7l1tdqgokqwehg7pd4ew">
+            <w:hyperlink w:history="1" r:id="rIdcnuzbs07owx1h-zcri9wo">
               <w:r>
                 <w:rPr>
                   <w:rFonts w:ascii="Arial" w:cs="Arial" w:eastAsia="Arial" w:hAnsi="Arial"/>
@@ -21475,7 +21475,7 @@
             <w:pPr>
               <w:spacing w:after="20" w:before="0"/>
             </w:pPr>
-            <w:hyperlink w:history="1" r:id="rIdtm91afouvnkkkhfz2chok">
+            <w:hyperlink w:history="1" r:id="rId3kz4fl1hvwhno1susw2no">
               <w:r>
                 <w:rPr>
                   <w:rFonts w:ascii="Arial" w:cs="Arial" w:eastAsia="Arial" w:hAnsi="Arial"/>
@@ -21508,7 +21508,7 @@
               <w:spacing w:after="10" w:before="0"/>
               <w:ind w:left="120"/>
             </w:pPr>
-            <w:hyperlink w:history="1" r:id="rIdth9pws4mkvzrpexbsctf1">
+            <w:hyperlink w:history="1" r:id="rIdnxacvdqsdocl_akx0ja90">
               <w:r>
                 <w:rPr>
                   <w:rFonts w:ascii="Arial" w:cs="Arial" w:eastAsia="Arial" w:hAnsi="Arial"/>
@@ -21703,7 +21703,7 @@
             <w:pPr>
               <w:spacing w:after="20" w:before="0"/>
             </w:pPr>
-            <w:hyperlink w:history="1" r:id="rIdk8saibti93wsibgd_nsop">
+            <w:hyperlink w:history="1" r:id="rIdlstvkq02lptipdejm_frq">
               <w:r>
                 <w:rPr>
                   <w:rFonts w:ascii="Arial" w:cs="Arial" w:eastAsia="Arial" w:hAnsi="Arial"/>
@@ -21736,7 +21736,7 @@
               <w:spacing w:after="10" w:before="0"/>
               <w:ind w:left="120"/>
             </w:pPr>
-            <w:hyperlink w:history="1" r:id="rIdvalbmdiglcua1p-3zrpmw">
+            <w:hyperlink w:history="1" r:id="rIdwi90_14fpxp7xq1rfjfm-">
               <w:r>
                 <w:rPr>
                   <w:rFonts w:ascii="Arial" w:cs="Arial" w:eastAsia="Arial" w:hAnsi="Arial"/>
@@ -21781,7 +21781,7 @@
             <w:pPr>
               <w:spacing w:after="20" w:before="0"/>
             </w:pPr>
-            <w:hyperlink w:history="1" r:id="rIdibqsfnzehyicxwobsim03">
+            <w:hyperlink w:history="1" r:id="rId2t55t1uwjeieuci42zue1">
               <w:r>
                 <w:rPr>
                   <w:rFonts w:ascii="Arial" w:cs="Arial" w:eastAsia="Arial" w:hAnsi="Arial"/>
@@ -21814,7 +21814,7 @@
               <w:spacing w:after="10" w:before="0"/>
               <w:ind w:left="120"/>
             </w:pPr>
-            <w:hyperlink w:history="1" r:id="rIdiyoep4iadecwmjfv_qn9g">
+            <w:hyperlink w:history="1" r:id="rIdozedqxgpmyasltzeexzqh">
               <w:r>
                 <w:rPr>
                   <w:rFonts w:ascii="Arial" w:cs="Arial" w:eastAsia="Arial" w:hAnsi="Arial"/>
@@ -22009,7 +22009,7 @@
             <w:pPr>
               <w:spacing w:after="20" w:before="0"/>
             </w:pPr>
-            <w:hyperlink w:history="1" r:id="rId7zgtomdocrblwgwf9ffg_">
+            <w:hyperlink w:history="1" r:id="rIdbayg3pvkiqz36etvhiecp">
               <w:r>
                 <w:rPr>
                   <w:rFonts w:ascii="Arial" w:cs="Arial" w:eastAsia="Arial" w:hAnsi="Arial"/>
@@ -22042,7 +22042,7 @@
               <w:spacing w:after="10" w:before="0"/>
               <w:ind w:left="120"/>
             </w:pPr>
-            <w:hyperlink w:history="1" r:id="rId44vcq4lwpxieree2cewiu">
+            <w:hyperlink w:history="1" r:id="rIdc8bpelweudt6jdumaptr3">
               <w:r>
                 <w:rPr>
                   <w:rFonts w:ascii="Arial" w:cs="Arial" w:eastAsia="Arial" w:hAnsi="Arial"/>
@@ -22087,7 +22087,7 @@
             <w:pPr>
               <w:spacing w:after="20" w:before="0"/>
             </w:pPr>
-            <w:hyperlink w:history="1" r:id="rIdvyq-wtsttp7_63wznnyip">
+            <w:hyperlink w:history="1" r:id="rId8wguaytz2rvwd46qx_srp">
               <w:r>
                 <w:rPr>
                   <w:rFonts w:ascii="Arial" w:cs="Arial" w:eastAsia="Arial" w:hAnsi="Arial"/>
@@ -22120,7 +22120,7 @@
               <w:spacing w:after="10" w:before="0"/>
               <w:ind w:left="120"/>
             </w:pPr>
-            <w:hyperlink w:history="1" r:id="rIdhmggfnqn-33nkfw-qcwv8">
+            <w:hyperlink w:history="1" r:id="rIdrxxuofo-b0t4oftg7p4ok">
               <w:r>
                 <w:rPr>
                   <w:rFonts w:ascii="Arial" w:cs="Arial" w:eastAsia="Arial" w:hAnsi="Arial"/>
@@ -23683,7 +23683,7 @@
             <w:pPr>
               <w:spacing w:after="20" w:before="0"/>
             </w:pPr>
-            <w:hyperlink w:history="1" r:id="rIdfikqvzecksdf8orp_qoyh">
+            <w:hyperlink w:history="1" r:id="rIdruj6ndmdre3fjbohto2rt">
               <w:r>
                 <w:rPr>
                   <w:rFonts w:ascii="Arial" w:cs="Arial" w:eastAsia="Arial" w:hAnsi="Arial"/>
@@ -23716,7 +23716,7 @@
               <w:spacing w:after="10" w:before="0"/>
               <w:ind w:left="120"/>
             </w:pPr>
-            <w:hyperlink w:history="1" r:id="rIdaboi1ei7-mgc2yto-7qw_">
+            <w:hyperlink w:history="1" r:id="rIdh8lf9r2inwzxqdzucgswk">
               <w:r>
                 <w:rPr>
                   <w:rFonts w:ascii="Arial" w:cs="Arial" w:eastAsia="Arial" w:hAnsi="Arial"/>
@@ -23761,7 +23761,7 @@
             <w:pPr>
               <w:spacing w:after="20" w:before="0"/>
             </w:pPr>
-            <w:hyperlink w:history="1" r:id="rIdgiyb5rs3lhrxjagkryud5">
+            <w:hyperlink w:history="1" r:id="rIdcjz-ioi2ybawewhss7u0c">
               <w:r>
                 <w:rPr>
                   <w:rFonts w:ascii="Arial" w:cs="Arial" w:eastAsia="Arial" w:hAnsi="Arial"/>
@@ -23794,7 +23794,7 @@
               <w:spacing w:after="10" w:before="0"/>
               <w:ind w:left="120"/>
             </w:pPr>
-            <w:hyperlink w:history="1" r:id="rIddziltcteq4fvhbd1pu7vo">
+            <w:hyperlink w:history="1" r:id="rIdned8ojp51tg-rjg-sxf8y">
               <w:r>
                 <w:rPr>
                   <w:rFonts w:ascii="Arial" w:cs="Arial" w:eastAsia="Arial" w:hAnsi="Arial"/>
@@ -23989,7 +23989,7 @@
             <w:pPr>
               <w:spacing w:after="20" w:before="0"/>
             </w:pPr>
-            <w:hyperlink w:history="1" r:id="rIdmrdhtc2ezrp8eppryj6jc">
+            <w:hyperlink w:history="1" r:id="rId8blnqoojqogxtnlweswjs">
               <w:r>
                 <w:rPr>
                   <w:rFonts w:ascii="Arial" w:cs="Arial" w:eastAsia="Arial" w:hAnsi="Arial"/>
@@ -24022,7 +24022,7 @@
               <w:spacing w:after="10" w:before="0"/>
               <w:ind w:left="120"/>
             </w:pPr>
-            <w:hyperlink w:history="1" r:id="rIdsdhkfysatxxykvf0rd2cd">
+            <w:hyperlink w:history="1" r:id="rId0akyagsnk2hikepwwk7zd">
               <w:r>
                 <w:rPr>
                   <w:rFonts w:ascii="Arial" w:cs="Arial" w:eastAsia="Arial" w:hAnsi="Arial"/>
@@ -24067,7 +24067,7 @@
             <w:pPr>
               <w:spacing w:after="20" w:before="0"/>
             </w:pPr>
-            <w:hyperlink w:history="1" r:id="rId2rfv2jdjackclyiqs7pln">
+            <w:hyperlink w:history="1" r:id="rIdno05o3tprgigvrwtshfxh">
               <w:r>
                 <w:rPr>
                   <w:rFonts w:ascii="Arial" w:cs="Arial" w:eastAsia="Arial" w:hAnsi="Arial"/>
@@ -24100,7 +24100,7 @@
               <w:spacing w:after="10" w:before="0"/>
               <w:ind w:left="120"/>
             </w:pPr>
-            <w:hyperlink w:history="1" r:id="rId3hi2vtuejfr47jln7kwqn">
+            <w:hyperlink w:history="1" r:id="rId3mgbbcxqsmyho0oa0njs4">
               <w:r>
                 <w:rPr>
                   <w:rFonts w:ascii="Arial" w:cs="Arial" w:eastAsia="Arial" w:hAnsi="Arial"/>
@@ -24295,7 +24295,7 @@
             <w:pPr>
               <w:spacing w:after="20" w:before="0"/>
             </w:pPr>
-            <w:hyperlink w:history="1" r:id="rIdp-trjgqdcpcyrzvtqnex2">
+            <w:hyperlink w:history="1" r:id="rIdbggoipw6t-69ch7ovjro7">
               <w:r>
                 <w:rPr>
                   <w:rFonts w:ascii="Arial" w:cs="Arial" w:eastAsia="Arial" w:hAnsi="Arial"/>
@@ -24328,7 +24328,7 @@
               <w:spacing w:after="10" w:before="0"/>
               <w:ind w:left="120"/>
             </w:pPr>
-            <w:hyperlink w:history="1" r:id="rIdkqvcd0vr3aiehgydatykz">
+            <w:hyperlink w:history="1" r:id="rIdqifjzbzg2z50wu45ydii1">
               <w:r>
                 <w:rPr>
                   <w:rFonts w:ascii="Arial" w:cs="Arial" w:eastAsia="Arial" w:hAnsi="Arial"/>
@@ -24373,7 +24373,7 @@
             <w:pPr>
               <w:spacing w:after="20" w:before="0"/>
             </w:pPr>
-            <w:hyperlink w:history="1" r:id="rIdyvavyzs2a8zyqqz1vqind">
+            <w:hyperlink w:history="1" r:id="rId7w3m-3sibtvjxozwis02m">
               <w:r>
                 <w:rPr>
                   <w:rFonts w:ascii="Arial" w:cs="Arial" w:eastAsia="Arial" w:hAnsi="Arial"/>
@@ -24406,7 +24406,7 @@
               <w:spacing w:after="10" w:before="0"/>
               <w:ind w:left="120"/>
             </w:pPr>
-            <w:hyperlink w:history="1" r:id="rIdnv3jfqas-0ujb_7jkxtn4">
+            <w:hyperlink w:history="1" r:id="rIdf8t-gmvvkucfblh7izjzs">
               <w:r>
                 <w:rPr>
                   <w:rFonts w:ascii="Arial" w:cs="Arial" w:eastAsia="Arial" w:hAnsi="Arial"/>
@@ -24601,7 +24601,7 @@
             <w:pPr>
               <w:spacing w:after="20" w:before="0"/>
             </w:pPr>
-            <w:hyperlink w:history="1" r:id="rIddsglmkls1rgvhlu1c7hv8">
+            <w:hyperlink w:history="1" r:id="rIdgovfa8er-hp99_h4gddyb">
               <w:r>
                 <w:rPr>
                   <w:rFonts w:ascii="Arial" w:cs="Arial" w:eastAsia="Arial" w:hAnsi="Arial"/>
@@ -24634,7 +24634,7 @@
               <w:spacing w:after="10" w:before="0"/>
               <w:ind w:left="120"/>
             </w:pPr>
-            <w:hyperlink w:history="1" r:id="rIdzbwdope50e0i-q85xygtu">
+            <w:hyperlink w:history="1" r:id="rIdlp72czq16ampspth3keh5">
               <w:r>
                 <w:rPr>
                   <w:rFonts w:ascii="Arial" w:cs="Arial" w:eastAsia="Arial" w:hAnsi="Arial"/>
@@ -24679,7 +24679,7 @@
             <w:pPr>
               <w:spacing w:after="20" w:before="0"/>
             </w:pPr>
-            <w:hyperlink w:history="1" r:id="rIdj9qdwt3oadddd2--wqt43">
+            <w:hyperlink w:history="1" r:id="rId3sal7kqkbtrt2lgyi0w7x">
               <w:r>
                 <w:rPr>
                   <w:rFonts w:ascii="Arial" w:cs="Arial" w:eastAsia="Arial" w:hAnsi="Arial"/>
@@ -24712,7 +24712,7 @@
               <w:spacing w:after="10" w:before="0"/>
               <w:ind w:left="120"/>
             </w:pPr>
-            <w:hyperlink w:history="1" r:id="rIdoa3ptiutzrvzx8jb7vz9b">
+            <w:hyperlink w:history="1" r:id="rIdnlk7elsuhf51lsu584l7j">
               <w:r>
                 <w:rPr>
                   <w:rFonts w:ascii="Arial" w:cs="Arial" w:eastAsia="Arial" w:hAnsi="Arial"/>
@@ -24907,7 +24907,7 @@
             <w:pPr>
               <w:spacing w:after="20" w:before="0"/>
             </w:pPr>
-            <w:hyperlink w:history="1" r:id="rIdbul-rvri1t6x9gh-wqsww">
+            <w:hyperlink w:history="1" r:id="rIdg3l88pt3gads1sozklcq7">
               <w:r>
                 <w:rPr>
                   <w:rFonts w:ascii="Arial" w:cs="Arial" w:eastAsia="Arial" w:hAnsi="Arial"/>
@@ -24940,7 +24940,7 @@
               <w:spacing w:after="10" w:before="0"/>
               <w:ind w:left="120"/>
             </w:pPr>
-            <w:hyperlink w:history="1" r:id="rId6vfaz4mzzzy5ch2v3w8_l">
+            <w:hyperlink w:history="1" r:id="rIdkqeyd3zk0nibgt4ubpyd0">
               <w:r>
                 <w:rPr>
                   <w:rFonts w:ascii="Arial" w:cs="Arial" w:eastAsia="Arial" w:hAnsi="Arial"/>
@@ -24985,7 +24985,7 @@
             <w:pPr>
               <w:spacing w:after="20" w:before="0"/>
             </w:pPr>
-            <w:hyperlink w:history="1" r:id="rIdkaqzlghrpadgxawna2fou">
+            <w:hyperlink w:history="1" r:id="rIdu4068ylio7kyfkhuyuqxx">
               <w:r>
                 <w:rPr>
                   <w:rFonts w:ascii="Arial" w:cs="Arial" w:eastAsia="Arial" w:hAnsi="Arial"/>
@@ -25018,7 +25018,7 @@
               <w:spacing w:after="10" w:before="0"/>
               <w:ind w:left="120"/>
             </w:pPr>
-            <w:hyperlink w:history="1" r:id="rIdv4t9zumqt2jqhxhlgohs8">
+            <w:hyperlink w:history="1" r:id="rIdhf55po1pqx9txtwsjt9ps">
               <w:r>
                 <w:rPr>
                   <w:rFonts w:ascii="Arial" w:cs="Arial" w:eastAsia="Arial" w:hAnsi="Arial"/>
